--- a/result/Arleen y Carlos.docx
+++ b/result/Arleen y Carlos.docx
@@ -290,7 +290,7 @@
             <w:drawing>
               <wp:inline distT="0" distB="0" distL="0" distR="0">
                 <wp:extent cx="6078998" cy="5615872"/>
-                <wp:effectExtent l="0" t="0" r="0" b="4445"/>
+                <wp:effectExtent l="19050" t="0" r="0" b="0"/>
                 <wp:docPr id="378110269" name="Imagen 1"/>
                 <wp:cNvGraphicFramePr>
                   <a:graphicFrameLocks xmlns:a="http://schemas.openxmlformats.org/drawingml/2006/main" noChangeAspect="1"/>
@@ -306,6 +306,7 @@
                       </pic:nvPicPr>
                       <pic:blipFill rotWithShape="1">
                         <a:blip r:embed="rId7" cstate="print">
+                          <a:lum contrast="30000"/>
                           <a:extLst>
                             <a:ext uri="{28A0092B-C50C-407E-A947-70E740481C1C}">
                               <a14:useLocalDpi xmlns:a14="http://schemas.microsoft.com/office/drawing/2010/main" xmlns:wps="http://schemas.microsoft.com/office/word/2010/wordprocessingShape" xmlns:wpi="http://schemas.microsoft.com/office/word/2010/wordprocessingInk" xmlns:wpg="http://schemas.microsoft.com/office/word/2010/wordprocessingGroup" xmlns:w16se="http://schemas.microsoft.com/office/word/2015/wordml/symex" xmlns:w16sdtfl="http://schemas.microsoft.com/office/word/2024/wordml/sdtformatlock" xmlns:w16sdtdh="http://schemas.microsoft.com/office/word/2020/wordml/sdtdatahash" xmlns:w16du="http://schemas.microsoft.com/office/word/2023/wordml/word16du" xmlns:w16="http://schemas.microsoft.com/office/word/2018/wordml" xmlns:w16cid="http://schemas.microsoft.com/office/word/2016/wordml/cid" xmlns:w16cex="http://schemas.microsoft.com/office/word/2018/wordml/cex" xmlns:w15="http://schemas.microsoft.com/office/word/2012/wordml" xmlns:w14="http://schemas.microsoft.com/office/word/2010/wordml" xmlns:w="http://schemas.openxmlformats.org/wordprocessingml/2006/main" xmlns:w10="urn:schemas-microsoft-com:office:word" xmlns:wp14="http://schemas.microsoft.com/office/word/2010/wordprocessingDrawing" xmlns:v="urn:schemas-microsoft-com:vml" xmlns:oel="http://schemas.microsoft.com/office/2019/extlst" xmlns:o="urn:schemas-microsoft-com:office:office" xmlns:am3d="http://schemas.microsoft.com/office/drawing/2017/model3d" xmlns:aink="http://schemas.microsoft.com/office/drawing/2016/ink" xmlns:mc="http://schemas.openxmlformats.org/markup-compatibility/2006" xmlns:cx8="http://schemas.microsoft.com/office/drawing/2016/5/14/chartex" xmlns:cx7="http://schemas.microsoft.com/office/drawing/2016/5/13/chartex" xmlns:cx6="http://schemas.microsoft.com/office/drawing/2016/5/12/chartex" xmlns:cx5="http://schemas.microsoft.com/office/drawing/2016/5/11/chartex" xmlns:cx4="http://schemas.microsoft.com/office/drawing/2016/5/10/chartex" xmlns:cx3="http://schemas.microsoft.com/office/drawing/2016/5/9/chartex" xmlns:cx2="http://schemas.microsoft.com/office/drawing/2015/10/21/chartex" xmlns:cx1="http://schemas.microsoft.com/office/drawing/2015/9/8/chartex" xmlns:cx="http://schemas.microsoft.com/office/drawing/2014/chartex" xmlns:wpc="http://schemas.microsoft.com/office/word/2010/wordprocessingCanvas" xmlns="" val="0"/>
@@ -352,7 +353,7 @@
             <w:drawing>
               <wp:inline distT="0" distB="0" distL="0" distR="0">
                 <wp:extent cx="6059913" cy="6376524"/>
-                <wp:effectExtent l="0" t="0" r="0" b="5715"/>
+                <wp:effectExtent l="19050" t="0" r="0" b="0"/>
                 <wp:docPr id="73367828" name="Imagen 2"/>
                 <wp:cNvGraphicFramePr>
                   <a:graphicFrameLocks xmlns:a="http://schemas.openxmlformats.org/drawingml/2006/main" noChangeAspect="1"/>
@@ -368,6 +369,7 @@
                       </pic:nvPicPr>
                       <pic:blipFill rotWithShape="1">
                         <a:blip r:embed="rId8" cstate="print">
+                          <a:lum contrast="30000"/>
                           <a:extLst>
                             <a:ext uri="{28A0092B-C50C-407E-A947-70E740481C1C}">
                               <a14:useLocalDpi xmlns:a14="http://schemas.microsoft.com/office/drawing/2010/main" xmlns:wps="http://schemas.microsoft.com/office/word/2010/wordprocessingShape" xmlns:wpi="http://schemas.microsoft.com/office/word/2010/wordprocessingInk" xmlns:wpg="http://schemas.microsoft.com/office/word/2010/wordprocessingGroup" xmlns:w16se="http://schemas.microsoft.com/office/word/2015/wordml/symex" xmlns:w16sdtfl="http://schemas.microsoft.com/office/word/2024/wordml/sdtformatlock" xmlns:w16sdtdh="http://schemas.microsoft.com/office/word/2020/wordml/sdtdatahash" xmlns:w16du="http://schemas.microsoft.com/office/word/2023/wordml/word16du" xmlns:w16="http://schemas.microsoft.com/office/word/2018/wordml" xmlns:w16cid="http://schemas.microsoft.com/office/word/2016/wordml/cid" xmlns:w16cex="http://schemas.microsoft.com/office/word/2018/wordml/cex" xmlns:w15="http://schemas.microsoft.com/office/word/2012/wordml" xmlns:w14="http://schemas.microsoft.com/office/word/2010/wordml" xmlns:w="http://schemas.openxmlformats.org/wordprocessingml/2006/main" xmlns:w10="urn:schemas-microsoft-com:office:word" xmlns:wp14="http://schemas.microsoft.com/office/word/2010/wordprocessingDrawing" xmlns:v="urn:schemas-microsoft-com:vml" xmlns:oel="http://schemas.microsoft.com/office/2019/extlst" xmlns:o="urn:schemas-microsoft-com:office:office" xmlns:am3d="http://schemas.microsoft.com/office/drawing/2017/model3d" xmlns:aink="http://schemas.microsoft.com/office/drawing/2016/ink" xmlns:mc="http://schemas.openxmlformats.org/markup-compatibility/2006" xmlns:cx8="http://schemas.microsoft.com/office/drawing/2016/5/14/chartex" xmlns:cx7="http://schemas.microsoft.com/office/drawing/2016/5/13/chartex" xmlns:cx6="http://schemas.microsoft.com/office/drawing/2016/5/12/chartex" xmlns:cx5="http://schemas.microsoft.com/office/drawing/2016/5/11/chartex" xmlns:cx4="http://schemas.microsoft.com/office/drawing/2016/5/10/chartex" xmlns:cx3="http://schemas.microsoft.com/office/drawing/2016/5/9/chartex" xmlns:cx2="http://schemas.microsoft.com/office/drawing/2015/10/21/chartex" xmlns:cx1="http://schemas.microsoft.com/office/drawing/2015/9/8/chartex" xmlns:cx="http://schemas.microsoft.com/office/drawing/2014/chartex" xmlns:wpc="http://schemas.microsoft.com/office/word/2010/wordprocessingCanvas" xmlns="" val="0"/>
@@ -414,7 +416,7 @@
             <w:drawing>
               <wp:inline distT="0" distB="0" distL="0" distR="0">
                 <wp:extent cx="5907186" cy="7600709"/>
-                <wp:effectExtent l="0" t="0" r="0" b="635"/>
+                <wp:effectExtent l="19050" t="0" r="0" b="0"/>
                 <wp:docPr id="249518492" name="Imagen 3"/>
                 <wp:cNvGraphicFramePr>
                   <a:graphicFrameLocks xmlns:a="http://schemas.openxmlformats.org/drawingml/2006/main" noChangeAspect="1"/>
@@ -430,6 +432,7 @@
                       </pic:nvPicPr>
                       <pic:blipFill>
                         <a:blip r:embed="rId9" cstate="print">
+                          <a:lum contrast="30000"/>
                           <a:extLst>
                             <a:ext uri="{28A0092B-C50C-407E-A947-70E740481C1C}">
                               <a14:useLocalDpi xmlns:a14="http://schemas.microsoft.com/office/drawing/2010/main" xmlns:wps="http://schemas.microsoft.com/office/word/2010/wordprocessingShape" xmlns:wpi="http://schemas.microsoft.com/office/word/2010/wordprocessingInk" xmlns:wpg="http://schemas.microsoft.com/office/word/2010/wordprocessingGroup" xmlns:w16se="http://schemas.microsoft.com/office/word/2015/wordml/symex" xmlns:w16sdtfl="http://schemas.microsoft.com/office/word/2024/wordml/sdtformatlock" xmlns:w16sdtdh="http://schemas.microsoft.com/office/word/2020/wordml/sdtdatahash" xmlns:w16du="http://schemas.microsoft.com/office/word/2023/wordml/word16du" xmlns:w16="http://schemas.microsoft.com/office/word/2018/wordml" xmlns:w16cid="http://schemas.microsoft.com/office/word/2016/wordml/cid" xmlns:w16cex="http://schemas.microsoft.com/office/word/2018/wordml/cex" xmlns:w15="http://schemas.microsoft.com/office/word/2012/wordml" xmlns:w14="http://schemas.microsoft.com/office/word/2010/wordml" xmlns:w="http://schemas.openxmlformats.org/wordprocessingml/2006/main" xmlns:w10="urn:schemas-microsoft-com:office:word" xmlns:wp14="http://schemas.microsoft.com/office/word/2010/wordprocessingDrawing" xmlns:v="urn:schemas-microsoft-com:vml" xmlns:oel="http://schemas.microsoft.com/office/2019/extlst" xmlns:o="urn:schemas-microsoft-com:office:office" xmlns:am3d="http://schemas.microsoft.com/office/drawing/2017/model3d" xmlns:aink="http://schemas.microsoft.com/office/drawing/2016/ink" xmlns:mc="http://schemas.openxmlformats.org/markup-compatibility/2006" xmlns:cx8="http://schemas.microsoft.com/office/drawing/2016/5/14/chartex" xmlns:cx7="http://schemas.microsoft.com/office/drawing/2016/5/13/chartex" xmlns:cx6="http://schemas.microsoft.com/office/drawing/2016/5/12/chartex" xmlns:cx5="http://schemas.microsoft.com/office/drawing/2016/5/11/chartex" xmlns:cx4="http://schemas.microsoft.com/office/drawing/2016/5/10/chartex" xmlns:cx3="http://schemas.microsoft.com/office/drawing/2016/5/9/chartex" xmlns:cx2="http://schemas.microsoft.com/office/drawing/2015/10/21/chartex" xmlns:cx1="http://schemas.microsoft.com/office/drawing/2015/9/8/chartex" xmlns:cx="http://schemas.microsoft.com/office/drawing/2014/chartex" xmlns:wpc="http://schemas.microsoft.com/office/word/2010/wordprocessingCanvas" xmlns="" val="0"/>
@@ -473,7 +476,7 @@
         <w:drawing>
           <wp:inline distT="0" distB="0" distL="0" distR="0">
             <wp:extent cx="6052842" cy="7652888"/>
-            <wp:effectExtent l="0" t="0" r="5080" b="5715"/>
+            <wp:effectExtent l="19050" t="0" r="5058" b="0"/>
             <wp:docPr id="1320498287" name="Imagen 4"/>
             <wp:cNvGraphicFramePr>
               <a:graphicFrameLocks xmlns:a="http://schemas.openxmlformats.org/drawingml/2006/main" noChangeAspect="1"/>
@@ -489,6 +492,7 @@
                   </pic:nvPicPr>
                   <pic:blipFill>
                     <a:blip r:embed="rId10" cstate="print">
+                      <a:lum contrast="30000"/>
                       <a:extLst>
                         <a:ext uri="{28A0092B-C50C-407E-A947-70E740481C1C}">
                           <a14:useLocalDpi xmlns:a14="http://schemas.microsoft.com/office/drawing/2010/main" xmlns:wps="http://schemas.microsoft.com/office/word/2010/wordprocessingShape" xmlns:wpi="http://schemas.microsoft.com/office/word/2010/wordprocessingInk" xmlns:wpg="http://schemas.microsoft.com/office/word/2010/wordprocessingGroup" xmlns:w16se="http://schemas.microsoft.com/office/word/2015/wordml/symex" xmlns:w16sdtfl="http://schemas.microsoft.com/office/word/2024/wordml/sdtformatlock" xmlns:w16sdtdh="http://schemas.microsoft.com/office/word/2020/wordml/sdtdatahash" xmlns:w16du="http://schemas.microsoft.com/office/word/2023/wordml/word16du" xmlns:w16="http://schemas.microsoft.com/office/word/2018/wordml" xmlns:w16cid="http://schemas.microsoft.com/office/word/2016/wordml/cid" xmlns:w16cex="http://schemas.microsoft.com/office/word/2018/wordml/cex" xmlns:w15="http://schemas.microsoft.com/office/word/2012/wordml" xmlns:w14="http://schemas.microsoft.com/office/word/2010/wordml" xmlns:w="http://schemas.openxmlformats.org/wordprocessingml/2006/main" xmlns:w10="urn:schemas-microsoft-com:office:word" xmlns:wp14="http://schemas.microsoft.com/office/word/2010/wordprocessingDrawing" xmlns:v="urn:schemas-microsoft-com:vml" xmlns:oel="http://schemas.microsoft.com/office/2019/extlst" xmlns:o="urn:schemas-microsoft-com:office:office" xmlns:am3d="http://schemas.microsoft.com/office/drawing/2017/model3d" xmlns:aink="http://schemas.microsoft.com/office/drawing/2016/ink" xmlns:mc="http://schemas.openxmlformats.org/markup-compatibility/2006" xmlns:cx8="http://schemas.microsoft.com/office/drawing/2016/5/14/chartex" xmlns:cx7="http://schemas.microsoft.com/office/drawing/2016/5/13/chartex" xmlns:cx6="http://schemas.microsoft.com/office/drawing/2016/5/12/chartex" xmlns:cx5="http://schemas.microsoft.com/office/drawing/2016/5/11/chartex" xmlns:cx4="http://schemas.microsoft.com/office/drawing/2016/5/10/chartex" xmlns:cx3="http://schemas.microsoft.com/office/drawing/2016/5/9/chartex" xmlns:cx2="http://schemas.microsoft.com/office/drawing/2015/10/21/chartex" xmlns:cx1="http://schemas.microsoft.com/office/drawing/2015/9/8/chartex" xmlns:cx="http://schemas.microsoft.com/office/drawing/2014/chartex" xmlns:wpc="http://schemas.microsoft.com/office/word/2010/wordprocessingCanvas" xmlns="" val="0"/>
@@ -4346,6 +4350,1474 @@
         <w:lastRenderedPageBreak/>
         <w:t xml:space="preserve">2. </w:t>
       </w:r>
+      <w:r>
+        <w:rPr>
+          <w:sz w:val="28"/>
+        </w:rPr>
+        <w:t>a)</w:t>
+      </w:r>
+    </w:p>
+    <w:tbl>
+      <w:tblPr>
+        <w:tblW w:w="7840" w:type="dxa"/>
+        <w:tblInd w:w="57" w:type="dxa"/>
+        <w:tblCellMar>
+          <w:left w:w="70" w:type="dxa"/>
+          <w:right w:w="70" w:type="dxa"/>
+        </w:tblCellMar>
+        <w:tblLook w:val="04A0"/>
+      </w:tblPr>
+      <w:tblGrid>
+        <w:gridCol w:w="960"/>
+        <w:gridCol w:w="960"/>
+        <w:gridCol w:w="976"/>
+        <w:gridCol w:w="976"/>
+        <w:gridCol w:w="1400"/>
+        <w:gridCol w:w="1360"/>
+        <w:gridCol w:w="1263"/>
+      </w:tblGrid>
+      <w:tr>
+        <w:trPr>
+          <w:trHeight w:val="300"/>
+        </w:trPr>
+        <w:tc>
+          <w:tcPr>
+            <w:tcW w:w="960" w:type="dxa"/>
+            <w:tcBorders>
+              <w:top w:val="single" w:sz="4" w:space="0" w:color="auto"/>
+              <w:left w:val="single" w:sz="4" w:space="0" w:color="auto"/>
+              <w:bottom w:val="single" w:sz="4" w:space="0" w:color="auto"/>
+              <w:right w:val="single" w:sz="4" w:space="0" w:color="auto"/>
+            </w:tcBorders>
+            <w:shd w:val="clear" w:color="auto" w:fill="auto"/>
+            <w:noWrap/>
+            <w:hideMark/>
+          </w:tcPr>
+          <w:p>
+            <w:pPr>
+              <w:spacing w:after="0" w:line="240" w:lineRule="auto"/>
+              <w:jc w:val="center"/>
+              <w:rPr>
+                <w:rFonts w:ascii="Calibri" w:eastAsia="Times New Roman" w:hAnsi="Calibri" w:cs="Calibri"/>
+                <w:b/>
+                <w:bCs/>
+                <w:kern w:val="0"/>
+                <w:sz w:val="22"/>
+                <w:szCs w:val="22"/>
+                <w:lang w:eastAsia="es-ES"/>
+              </w:rPr>
+            </w:pPr>
+            <w:proofErr w:type="spellStart"/>
+            <w:r>
+              <w:rPr>
+                <w:rFonts w:ascii="Calibri" w:eastAsia="Times New Roman" w:hAnsi="Calibri" w:cs="Calibri"/>
+                <w:b/>
+                <w:bCs/>
+                <w:kern w:val="0"/>
+                <w:sz w:val="22"/>
+                <w:szCs w:val="22"/>
+                <w:lang w:eastAsia="es-ES"/>
+              </w:rPr>
+              <w:t>N_inter</w:t>
+            </w:r>
+            <w:proofErr w:type="spellEnd"/>
+          </w:p>
+        </w:tc>
+        <w:tc>
+          <w:tcPr>
+            <w:tcW w:w="960" w:type="dxa"/>
+            <w:tcBorders>
+              <w:top w:val="single" w:sz="4" w:space="0" w:color="auto"/>
+              <w:left w:val="nil"/>
+              <w:bottom w:val="single" w:sz="4" w:space="0" w:color="auto"/>
+              <w:right w:val="single" w:sz="4" w:space="0" w:color="auto"/>
+            </w:tcBorders>
+            <w:shd w:val="clear" w:color="auto" w:fill="auto"/>
+            <w:noWrap/>
+            <w:hideMark/>
+          </w:tcPr>
+          <w:p>
+            <w:pPr>
+              <w:spacing w:after="0" w:line="240" w:lineRule="auto"/>
+              <w:jc w:val="center"/>
+              <w:rPr>
+                <w:rFonts w:ascii="Calibri" w:eastAsia="Times New Roman" w:hAnsi="Calibri" w:cs="Calibri"/>
+                <w:b/>
+                <w:bCs/>
+                <w:kern w:val="0"/>
+                <w:sz w:val="22"/>
+                <w:szCs w:val="22"/>
+                <w:lang w:eastAsia="es-ES"/>
+              </w:rPr>
+            </w:pPr>
+            <w:r>
+              <w:rPr>
+                <w:rFonts w:ascii="Calibri" w:eastAsia="Times New Roman" w:hAnsi="Calibri" w:cs="Calibri"/>
+                <w:b/>
+                <w:bCs/>
+                <w:kern w:val="0"/>
+                <w:sz w:val="22"/>
+                <w:szCs w:val="22"/>
+                <w:lang w:eastAsia="es-ES"/>
+              </w:rPr>
+              <w:t>malla</w:t>
+            </w:r>
+          </w:p>
+        </w:tc>
+        <w:tc>
+          <w:tcPr>
+            <w:tcW w:w="960" w:type="dxa"/>
+            <w:tcBorders>
+              <w:top w:val="single" w:sz="4" w:space="0" w:color="auto"/>
+              <w:left w:val="nil"/>
+              <w:bottom w:val="single" w:sz="4" w:space="0" w:color="auto"/>
+              <w:right w:val="single" w:sz="4" w:space="0" w:color="auto"/>
+            </w:tcBorders>
+            <w:shd w:val="clear" w:color="auto" w:fill="auto"/>
+            <w:noWrap/>
+            <w:hideMark/>
+          </w:tcPr>
+          <w:p>
+            <w:pPr>
+              <w:spacing w:after="0" w:line="240" w:lineRule="auto"/>
+              <w:jc w:val="center"/>
+              <w:rPr>
+                <w:rFonts w:ascii="Calibri" w:eastAsia="Times New Roman" w:hAnsi="Calibri" w:cs="Calibri"/>
+                <w:b/>
+                <w:bCs/>
+                <w:kern w:val="0"/>
+                <w:sz w:val="22"/>
+                <w:szCs w:val="22"/>
+                <w:lang w:eastAsia="es-ES"/>
+              </w:rPr>
+            </w:pPr>
+            <w:r>
+              <w:rPr>
+                <w:rFonts w:ascii="Calibri" w:eastAsia="Times New Roman" w:hAnsi="Calibri" w:cs="Calibri"/>
+                <w:b/>
+                <w:bCs/>
+                <w:kern w:val="0"/>
+                <w:sz w:val="22"/>
+                <w:szCs w:val="22"/>
+                <w:lang w:eastAsia="es-ES"/>
+              </w:rPr>
+              <w:t>x10</w:t>
+            </w:r>
+          </w:p>
+        </w:tc>
+        <w:tc>
+          <w:tcPr>
+            <w:tcW w:w="960" w:type="dxa"/>
+            <w:tcBorders>
+              <w:top w:val="single" w:sz="4" w:space="0" w:color="auto"/>
+              <w:left w:val="nil"/>
+              <w:bottom w:val="single" w:sz="4" w:space="0" w:color="auto"/>
+              <w:right w:val="single" w:sz="4" w:space="0" w:color="auto"/>
+            </w:tcBorders>
+            <w:shd w:val="clear" w:color="auto" w:fill="auto"/>
+            <w:noWrap/>
+            <w:hideMark/>
+          </w:tcPr>
+          <w:p>
+            <w:pPr>
+              <w:spacing w:after="0" w:line="240" w:lineRule="auto"/>
+              <w:jc w:val="center"/>
+              <w:rPr>
+                <w:rFonts w:ascii="Calibri" w:eastAsia="Times New Roman" w:hAnsi="Calibri" w:cs="Calibri"/>
+                <w:b/>
+                <w:bCs/>
+                <w:kern w:val="0"/>
+                <w:sz w:val="22"/>
+                <w:szCs w:val="22"/>
+                <w:lang w:eastAsia="es-ES"/>
+              </w:rPr>
+            </w:pPr>
+            <w:r>
+              <w:rPr>
+                <w:rFonts w:ascii="Calibri" w:eastAsia="Times New Roman" w:hAnsi="Calibri" w:cs="Calibri"/>
+                <w:b/>
+                <w:bCs/>
+                <w:kern w:val="0"/>
+                <w:sz w:val="22"/>
+                <w:szCs w:val="22"/>
+                <w:lang w:eastAsia="es-ES"/>
+              </w:rPr>
+              <w:t>x25</w:t>
+            </w:r>
+          </w:p>
+        </w:tc>
+        <w:tc>
+          <w:tcPr>
+            <w:tcW w:w="1400" w:type="dxa"/>
+            <w:tcBorders>
+              <w:top w:val="single" w:sz="4" w:space="0" w:color="auto"/>
+              <w:left w:val="nil"/>
+              <w:bottom w:val="single" w:sz="4" w:space="0" w:color="auto"/>
+              <w:right w:val="single" w:sz="4" w:space="0" w:color="auto"/>
+            </w:tcBorders>
+            <w:shd w:val="clear" w:color="auto" w:fill="auto"/>
+            <w:noWrap/>
+            <w:hideMark/>
+          </w:tcPr>
+          <w:p>
+            <w:pPr>
+              <w:spacing w:after="0" w:line="240" w:lineRule="auto"/>
+              <w:jc w:val="center"/>
+              <w:rPr>
+                <w:rFonts w:ascii="Calibri" w:eastAsia="Times New Roman" w:hAnsi="Calibri" w:cs="Calibri"/>
+                <w:b/>
+                <w:bCs/>
+                <w:kern w:val="0"/>
+                <w:sz w:val="22"/>
+                <w:szCs w:val="22"/>
+                <w:lang w:eastAsia="es-ES"/>
+              </w:rPr>
+            </w:pPr>
+            <w:r>
+              <w:rPr>
+                <w:rFonts w:ascii="Calibri" w:eastAsia="Times New Roman" w:hAnsi="Calibri" w:cs="Calibri"/>
+                <w:b/>
+                <w:bCs/>
+                <w:kern w:val="0"/>
+                <w:sz w:val="22"/>
+                <w:szCs w:val="22"/>
+                <w:lang w:eastAsia="es-ES"/>
+              </w:rPr>
+              <w:t>x40</w:t>
+            </w:r>
+          </w:p>
+        </w:tc>
+        <w:tc>
+          <w:tcPr>
+            <w:tcW w:w="1360" w:type="dxa"/>
+            <w:tcBorders>
+              <w:top w:val="single" w:sz="4" w:space="0" w:color="auto"/>
+              <w:left w:val="nil"/>
+              <w:bottom w:val="single" w:sz="4" w:space="0" w:color="auto"/>
+              <w:right w:val="single" w:sz="4" w:space="0" w:color="auto"/>
+            </w:tcBorders>
+            <w:shd w:val="clear" w:color="auto" w:fill="auto"/>
+            <w:noWrap/>
+            <w:hideMark/>
+          </w:tcPr>
+          <w:p>
+            <w:pPr>
+              <w:spacing w:after="0" w:line="240" w:lineRule="auto"/>
+              <w:jc w:val="center"/>
+              <w:rPr>
+                <w:rFonts w:ascii="Calibri" w:eastAsia="Times New Roman" w:hAnsi="Calibri" w:cs="Calibri"/>
+                <w:b/>
+                <w:bCs/>
+                <w:kern w:val="0"/>
+                <w:sz w:val="22"/>
+                <w:szCs w:val="22"/>
+                <w:lang w:eastAsia="es-ES"/>
+              </w:rPr>
+            </w:pPr>
+            <w:r>
+              <w:rPr>
+                <w:rFonts w:ascii="Calibri" w:eastAsia="Times New Roman" w:hAnsi="Calibri" w:cs="Calibri"/>
+                <w:b/>
+                <w:bCs/>
+                <w:kern w:val="0"/>
+                <w:sz w:val="22"/>
+                <w:szCs w:val="22"/>
+                <w:lang w:eastAsia="es-ES"/>
+              </w:rPr>
+              <w:t>fugas(J+)</w:t>
+            </w:r>
+          </w:p>
+        </w:tc>
+        <w:tc>
+          <w:tcPr>
+            <w:tcW w:w="1240" w:type="dxa"/>
+            <w:tcBorders>
+              <w:top w:val="single" w:sz="4" w:space="0" w:color="auto"/>
+              <w:left w:val="nil"/>
+              <w:bottom w:val="single" w:sz="4" w:space="0" w:color="auto"/>
+              <w:right w:val="single" w:sz="4" w:space="0" w:color="auto"/>
+            </w:tcBorders>
+            <w:shd w:val="clear" w:color="auto" w:fill="auto"/>
+            <w:noWrap/>
+            <w:hideMark/>
+          </w:tcPr>
+          <w:p>
+            <w:pPr>
+              <w:spacing w:after="0" w:line="240" w:lineRule="auto"/>
+              <w:jc w:val="center"/>
+              <w:rPr>
+                <w:rFonts w:ascii="Calibri" w:eastAsia="Times New Roman" w:hAnsi="Calibri" w:cs="Calibri"/>
+                <w:b/>
+                <w:bCs/>
+                <w:kern w:val="0"/>
+                <w:sz w:val="22"/>
+                <w:szCs w:val="22"/>
+                <w:lang w:eastAsia="es-ES"/>
+              </w:rPr>
+            </w:pPr>
+            <w:r>
+              <w:rPr>
+                <w:rFonts w:ascii="Calibri" w:eastAsia="Times New Roman" w:hAnsi="Calibri" w:cs="Calibri"/>
+                <w:b/>
+                <w:bCs/>
+                <w:kern w:val="0"/>
+                <w:sz w:val="22"/>
+                <w:szCs w:val="22"/>
+                <w:lang w:eastAsia="es-ES"/>
+              </w:rPr>
+              <w:t>converge</w:t>
+            </w:r>
+          </w:p>
+        </w:tc>
+      </w:tr>
+      <w:tr>
+        <w:trPr>
+          <w:trHeight w:val="300"/>
+        </w:trPr>
+        <w:tc>
+          <w:tcPr>
+            <w:tcW w:w="960" w:type="dxa"/>
+            <w:tcBorders>
+              <w:top w:val="nil"/>
+              <w:left w:val="nil"/>
+              <w:bottom w:val="nil"/>
+              <w:right w:val="nil"/>
+            </w:tcBorders>
+            <w:shd w:val="clear" w:color="auto" w:fill="auto"/>
+            <w:noWrap/>
+            <w:vAlign w:val="bottom"/>
+            <w:hideMark/>
+          </w:tcPr>
+          <w:p>
+            <w:pPr>
+              <w:spacing w:after="0" w:line="240" w:lineRule="auto"/>
+              <w:jc w:val="right"/>
+              <w:rPr>
+                <w:rFonts w:ascii="Calibri" w:eastAsia="Times New Roman" w:hAnsi="Calibri" w:cs="Calibri"/>
+                <w:color w:val="000000"/>
+                <w:kern w:val="0"/>
+                <w:sz w:val="22"/>
+                <w:szCs w:val="22"/>
+                <w:lang w:eastAsia="es-ES"/>
+              </w:rPr>
+            </w:pPr>
+            <w:r>
+              <w:rPr>
+                <w:rFonts w:ascii="Calibri" w:eastAsia="Times New Roman" w:hAnsi="Calibri" w:cs="Calibri"/>
+                <w:color w:val="000000"/>
+                <w:kern w:val="0"/>
+                <w:sz w:val="22"/>
+                <w:szCs w:val="22"/>
+                <w:lang w:eastAsia="es-ES"/>
+              </w:rPr>
+              <w:t>468</w:t>
+            </w:r>
+          </w:p>
+        </w:tc>
+        <w:tc>
+          <w:tcPr>
+            <w:tcW w:w="960" w:type="dxa"/>
+            <w:tcBorders>
+              <w:top w:val="nil"/>
+              <w:left w:val="nil"/>
+              <w:bottom w:val="nil"/>
+              <w:right w:val="nil"/>
+            </w:tcBorders>
+            <w:shd w:val="clear" w:color="auto" w:fill="auto"/>
+            <w:noWrap/>
+            <w:vAlign w:val="bottom"/>
+            <w:hideMark/>
+          </w:tcPr>
+          <w:p>
+            <w:pPr>
+              <w:spacing w:after="0" w:line="240" w:lineRule="auto"/>
+              <w:jc w:val="right"/>
+              <w:rPr>
+                <w:rFonts w:ascii="Calibri" w:eastAsia="Times New Roman" w:hAnsi="Calibri" w:cs="Calibri"/>
+                <w:color w:val="000000"/>
+                <w:kern w:val="0"/>
+                <w:sz w:val="22"/>
+                <w:szCs w:val="22"/>
+                <w:lang w:eastAsia="es-ES"/>
+              </w:rPr>
+            </w:pPr>
+            <w:r>
+              <w:rPr>
+                <w:rFonts w:ascii="Calibri" w:eastAsia="Times New Roman" w:hAnsi="Calibri" w:cs="Calibri"/>
+                <w:color w:val="000000"/>
+                <w:kern w:val="0"/>
+                <w:sz w:val="22"/>
+                <w:szCs w:val="22"/>
+                <w:lang w:eastAsia="es-ES"/>
+              </w:rPr>
+              <w:t>100</w:t>
+            </w:r>
+          </w:p>
+        </w:tc>
+        <w:tc>
+          <w:tcPr>
+            <w:tcW w:w="960" w:type="dxa"/>
+            <w:tcBorders>
+              <w:top w:val="nil"/>
+              <w:left w:val="nil"/>
+              <w:bottom w:val="nil"/>
+              <w:right w:val="nil"/>
+            </w:tcBorders>
+            <w:shd w:val="clear" w:color="auto" w:fill="auto"/>
+            <w:noWrap/>
+            <w:vAlign w:val="bottom"/>
+            <w:hideMark/>
+          </w:tcPr>
+          <w:p>
+            <w:pPr>
+              <w:spacing w:after="0" w:line="240" w:lineRule="auto"/>
+              <w:jc w:val="right"/>
+              <w:rPr>
+                <w:rFonts w:ascii="Calibri" w:eastAsia="Times New Roman" w:hAnsi="Calibri" w:cs="Calibri"/>
+                <w:color w:val="000000"/>
+                <w:kern w:val="0"/>
+                <w:sz w:val="22"/>
+                <w:szCs w:val="22"/>
+                <w:lang w:eastAsia="es-ES"/>
+              </w:rPr>
+            </w:pPr>
+            <w:r>
+              <w:rPr>
+                <w:rFonts w:ascii="Calibri" w:eastAsia="Times New Roman" w:hAnsi="Calibri" w:cs="Calibri"/>
+                <w:color w:val="000000"/>
+                <w:kern w:val="0"/>
+                <w:sz w:val="22"/>
+                <w:szCs w:val="22"/>
+                <w:lang w:eastAsia="es-ES"/>
+              </w:rPr>
+              <w:t>34,66092</w:t>
+            </w:r>
+          </w:p>
+        </w:tc>
+        <w:tc>
+          <w:tcPr>
+            <w:tcW w:w="960" w:type="dxa"/>
+            <w:tcBorders>
+              <w:top w:val="nil"/>
+              <w:left w:val="nil"/>
+              <w:bottom w:val="nil"/>
+              <w:right w:val="nil"/>
+            </w:tcBorders>
+            <w:shd w:val="clear" w:color="auto" w:fill="auto"/>
+            <w:noWrap/>
+            <w:vAlign w:val="bottom"/>
+            <w:hideMark/>
+          </w:tcPr>
+          <w:p>
+            <w:pPr>
+              <w:spacing w:after="0" w:line="240" w:lineRule="auto"/>
+              <w:jc w:val="right"/>
+              <w:rPr>
+                <w:rFonts w:ascii="Calibri" w:eastAsia="Times New Roman" w:hAnsi="Calibri" w:cs="Calibri"/>
+                <w:color w:val="000000"/>
+                <w:kern w:val="0"/>
+                <w:sz w:val="22"/>
+                <w:szCs w:val="22"/>
+                <w:lang w:eastAsia="es-ES"/>
+              </w:rPr>
+            </w:pPr>
+            <w:r>
+              <w:rPr>
+                <w:rFonts w:ascii="Calibri" w:eastAsia="Times New Roman" w:hAnsi="Calibri" w:cs="Calibri"/>
+                <w:color w:val="000000"/>
+                <w:kern w:val="0"/>
+                <w:sz w:val="22"/>
+                <w:szCs w:val="22"/>
+                <w:lang w:eastAsia="es-ES"/>
+              </w:rPr>
+              <w:t>0,003793</w:t>
+            </w:r>
+          </w:p>
+        </w:tc>
+        <w:tc>
+          <w:tcPr>
+            <w:tcW w:w="1400" w:type="dxa"/>
+            <w:tcBorders>
+              <w:top w:val="nil"/>
+              <w:left w:val="nil"/>
+              <w:bottom w:val="nil"/>
+              <w:right w:val="nil"/>
+            </w:tcBorders>
+            <w:shd w:val="clear" w:color="auto" w:fill="auto"/>
+            <w:noWrap/>
+            <w:vAlign w:val="bottom"/>
+            <w:hideMark/>
+          </w:tcPr>
+          <w:p>
+            <w:pPr>
+              <w:spacing w:after="0" w:line="240" w:lineRule="auto"/>
+              <w:jc w:val="right"/>
+              <w:rPr>
+                <w:rFonts w:ascii="Calibri" w:eastAsia="Times New Roman" w:hAnsi="Calibri" w:cs="Calibri"/>
+                <w:color w:val="000000"/>
+                <w:kern w:val="0"/>
+                <w:sz w:val="22"/>
+                <w:szCs w:val="22"/>
+                <w:lang w:eastAsia="es-ES"/>
+              </w:rPr>
+            </w:pPr>
+            <w:r>
+              <w:rPr>
+                <w:rFonts w:ascii="Calibri" w:eastAsia="Times New Roman" w:hAnsi="Calibri" w:cs="Calibri"/>
+                <w:color w:val="000000"/>
+                <w:kern w:val="0"/>
+                <w:sz w:val="22"/>
+                <w:szCs w:val="22"/>
+                <w:lang w:eastAsia="es-ES"/>
+              </w:rPr>
+              <w:t>0,003777421</w:t>
+            </w:r>
+          </w:p>
+        </w:tc>
+        <w:tc>
+          <w:tcPr>
+            <w:tcW w:w="1360" w:type="dxa"/>
+            <w:tcBorders>
+              <w:top w:val="nil"/>
+              <w:left w:val="nil"/>
+              <w:bottom w:val="nil"/>
+              <w:right w:val="nil"/>
+            </w:tcBorders>
+            <w:shd w:val="clear" w:color="auto" w:fill="auto"/>
+            <w:noWrap/>
+            <w:vAlign w:val="bottom"/>
+            <w:hideMark/>
+          </w:tcPr>
+          <w:p>
+            <w:pPr>
+              <w:spacing w:after="0" w:line="240" w:lineRule="auto"/>
+              <w:jc w:val="right"/>
+              <w:rPr>
+                <w:rFonts w:ascii="Calibri" w:eastAsia="Times New Roman" w:hAnsi="Calibri" w:cs="Calibri"/>
+                <w:color w:val="000000"/>
+                <w:kern w:val="0"/>
+                <w:sz w:val="22"/>
+                <w:szCs w:val="22"/>
+                <w:lang w:eastAsia="es-ES"/>
+              </w:rPr>
+            </w:pPr>
+            <w:r>
+              <w:rPr>
+                <w:rFonts w:ascii="Calibri" w:eastAsia="Times New Roman" w:hAnsi="Calibri" w:cs="Calibri"/>
+                <w:color w:val="000000"/>
+                <w:kern w:val="0"/>
+                <w:sz w:val="22"/>
+                <w:szCs w:val="22"/>
+                <w:lang w:eastAsia="es-ES"/>
+              </w:rPr>
+              <w:t>0,2999</w:t>
+            </w:r>
+          </w:p>
+        </w:tc>
+        <w:tc>
+          <w:tcPr>
+            <w:tcW w:w="1240" w:type="dxa"/>
+            <w:tcBorders>
+              <w:top w:val="nil"/>
+              <w:left w:val="nil"/>
+              <w:bottom w:val="nil"/>
+              <w:right w:val="nil"/>
+            </w:tcBorders>
+            <w:shd w:val="clear" w:color="auto" w:fill="auto"/>
+            <w:noWrap/>
+            <w:vAlign w:val="bottom"/>
+            <w:hideMark/>
+          </w:tcPr>
+          <w:p>
+            <w:pPr>
+              <w:spacing w:after="0" w:line="240" w:lineRule="auto"/>
+              <w:jc w:val="center"/>
+              <w:rPr>
+                <w:rFonts w:ascii="Calibri" w:eastAsia="Times New Roman" w:hAnsi="Calibri" w:cs="Calibri"/>
+                <w:color w:val="000000"/>
+                <w:kern w:val="0"/>
+                <w:sz w:val="22"/>
+                <w:szCs w:val="22"/>
+                <w:lang w:eastAsia="es-ES"/>
+              </w:rPr>
+            </w:pPr>
+            <w:r>
+              <w:rPr>
+                <w:rFonts w:ascii="Calibri" w:eastAsia="Times New Roman" w:hAnsi="Calibri" w:cs="Calibri"/>
+                <w:color w:val="000000"/>
+                <w:kern w:val="0"/>
+                <w:sz w:val="22"/>
+                <w:szCs w:val="22"/>
+                <w:lang w:eastAsia="es-ES"/>
+              </w:rPr>
+              <w:t>VERDADERO</w:t>
+            </w:r>
+          </w:p>
+        </w:tc>
+      </w:tr>
+      <w:tr>
+        <w:trPr>
+          <w:trHeight w:val="300"/>
+        </w:trPr>
+        <w:tc>
+          <w:tcPr>
+            <w:tcW w:w="960" w:type="dxa"/>
+            <w:tcBorders>
+              <w:top w:val="nil"/>
+              <w:left w:val="nil"/>
+              <w:bottom w:val="nil"/>
+              <w:right w:val="nil"/>
+            </w:tcBorders>
+            <w:shd w:val="clear" w:color="auto" w:fill="auto"/>
+            <w:noWrap/>
+            <w:vAlign w:val="bottom"/>
+            <w:hideMark/>
+          </w:tcPr>
+          <w:p>
+            <w:pPr>
+              <w:spacing w:after="0" w:line="240" w:lineRule="auto"/>
+              <w:jc w:val="right"/>
+              <w:rPr>
+                <w:rFonts w:ascii="Calibri" w:eastAsia="Times New Roman" w:hAnsi="Calibri" w:cs="Calibri"/>
+                <w:color w:val="000000"/>
+                <w:kern w:val="0"/>
+                <w:sz w:val="22"/>
+                <w:szCs w:val="22"/>
+                <w:lang w:eastAsia="es-ES"/>
+              </w:rPr>
+            </w:pPr>
+            <w:r>
+              <w:rPr>
+                <w:rFonts w:ascii="Calibri" w:eastAsia="Times New Roman" w:hAnsi="Calibri" w:cs="Calibri"/>
+                <w:color w:val="000000"/>
+                <w:kern w:val="0"/>
+                <w:sz w:val="22"/>
+                <w:szCs w:val="22"/>
+                <w:lang w:eastAsia="es-ES"/>
+              </w:rPr>
+              <w:t>468</w:t>
+            </w:r>
+          </w:p>
+        </w:tc>
+        <w:tc>
+          <w:tcPr>
+            <w:tcW w:w="960" w:type="dxa"/>
+            <w:tcBorders>
+              <w:top w:val="nil"/>
+              <w:left w:val="nil"/>
+              <w:bottom w:val="nil"/>
+              <w:right w:val="nil"/>
+            </w:tcBorders>
+            <w:shd w:val="clear" w:color="auto" w:fill="auto"/>
+            <w:noWrap/>
+            <w:vAlign w:val="bottom"/>
+            <w:hideMark/>
+          </w:tcPr>
+          <w:p>
+            <w:pPr>
+              <w:spacing w:after="0" w:line="240" w:lineRule="auto"/>
+              <w:jc w:val="right"/>
+              <w:rPr>
+                <w:rFonts w:ascii="Calibri" w:eastAsia="Times New Roman" w:hAnsi="Calibri" w:cs="Calibri"/>
+                <w:color w:val="000000"/>
+                <w:kern w:val="0"/>
+                <w:sz w:val="22"/>
+                <w:szCs w:val="22"/>
+                <w:lang w:eastAsia="es-ES"/>
+              </w:rPr>
+            </w:pPr>
+            <w:r>
+              <w:rPr>
+                <w:rFonts w:ascii="Calibri" w:eastAsia="Times New Roman" w:hAnsi="Calibri" w:cs="Calibri"/>
+                <w:color w:val="000000"/>
+                <w:kern w:val="0"/>
+                <w:sz w:val="22"/>
+                <w:szCs w:val="22"/>
+                <w:lang w:eastAsia="es-ES"/>
+              </w:rPr>
+              <w:t>50</w:t>
+            </w:r>
+          </w:p>
+        </w:tc>
+        <w:tc>
+          <w:tcPr>
+            <w:tcW w:w="960" w:type="dxa"/>
+            <w:tcBorders>
+              <w:top w:val="nil"/>
+              <w:left w:val="nil"/>
+              <w:bottom w:val="nil"/>
+              <w:right w:val="nil"/>
+            </w:tcBorders>
+            <w:shd w:val="clear" w:color="auto" w:fill="auto"/>
+            <w:noWrap/>
+            <w:vAlign w:val="bottom"/>
+            <w:hideMark/>
+          </w:tcPr>
+          <w:p>
+            <w:pPr>
+              <w:spacing w:after="0" w:line="240" w:lineRule="auto"/>
+              <w:jc w:val="right"/>
+              <w:rPr>
+                <w:rFonts w:ascii="Calibri" w:eastAsia="Times New Roman" w:hAnsi="Calibri" w:cs="Calibri"/>
+                <w:color w:val="000000"/>
+                <w:kern w:val="0"/>
+                <w:sz w:val="22"/>
+                <w:szCs w:val="22"/>
+                <w:lang w:eastAsia="es-ES"/>
+              </w:rPr>
+            </w:pPr>
+            <w:r>
+              <w:rPr>
+                <w:rFonts w:ascii="Calibri" w:eastAsia="Times New Roman" w:hAnsi="Calibri" w:cs="Calibri"/>
+                <w:color w:val="000000"/>
+                <w:kern w:val="0"/>
+                <w:sz w:val="22"/>
+                <w:szCs w:val="22"/>
+                <w:lang w:eastAsia="es-ES"/>
+              </w:rPr>
+              <w:t>40,78596</w:t>
+            </w:r>
+          </w:p>
+        </w:tc>
+        <w:tc>
+          <w:tcPr>
+            <w:tcW w:w="960" w:type="dxa"/>
+            <w:tcBorders>
+              <w:top w:val="nil"/>
+              <w:left w:val="nil"/>
+              <w:bottom w:val="nil"/>
+              <w:right w:val="nil"/>
+            </w:tcBorders>
+            <w:shd w:val="clear" w:color="auto" w:fill="auto"/>
+            <w:noWrap/>
+            <w:vAlign w:val="bottom"/>
+            <w:hideMark/>
+          </w:tcPr>
+          <w:p>
+            <w:pPr>
+              <w:spacing w:after="0" w:line="240" w:lineRule="auto"/>
+              <w:jc w:val="right"/>
+              <w:rPr>
+                <w:rFonts w:ascii="Calibri" w:eastAsia="Times New Roman" w:hAnsi="Calibri" w:cs="Calibri"/>
+                <w:color w:val="000000"/>
+                <w:kern w:val="0"/>
+                <w:sz w:val="22"/>
+                <w:szCs w:val="22"/>
+                <w:lang w:eastAsia="es-ES"/>
+              </w:rPr>
+            </w:pPr>
+            <w:r>
+              <w:rPr>
+                <w:rFonts w:ascii="Calibri" w:eastAsia="Times New Roman" w:hAnsi="Calibri" w:cs="Calibri"/>
+                <w:color w:val="000000"/>
+                <w:kern w:val="0"/>
+                <w:sz w:val="22"/>
+                <w:szCs w:val="22"/>
+                <w:lang w:eastAsia="es-ES"/>
+              </w:rPr>
+              <w:t>0,003708</w:t>
+            </w:r>
+          </w:p>
+        </w:tc>
+        <w:tc>
+          <w:tcPr>
+            <w:tcW w:w="1400" w:type="dxa"/>
+            <w:tcBorders>
+              <w:top w:val="nil"/>
+              <w:left w:val="nil"/>
+              <w:bottom w:val="nil"/>
+              <w:right w:val="nil"/>
+            </w:tcBorders>
+            <w:shd w:val="clear" w:color="auto" w:fill="auto"/>
+            <w:noWrap/>
+            <w:vAlign w:val="bottom"/>
+            <w:hideMark/>
+          </w:tcPr>
+          <w:p>
+            <w:pPr>
+              <w:spacing w:after="0" w:line="240" w:lineRule="auto"/>
+              <w:jc w:val="right"/>
+              <w:rPr>
+                <w:rFonts w:ascii="Calibri" w:eastAsia="Times New Roman" w:hAnsi="Calibri" w:cs="Calibri"/>
+                <w:color w:val="000000"/>
+                <w:kern w:val="0"/>
+                <w:sz w:val="22"/>
+                <w:szCs w:val="22"/>
+                <w:lang w:eastAsia="es-ES"/>
+              </w:rPr>
+            </w:pPr>
+            <w:r>
+              <w:rPr>
+                <w:rFonts w:ascii="Calibri" w:eastAsia="Times New Roman" w:hAnsi="Calibri" w:cs="Calibri"/>
+                <w:color w:val="000000"/>
+                <w:kern w:val="0"/>
+                <w:sz w:val="22"/>
+                <w:szCs w:val="22"/>
+                <w:lang w:eastAsia="es-ES"/>
+              </w:rPr>
+              <w:t>0,002996997</w:t>
+            </w:r>
+          </w:p>
+        </w:tc>
+        <w:tc>
+          <w:tcPr>
+            <w:tcW w:w="1360" w:type="dxa"/>
+            <w:tcBorders>
+              <w:top w:val="nil"/>
+              <w:left w:val="nil"/>
+              <w:bottom w:val="nil"/>
+              <w:right w:val="nil"/>
+            </w:tcBorders>
+            <w:shd w:val="clear" w:color="auto" w:fill="auto"/>
+            <w:noWrap/>
+            <w:vAlign w:val="bottom"/>
+            <w:hideMark/>
+          </w:tcPr>
+          <w:p>
+            <w:pPr>
+              <w:spacing w:after="0" w:line="240" w:lineRule="auto"/>
+              <w:jc w:val="right"/>
+              <w:rPr>
+                <w:rFonts w:ascii="Calibri" w:eastAsia="Times New Roman" w:hAnsi="Calibri" w:cs="Calibri"/>
+                <w:color w:val="000000"/>
+                <w:kern w:val="0"/>
+                <w:sz w:val="22"/>
+                <w:szCs w:val="22"/>
+                <w:lang w:eastAsia="es-ES"/>
+              </w:rPr>
+            </w:pPr>
+            <w:r>
+              <w:rPr>
+                <w:rFonts w:ascii="Calibri" w:eastAsia="Times New Roman" w:hAnsi="Calibri" w:cs="Calibri"/>
+                <w:color w:val="000000"/>
+                <w:kern w:val="0"/>
+                <w:sz w:val="22"/>
+                <w:szCs w:val="22"/>
+                <w:lang w:eastAsia="es-ES"/>
+              </w:rPr>
+              <w:t>0,2999</w:t>
+            </w:r>
+          </w:p>
+        </w:tc>
+        <w:tc>
+          <w:tcPr>
+            <w:tcW w:w="1240" w:type="dxa"/>
+            <w:tcBorders>
+              <w:top w:val="nil"/>
+              <w:left w:val="nil"/>
+              <w:bottom w:val="nil"/>
+              <w:right w:val="nil"/>
+            </w:tcBorders>
+            <w:shd w:val="clear" w:color="auto" w:fill="auto"/>
+            <w:noWrap/>
+            <w:vAlign w:val="bottom"/>
+            <w:hideMark/>
+          </w:tcPr>
+          <w:p>
+            <w:pPr>
+              <w:spacing w:after="0" w:line="240" w:lineRule="auto"/>
+              <w:jc w:val="center"/>
+              <w:rPr>
+                <w:rFonts w:ascii="Calibri" w:eastAsia="Times New Roman" w:hAnsi="Calibri" w:cs="Calibri"/>
+                <w:color w:val="000000"/>
+                <w:kern w:val="0"/>
+                <w:sz w:val="22"/>
+                <w:szCs w:val="22"/>
+                <w:lang w:eastAsia="es-ES"/>
+              </w:rPr>
+            </w:pPr>
+            <w:r>
+              <w:rPr>
+                <w:rFonts w:ascii="Calibri" w:eastAsia="Times New Roman" w:hAnsi="Calibri" w:cs="Calibri"/>
+                <w:color w:val="000000"/>
+                <w:kern w:val="0"/>
+                <w:sz w:val="22"/>
+                <w:szCs w:val="22"/>
+                <w:lang w:eastAsia="es-ES"/>
+              </w:rPr>
+              <w:t>VERDADERO</w:t>
+            </w:r>
+          </w:p>
+        </w:tc>
+      </w:tr>
+      <w:tr>
+        <w:trPr>
+          <w:trHeight w:val="300"/>
+        </w:trPr>
+        <w:tc>
+          <w:tcPr>
+            <w:tcW w:w="960" w:type="dxa"/>
+            <w:tcBorders>
+              <w:top w:val="nil"/>
+              <w:left w:val="nil"/>
+              <w:bottom w:val="nil"/>
+              <w:right w:val="nil"/>
+            </w:tcBorders>
+            <w:shd w:val="clear" w:color="auto" w:fill="auto"/>
+            <w:noWrap/>
+            <w:vAlign w:val="bottom"/>
+            <w:hideMark/>
+          </w:tcPr>
+          <w:p>
+            <w:pPr>
+              <w:spacing w:after="0" w:line="240" w:lineRule="auto"/>
+              <w:jc w:val="right"/>
+              <w:rPr>
+                <w:rFonts w:ascii="Calibri" w:eastAsia="Times New Roman" w:hAnsi="Calibri" w:cs="Calibri"/>
+                <w:color w:val="000000"/>
+                <w:kern w:val="0"/>
+                <w:sz w:val="22"/>
+                <w:szCs w:val="22"/>
+                <w:lang w:eastAsia="es-ES"/>
+              </w:rPr>
+            </w:pPr>
+            <w:r>
+              <w:rPr>
+                <w:rFonts w:ascii="Calibri" w:eastAsia="Times New Roman" w:hAnsi="Calibri" w:cs="Calibri"/>
+                <w:color w:val="000000"/>
+                <w:kern w:val="0"/>
+                <w:sz w:val="22"/>
+                <w:szCs w:val="22"/>
+                <w:lang w:eastAsia="es-ES"/>
+              </w:rPr>
+              <w:t>466</w:t>
+            </w:r>
+          </w:p>
+        </w:tc>
+        <w:tc>
+          <w:tcPr>
+            <w:tcW w:w="960" w:type="dxa"/>
+            <w:tcBorders>
+              <w:top w:val="nil"/>
+              <w:left w:val="nil"/>
+              <w:bottom w:val="nil"/>
+              <w:right w:val="nil"/>
+            </w:tcBorders>
+            <w:shd w:val="clear" w:color="auto" w:fill="auto"/>
+            <w:noWrap/>
+            <w:vAlign w:val="bottom"/>
+            <w:hideMark/>
+          </w:tcPr>
+          <w:p>
+            <w:pPr>
+              <w:spacing w:after="0" w:line="240" w:lineRule="auto"/>
+              <w:jc w:val="right"/>
+              <w:rPr>
+                <w:rFonts w:ascii="Calibri" w:eastAsia="Times New Roman" w:hAnsi="Calibri" w:cs="Calibri"/>
+                <w:color w:val="000000"/>
+                <w:kern w:val="0"/>
+                <w:sz w:val="22"/>
+                <w:szCs w:val="22"/>
+                <w:lang w:eastAsia="es-ES"/>
+              </w:rPr>
+            </w:pPr>
+            <w:r>
+              <w:rPr>
+                <w:rFonts w:ascii="Calibri" w:eastAsia="Times New Roman" w:hAnsi="Calibri" w:cs="Calibri"/>
+                <w:color w:val="000000"/>
+                <w:kern w:val="0"/>
+                <w:sz w:val="22"/>
+                <w:szCs w:val="22"/>
+                <w:lang w:eastAsia="es-ES"/>
+              </w:rPr>
+              <w:t>25</w:t>
+            </w:r>
+          </w:p>
+        </w:tc>
+        <w:tc>
+          <w:tcPr>
+            <w:tcW w:w="960" w:type="dxa"/>
+            <w:tcBorders>
+              <w:top w:val="nil"/>
+              <w:left w:val="nil"/>
+              <w:bottom w:val="nil"/>
+              <w:right w:val="nil"/>
+            </w:tcBorders>
+            <w:shd w:val="clear" w:color="auto" w:fill="auto"/>
+            <w:noWrap/>
+            <w:vAlign w:val="bottom"/>
+            <w:hideMark/>
+          </w:tcPr>
+          <w:p>
+            <w:pPr>
+              <w:spacing w:after="0" w:line="240" w:lineRule="auto"/>
+              <w:jc w:val="right"/>
+              <w:rPr>
+                <w:rFonts w:ascii="Calibri" w:eastAsia="Times New Roman" w:hAnsi="Calibri" w:cs="Calibri"/>
+                <w:color w:val="000000"/>
+                <w:kern w:val="0"/>
+                <w:sz w:val="22"/>
+                <w:szCs w:val="22"/>
+                <w:lang w:eastAsia="es-ES"/>
+              </w:rPr>
+            </w:pPr>
+            <w:r>
+              <w:rPr>
+                <w:rFonts w:ascii="Calibri" w:eastAsia="Times New Roman" w:hAnsi="Calibri" w:cs="Calibri"/>
+                <w:color w:val="000000"/>
+                <w:kern w:val="0"/>
+                <w:sz w:val="22"/>
+                <w:szCs w:val="22"/>
+                <w:lang w:eastAsia="es-ES"/>
+              </w:rPr>
+              <w:t>51,60043</w:t>
+            </w:r>
+          </w:p>
+        </w:tc>
+        <w:tc>
+          <w:tcPr>
+            <w:tcW w:w="960" w:type="dxa"/>
+            <w:tcBorders>
+              <w:top w:val="nil"/>
+              <w:left w:val="nil"/>
+              <w:bottom w:val="nil"/>
+              <w:right w:val="nil"/>
+            </w:tcBorders>
+            <w:shd w:val="clear" w:color="auto" w:fill="auto"/>
+            <w:noWrap/>
+            <w:vAlign w:val="bottom"/>
+            <w:hideMark/>
+          </w:tcPr>
+          <w:p>
+            <w:pPr>
+              <w:spacing w:after="0" w:line="240" w:lineRule="auto"/>
+              <w:jc w:val="right"/>
+              <w:rPr>
+                <w:rFonts w:ascii="Calibri" w:eastAsia="Times New Roman" w:hAnsi="Calibri" w:cs="Calibri"/>
+                <w:color w:val="000000"/>
+                <w:kern w:val="0"/>
+                <w:sz w:val="22"/>
+                <w:szCs w:val="22"/>
+                <w:lang w:eastAsia="es-ES"/>
+              </w:rPr>
+            </w:pPr>
+            <w:r>
+              <w:rPr>
+                <w:rFonts w:ascii="Calibri" w:eastAsia="Times New Roman" w:hAnsi="Calibri" w:cs="Calibri"/>
+                <w:color w:val="000000"/>
+                <w:kern w:val="0"/>
+                <w:sz w:val="22"/>
+                <w:szCs w:val="22"/>
+                <w:lang w:eastAsia="es-ES"/>
+              </w:rPr>
+              <w:t>0,004276</w:t>
+            </w:r>
+          </w:p>
+        </w:tc>
+        <w:tc>
+          <w:tcPr>
+            <w:tcW w:w="1400" w:type="dxa"/>
+            <w:tcBorders>
+              <w:top w:val="nil"/>
+              <w:left w:val="nil"/>
+              <w:bottom w:val="nil"/>
+              <w:right w:val="nil"/>
+            </w:tcBorders>
+            <w:shd w:val="clear" w:color="auto" w:fill="auto"/>
+            <w:noWrap/>
+            <w:vAlign w:val="bottom"/>
+            <w:hideMark/>
+          </w:tcPr>
+          <w:p>
+            <w:pPr>
+              <w:spacing w:after="0" w:line="240" w:lineRule="auto"/>
+              <w:jc w:val="right"/>
+              <w:rPr>
+                <w:rFonts w:ascii="Calibri" w:eastAsia="Times New Roman" w:hAnsi="Calibri" w:cs="Calibri"/>
+                <w:color w:val="000000"/>
+                <w:kern w:val="0"/>
+                <w:sz w:val="22"/>
+                <w:szCs w:val="22"/>
+                <w:lang w:eastAsia="es-ES"/>
+              </w:rPr>
+            </w:pPr>
+            <w:r>
+              <w:rPr>
+                <w:rFonts w:ascii="Calibri" w:eastAsia="Times New Roman" w:hAnsi="Calibri" w:cs="Calibri"/>
+                <w:color w:val="000000"/>
+                <w:kern w:val="0"/>
+                <w:sz w:val="22"/>
+                <w:szCs w:val="22"/>
+                <w:lang w:eastAsia="es-ES"/>
+              </w:rPr>
+              <w:t>0,001432376</w:t>
+            </w:r>
+          </w:p>
+        </w:tc>
+        <w:tc>
+          <w:tcPr>
+            <w:tcW w:w="1360" w:type="dxa"/>
+            <w:tcBorders>
+              <w:top w:val="nil"/>
+              <w:left w:val="nil"/>
+              <w:bottom w:val="nil"/>
+              <w:right w:val="nil"/>
+            </w:tcBorders>
+            <w:shd w:val="clear" w:color="auto" w:fill="auto"/>
+            <w:noWrap/>
+            <w:vAlign w:val="bottom"/>
+            <w:hideMark/>
+          </w:tcPr>
+          <w:p>
+            <w:pPr>
+              <w:spacing w:after="0" w:line="240" w:lineRule="auto"/>
+              <w:jc w:val="right"/>
+              <w:rPr>
+                <w:rFonts w:ascii="Calibri" w:eastAsia="Times New Roman" w:hAnsi="Calibri" w:cs="Calibri"/>
+                <w:color w:val="000000"/>
+                <w:kern w:val="0"/>
+                <w:sz w:val="22"/>
+                <w:szCs w:val="22"/>
+                <w:lang w:eastAsia="es-ES"/>
+              </w:rPr>
+            </w:pPr>
+            <w:r>
+              <w:rPr>
+                <w:rFonts w:ascii="Calibri" w:eastAsia="Times New Roman" w:hAnsi="Calibri" w:cs="Calibri"/>
+                <w:color w:val="000000"/>
+                <w:kern w:val="0"/>
+                <w:sz w:val="22"/>
+                <w:szCs w:val="22"/>
+                <w:lang w:eastAsia="es-ES"/>
+              </w:rPr>
+              <w:t>0,2999</w:t>
+            </w:r>
+          </w:p>
+        </w:tc>
+        <w:tc>
+          <w:tcPr>
+            <w:tcW w:w="1240" w:type="dxa"/>
+            <w:tcBorders>
+              <w:top w:val="nil"/>
+              <w:left w:val="nil"/>
+              <w:bottom w:val="nil"/>
+              <w:right w:val="nil"/>
+            </w:tcBorders>
+            <w:shd w:val="clear" w:color="auto" w:fill="auto"/>
+            <w:noWrap/>
+            <w:vAlign w:val="bottom"/>
+            <w:hideMark/>
+          </w:tcPr>
+          <w:p>
+            <w:pPr>
+              <w:spacing w:after="0" w:line="240" w:lineRule="auto"/>
+              <w:jc w:val="center"/>
+              <w:rPr>
+                <w:rFonts w:ascii="Calibri" w:eastAsia="Times New Roman" w:hAnsi="Calibri" w:cs="Calibri"/>
+                <w:color w:val="000000"/>
+                <w:kern w:val="0"/>
+                <w:sz w:val="22"/>
+                <w:szCs w:val="22"/>
+                <w:lang w:eastAsia="es-ES"/>
+              </w:rPr>
+            </w:pPr>
+            <w:r>
+              <w:rPr>
+                <w:rFonts w:ascii="Calibri" w:eastAsia="Times New Roman" w:hAnsi="Calibri" w:cs="Calibri"/>
+                <w:color w:val="000000"/>
+                <w:kern w:val="0"/>
+                <w:sz w:val="22"/>
+                <w:szCs w:val="22"/>
+                <w:lang w:eastAsia="es-ES"/>
+              </w:rPr>
+              <w:t>VERDADERO</w:t>
+            </w:r>
+          </w:p>
+        </w:tc>
+      </w:tr>
+      <w:tr>
+        <w:trPr>
+          <w:trHeight w:val="300"/>
+        </w:trPr>
+        <w:tc>
+          <w:tcPr>
+            <w:tcW w:w="960" w:type="dxa"/>
+            <w:tcBorders>
+              <w:top w:val="nil"/>
+              <w:left w:val="nil"/>
+              <w:bottom w:val="nil"/>
+              <w:right w:val="nil"/>
+            </w:tcBorders>
+            <w:shd w:val="clear" w:color="auto" w:fill="auto"/>
+            <w:noWrap/>
+            <w:vAlign w:val="bottom"/>
+            <w:hideMark/>
+          </w:tcPr>
+          <w:p>
+            <w:pPr>
+              <w:spacing w:after="0" w:line="240" w:lineRule="auto"/>
+              <w:jc w:val="right"/>
+              <w:rPr>
+                <w:rFonts w:ascii="Calibri" w:eastAsia="Times New Roman" w:hAnsi="Calibri" w:cs="Calibri"/>
+                <w:color w:val="000000"/>
+                <w:kern w:val="0"/>
+                <w:sz w:val="22"/>
+                <w:szCs w:val="22"/>
+                <w:lang w:eastAsia="es-ES"/>
+              </w:rPr>
+            </w:pPr>
+            <w:r>
+              <w:rPr>
+                <w:rFonts w:ascii="Calibri" w:eastAsia="Times New Roman" w:hAnsi="Calibri" w:cs="Calibri"/>
+                <w:color w:val="000000"/>
+                <w:kern w:val="0"/>
+                <w:sz w:val="22"/>
+                <w:szCs w:val="22"/>
+                <w:lang w:eastAsia="es-ES"/>
+              </w:rPr>
+              <w:t>2000</w:t>
+            </w:r>
+          </w:p>
+        </w:tc>
+        <w:tc>
+          <w:tcPr>
+            <w:tcW w:w="960" w:type="dxa"/>
+            <w:tcBorders>
+              <w:top w:val="nil"/>
+              <w:left w:val="nil"/>
+              <w:bottom w:val="nil"/>
+              <w:right w:val="nil"/>
+            </w:tcBorders>
+            <w:shd w:val="clear" w:color="auto" w:fill="auto"/>
+            <w:noWrap/>
+            <w:vAlign w:val="bottom"/>
+            <w:hideMark/>
+          </w:tcPr>
+          <w:p>
+            <w:pPr>
+              <w:spacing w:after="0" w:line="240" w:lineRule="auto"/>
+              <w:jc w:val="right"/>
+              <w:rPr>
+                <w:rFonts w:ascii="Calibri" w:eastAsia="Times New Roman" w:hAnsi="Calibri" w:cs="Calibri"/>
+                <w:color w:val="000000"/>
+                <w:kern w:val="0"/>
+                <w:sz w:val="22"/>
+                <w:szCs w:val="22"/>
+                <w:lang w:eastAsia="es-ES"/>
+              </w:rPr>
+            </w:pPr>
+            <w:r>
+              <w:rPr>
+                <w:rFonts w:ascii="Calibri" w:eastAsia="Times New Roman" w:hAnsi="Calibri" w:cs="Calibri"/>
+                <w:color w:val="000000"/>
+                <w:kern w:val="0"/>
+                <w:sz w:val="22"/>
+                <w:szCs w:val="22"/>
+                <w:lang w:eastAsia="es-ES"/>
+              </w:rPr>
+              <w:t>10</w:t>
+            </w:r>
+          </w:p>
+        </w:tc>
+        <w:tc>
+          <w:tcPr>
+            <w:tcW w:w="960" w:type="dxa"/>
+            <w:tcBorders>
+              <w:top w:val="nil"/>
+              <w:left w:val="nil"/>
+              <w:bottom w:val="nil"/>
+              <w:right w:val="nil"/>
+            </w:tcBorders>
+            <w:shd w:val="clear" w:color="auto" w:fill="auto"/>
+            <w:noWrap/>
+            <w:vAlign w:val="bottom"/>
+            <w:hideMark/>
+          </w:tcPr>
+          <w:p>
+            <w:pPr>
+              <w:spacing w:after="0" w:line="240" w:lineRule="auto"/>
+              <w:jc w:val="right"/>
+              <w:rPr>
+                <w:rFonts w:ascii="Calibri" w:eastAsia="Times New Roman" w:hAnsi="Calibri" w:cs="Calibri"/>
+                <w:color w:val="000000"/>
+                <w:kern w:val="0"/>
+                <w:sz w:val="22"/>
+                <w:szCs w:val="22"/>
+                <w:lang w:eastAsia="es-ES"/>
+              </w:rPr>
+            </w:pPr>
+            <w:r>
+              <w:rPr>
+                <w:rFonts w:ascii="Calibri" w:eastAsia="Times New Roman" w:hAnsi="Calibri" w:cs="Calibri"/>
+                <w:color w:val="000000"/>
+                <w:kern w:val="0"/>
+                <w:sz w:val="22"/>
+                <w:szCs w:val="22"/>
+                <w:lang w:eastAsia="es-ES"/>
+              </w:rPr>
+              <w:t>80,19495</w:t>
+            </w:r>
+          </w:p>
+        </w:tc>
+        <w:tc>
+          <w:tcPr>
+            <w:tcW w:w="960" w:type="dxa"/>
+            <w:tcBorders>
+              <w:top w:val="nil"/>
+              <w:left w:val="nil"/>
+              <w:bottom w:val="nil"/>
+              <w:right w:val="nil"/>
+            </w:tcBorders>
+            <w:shd w:val="clear" w:color="auto" w:fill="auto"/>
+            <w:noWrap/>
+            <w:vAlign w:val="bottom"/>
+            <w:hideMark/>
+          </w:tcPr>
+          <w:p>
+            <w:pPr>
+              <w:spacing w:after="0" w:line="240" w:lineRule="auto"/>
+              <w:jc w:val="right"/>
+              <w:rPr>
+                <w:rFonts w:ascii="Calibri" w:eastAsia="Times New Roman" w:hAnsi="Calibri" w:cs="Calibri"/>
+                <w:color w:val="000000"/>
+                <w:kern w:val="0"/>
+                <w:sz w:val="22"/>
+                <w:szCs w:val="22"/>
+                <w:lang w:eastAsia="es-ES"/>
+              </w:rPr>
+            </w:pPr>
+            <w:r>
+              <w:rPr>
+                <w:rFonts w:ascii="Calibri" w:eastAsia="Times New Roman" w:hAnsi="Calibri" w:cs="Calibri"/>
+                <w:color w:val="000000"/>
+                <w:kern w:val="0"/>
+                <w:sz w:val="22"/>
+                <w:szCs w:val="22"/>
+                <w:lang w:eastAsia="es-ES"/>
+              </w:rPr>
+              <w:t>3,45775</w:t>
+            </w:r>
+          </w:p>
+        </w:tc>
+        <w:tc>
+          <w:tcPr>
+            <w:tcW w:w="1400" w:type="dxa"/>
+            <w:tcBorders>
+              <w:top w:val="nil"/>
+              <w:left w:val="nil"/>
+              <w:bottom w:val="nil"/>
+              <w:right w:val="nil"/>
+            </w:tcBorders>
+            <w:shd w:val="clear" w:color="auto" w:fill="auto"/>
+            <w:noWrap/>
+            <w:vAlign w:val="bottom"/>
+            <w:hideMark/>
+          </w:tcPr>
+          <w:p>
+            <w:pPr>
+              <w:spacing w:after="0" w:line="240" w:lineRule="auto"/>
+              <w:jc w:val="right"/>
+              <w:rPr>
+                <w:rFonts w:ascii="Calibri" w:eastAsia="Times New Roman" w:hAnsi="Calibri" w:cs="Calibri"/>
+                <w:color w:val="000000"/>
+                <w:kern w:val="0"/>
+                <w:sz w:val="22"/>
+                <w:szCs w:val="22"/>
+                <w:lang w:eastAsia="es-ES"/>
+              </w:rPr>
+            </w:pPr>
+            <w:r>
+              <w:rPr>
+                <w:rFonts w:ascii="Calibri" w:eastAsia="Times New Roman" w:hAnsi="Calibri" w:cs="Calibri"/>
+                <w:color w:val="000000"/>
+                <w:kern w:val="0"/>
+                <w:sz w:val="22"/>
+                <w:szCs w:val="22"/>
+                <w:lang w:eastAsia="es-ES"/>
+              </w:rPr>
+              <w:t>0,202352807</w:t>
+            </w:r>
+          </w:p>
+        </w:tc>
+        <w:tc>
+          <w:tcPr>
+            <w:tcW w:w="1360" w:type="dxa"/>
+            <w:tcBorders>
+              <w:top w:val="nil"/>
+              <w:left w:val="nil"/>
+              <w:bottom w:val="nil"/>
+              <w:right w:val="nil"/>
+            </w:tcBorders>
+            <w:shd w:val="clear" w:color="auto" w:fill="auto"/>
+            <w:noWrap/>
+            <w:vAlign w:val="bottom"/>
+            <w:hideMark/>
+          </w:tcPr>
+          <w:p>
+            <w:pPr>
+              <w:spacing w:after="0" w:line="240" w:lineRule="auto"/>
+              <w:jc w:val="right"/>
+              <w:rPr>
+                <w:rFonts w:ascii="Calibri" w:eastAsia="Times New Roman" w:hAnsi="Calibri" w:cs="Calibri"/>
+                <w:color w:val="000000"/>
+                <w:kern w:val="0"/>
+                <w:sz w:val="22"/>
+                <w:szCs w:val="22"/>
+                <w:lang w:eastAsia="es-ES"/>
+              </w:rPr>
+            </w:pPr>
+            <w:r>
+              <w:rPr>
+                <w:rFonts w:ascii="Calibri" w:eastAsia="Times New Roman" w:hAnsi="Calibri" w:cs="Calibri"/>
+                <w:color w:val="000000"/>
+                <w:kern w:val="0"/>
+                <w:sz w:val="22"/>
+                <w:szCs w:val="22"/>
+                <w:lang w:eastAsia="es-ES"/>
+              </w:rPr>
+              <w:t>0,34522</w:t>
+            </w:r>
+          </w:p>
+        </w:tc>
+        <w:tc>
+          <w:tcPr>
+            <w:tcW w:w="1240" w:type="dxa"/>
+            <w:tcBorders>
+              <w:top w:val="nil"/>
+              <w:left w:val="nil"/>
+              <w:bottom w:val="nil"/>
+              <w:right w:val="nil"/>
+            </w:tcBorders>
+            <w:shd w:val="clear" w:color="auto" w:fill="auto"/>
+            <w:noWrap/>
+            <w:vAlign w:val="bottom"/>
+            <w:hideMark/>
+          </w:tcPr>
+          <w:p>
+            <w:pPr>
+              <w:spacing w:after="0" w:line="240" w:lineRule="auto"/>
+              <w:jc w:val="center"/>
+              <w:rPr>
+                <w:rFonts w:ascii="Calibri" w:eastAsia="Times New Roman" w:hAnsi="Calibri" w:cs="Calibri"/>
+                <w:color w:val="000000"/>
+                <w:kern w:val="0"/>
+                <w:sz w:val="22"/>
+                <w:szCs w:val="22"/>
+                <w:lang w:eastAsia="es-ES"/>
+              </w:rPr>
+            </w:pPr>
+            <w:r>
+              <w:rPr>
+                <w:rFonts w:ascii="Calibri" w:eastAsia="Times New Roman" w:hAnsi="Calibri" w:cs="Calibri"/>
+                <w:color w:val="000000"/>
+                <w:kern w:val="0"/>
+                <w:sz w:val="22"/>
+                <w:szCs w:val="22"/>
+                <w:lang w:eastAsia="es-ES"/>
+              </w:rPr>
+              <w:t>FALSO</w:t>
+            </w:r>
+          </w:p>
+        </w:tc>
+      </w:tr>
+    </w:tbl>
+    <w:p>
+      <w:pPr>
+        <w:jc w:val="both"/>
+        <w:rPr>
+          <w:sz w:val="28"/>
+        </w:rPr>
+      </w:pPr>
     </w:p>
     <w:p>
       <w:pPr>
@@ -4362,8 +5834,8 @@
         </w:rPr>
         <w:drawing>
           <wp:inline distT="0" distB="0" distL="0" distR="0">
-            <wp:extent cx="4658146" cy="2901770"/>
-            <wp:effectExtent l="19050" t="0" r="9104" b="0"/>
+            <wp:extent cx="4533495" cy="2824119"/>
+            <wp:effectExtent l="19050" t="0" r="405" b="0"/>
             <wp:docPr id="24" name="Imagen 7" descr="E:\carlos\Universidad\Maestria\Curso_Modelacion_flujo_n_clasico\result\EX2\inc_a\EX2_S2H05.png"/>
             <wp:cNvGraphicFramePr>
               <a:graphicFrameLocks xmlns:a="http://schemas.openxmlformats.org/drawingml/2006/main" noChangeAspect="1"/>
@@ -4387,7 +5859,7 @@
                   <pic:spPr bwMode="auto">
                     <a:xfrm>
                       <a:off x="0" y="0"/>
-                      <a:ext cx="4659873" cy="2902846"/>
+                      <a:ext cx="4539755" cy="2828019"/>
                     </a:xfrm>
                     <a:prstGeom prst="rect">
                       <a:avLst/>
@@ -4414,9 +5886,9 @@
         </w:rPr>
         <w:drawing>
           <wp:inline distT="0" distB="0" distL="0" distR="0">
-            <wp:extent cx="4366432" cy="2727016"/>
+            <wp:extent cx="4747503" cy="2960860"/>
             <wp:effectExtent l="19050" t="0" r="0" b="0"/>
-            <wp:docPr id="29" name="Imagen 6" descr="E:\carlos\Universidad\Maestria\Curso_Modelacion_flujo_n_clasico\result\EX2\inc_a\EX2_flux_S2H2_comp.png"/>
+            <wp:docPr id="378110266" name="Imagen 4" descr="E:\carlos\Universidad\Maestria\Curso_Modelacion_flujo_n_clasico\result\EX2\inc_a\EX2_flux_S2h1.png"/>
             <wp:cNvGraphicFramePr>
               <a:graphicFrameLocks xmlns:a="http://schemas.openxmlformats.org/drawingml/2006/main" noChangeAspect="1"/>
             </wp:cNvGraphicFramePr>
@@ -4424,14 +5896,14 @@
               <a:graphicData uri="http://schemas.openxmlformats.org/drawingml/2006/picture">
                 <pic:pic xmlns:pic="http://schemas.openxmlformats.org/drawingml/2006/picture">
                   <pic:nvPicPr>
-                    <pic:cNvPr id="0" name="Picture 6" descr="E:\carlos\Universidad\Maestria\Curso_Modelacion_flujo_n_clasico\result\EX2\inc_a\EX2_flux_S2H2_comp.png"/>
+                    <pic:cNvPr id="0" name="Picture 4" descr="E:\carlos\Universidad\Maestria\Curso_Modelacion_flujo_n_clasico\result\EX2\inc_a\EX2_flux_S2h1.png"/>
                     <pic:cNvPicPr>
                       <a:picLocks noChangeAspect="1" noChangeArrowheads="1"/>
                     </pic:cNvPicPr>
                   </pic:nvPicPr>
                   <pic:blipFill>
                     <a:blip r:embed="rId21"/>
-                    <a:srcRect r="49877"/>
+                    <a:srcRect l="49956"/>
                     <a:stretch>
                       <a:fillRect/>
                     </a:stretch>
@@ -4439,7 +5911,120 @@
                   <pic:spPr bwMode="auto">
                     <a:xfrm>
                       <a:off x="0" y="0"/>
-                      <a:ext cx="4370479" cy="2729544"/>
+                      <a:ext cx="4746237" cy="2960071"/>
+                    </a:xfrm>
+                    <a:prstGeom prst="rect">
+                      <a:avLst/>
+                    </a:prstGeom>
+                    <a:noFill/>
+                    <a:ln w="9525">
+                      <a:noFill/>
+                      <a:miter lim="800000"/>
+                      <a:headEnd/>
+                      <a:tailEnd/>
+                    </a:ln>
+                  </pic:spPr>
+                </pic:pic>
+              </a:graphicData>
+            </a:graphic>
+          </wp:inline>
+        </w:drawing>
+      </w:r>
+    </w:p>
+    <w:p>
+      <w:pPr>
+        <w:jc w:val="both"/>
+        <w:rPr>
+          <w:sz w:val="28"/>
+        </w:rPr>
+      </w:pPr>
+      <w:r>
+        <w:rPr>
+          <w:noProof/>
+          <w:sz w:val="28"/>
+          <w:lang w:eastAsia="es-ES"/>
+        </w:rPr>
+        <w:lastRenderedPageBreak/>
+        <w:drawing>
+          <wp:inline distT="0" distB="0" distL="0" distR="0">
+            <wp:extent cx="4029199" cy="2508531"/>
+            <wp:effectExtent l="19050" t="0" r="9401" b="0"/>
+            <wp:docPr id="378110270" name="Imagen 2" descr="E:\carlos\Universidad\Maestria\Curso_Modelacion_flujo_n_clasico\result\EX2\inc_a\EX_flux_S2H1_comp.png"/>
+            <wp:cNvGraphicFramePr>
+              <a:graphicFrameLocks xmlns:a="http://schemas.openxmlformats.org/drawingml/2006/main" noChangeAspect="1"/>
+            </wp:cNvGraphicFramePr>
+            <a:graphic xmlns:a="http://schemas.openxmlformats.org/drawingml/2006/main">
+              <a:graphicData uri="http://schemas.openxmlformats.org/drawingml/2006/picture">
+                <pic:pic xmlns:pic="http://schemas.openxmlformats.org/drawingml/2006/picture">
+                  <pic:nvPicPr>
+                    <pic:cNvPr id="0" name="Picture 2" descr="E:\carlos\Universidad\Maestria\Curso_Modelacion_flujo_n_clasico\result\EX2\inc_a\EX_flux_S2H1_comp.png"/>
+                    <pic:cNvPicPr>
+                      <a:picLocks noChangeAspect="1" noChangeArrowheads="1"/>
+                    </pic:cNvPicPr>
+                  </pic:nvPicPr>
+                  <pic:blipFill>
+                    <a:blip r:embed="rId22"/>
+                    <a:srcRect l="49734"/>
+                    <a:stretch>
+                      <a:fillRect/>
+                    </a:stretch>
+                  </pic:blipFill>
+                  <pic:spPr bwMode="auto">
+                    <a:xfrm>
+                      <a:off x="0" y="0"/>
+                      <a:ext cx="4029199" cy="2508531"/>
+                    </a:xfrm>
+                    <a:prstGeom prst="rect">
+                      <a:avLst/>
+                    </a:prstGeom>
+                    <a:noFill/>
+                    <a:ln w="9525">
+                      <a:noFill/>
+                      <a:miter lim="800000"/>
+                      <a:headEnd/>
+                      <a:tailEnd/>
+                    </a:ln>
+                  </pic:spPr>
+                </pic:pic>
+              </a:graphicData>
+            </a:graphic>
+          </wp:inline>
+        </w:drawing>
+      </w:r>
+      <w:r>
+        <w:rPr>
+          <w:noProof/>
+          <w:sz w:val="28"/>
+          <w:lang w:eastAsia="es-ES"/>
+        </w:rPr>
+        <w:drawing>
+          <wp:inline distT="0" distB="0" distL="0" distR="0">
+            <wp:extent cx="4527279" cy="2811294"/>
+            <wp:effectExtent l="19050" t="0" r="6621" b="0"/>
+            <wp:docPr id="378110271" name="Imagen 5" descr="E:\carlos\Universidad\Maestria\Curso_Modelacion_flujo_n_clasico\result\EX2\inc_a\EX2_flux_S2h2.png"/>
+            <wp:cNvGraphicFramePr>
+              <a:graphicFrameLocks xmlns:a="http://schemas.openxmlformats.org/drawingml/2006/main" noChangeAspect="1"/>
+            </wp:cNvGraphicFramePr>
+            <a:graphic xmlns:a="http://schemas.openxmlformats.org/drawingml/2006/main">
+              <a:graphicData uri="http://schemas.openxmlformats.org/drawingml/2006/picture">
+                <pic:pic xmlns:pic="http://schemas.openxmlformats.org/drawingml/2006/picture">
+                  <pic:nvPicPr>
+                    <pic:cNvPr id="0" name="Picture 5" descr="E:\carlos\Universidad\Maestria\Curso_Modelacion_flujo_n_clasico\result\EX2\inc_a\EX2_flux_S2h2.png"/>
+                    <pic:cNvPicPr>
+                      <a:picLocks noChangeAspect="1" noChangeArrowheads="1"/>
+                    </pic:cNvPicPr>
+                  </pic:nvPicPr>
+                  <pic:blipFill>
+                    <a:blip r:embed="rId23"/>
+                    <a:srcRect l="49780"/>
+                    <a:stretch>
+                      <a:fillRect/>
+                    </a:stretch>
+                  </pic:blipFill>
+                  <pic:spPr bwMode="auto">
+                    <a:xfrm>
+                      <a:off x="0" y="0"/>
+                      <a:ext cx="4531146" cy="2813695"/>
                     </a:xfrm>
                     <a:prstGeom prst="rect">
                       <a:avLst/>
@@ -4482,7 +6067,7 @@
                     </pic:cNvPicPr>
                   </pic:nvPicPr>
                   <pic:blipFill>
-                    <a:blip r:embed="rId21"/>
+                    <a:blip r:embed="rId24"/>
                     <a:srcRect l="49860"/>
                     <a:stretch>
                       <a:fillRect/>
@@ -4519,9 +6104,9 @@
         <w:lastRenderedPageBreak/>
         <w:drawing>
           <wp:inline distT="0" distB="0" distL="0" distR="0">
-            <wp:extent cx="4170025" cy="2589451"/>
-            <wp:effectExtent l="19050" t="0" r="1925" b="0"/>
-            <wp:docPr id="8" name="Imagen 5" descr="E:\carlos\Universidad\Maestria\Curso_Modelacion_flujo_n_clasico\result\EX2\inc_a\EX2_flux_S2h2.png"/>
+            <wp:extent cx="4340299" cy="2723744"/>
+            <wp:effectExtent l="19050" t="0" r="3101" b="0"/>
+            <wp:docPr id="378110268" name="Imagen 1" descr="E:\carlos\Universidad\Maestria\Curso_Modelacion_flujo_n_clasico\result\EX2\inc_a\EX2_S2h5.png"/>
             <wp:cNvGraphicFramePr>
               <a:graphicFrameLocks xmlns:a="http://schemas.openxmlformats.org/drawingml/2006/main" noChangeAspect="1"/>
             </wp:cNvGraphicFramePr>
@@ -4529,14 +6114,14 @@
               <a:graphicData uri="http://schemas.openxmlformats.org/drawingml/2006/picture">
                 <pic:pic xmlns:pic="http://schemas.openxmlformats.org/drawingml/2006/picture">
                   <pic:nvPicPr>
-                    <pic:cNvPr id="0" name="Picture 5" descr="E:\carlos\Universidad\Maestria\Curso_Modelacion_flujo_n_clasico\result\EX2\inc_a\EX2_flux_S2h2.png"/>
+                    <pic:cNvPr id="0" name="Picture 1" descr="E:\carlos\Universidad\Maestria\Curso_Modelacion_flujo_n_clasico\result\EX2\inc_a\EX2_S2h5.png"/>
                     <pic:cNvPicPr>
                       <a:picLocks noChangeAspect="1" noChangeArrowheads="1"/>
                     </pic:cNvPicPr>
                   </pic:nvPicPr>
                   <pic:blipFill>
-                    <a:blip r:embed="rId22"/>
-                    <a:srcRect l="49780"/>
+                    <a:blip r:embed="rId25"/>
+                    <a:srcRect l="50182"/>
                     <a:stretch>
                       <a:fillRect/>
                     </a:stretch>
@@ -4544,7 +6129,7 @@
                   <pic:spPr bwMode="auto">
                     <a:xfrm>
                       <a:off x="0" y="0"/>
-                      <a:ext cx="4170534" cy="2589767"/>
+                      <a:ext cx="4347932" cy="2728534"/>
                     </a:xfrm>
                     <a:prstGeom prst="rect">
                       <a:avLst/>
@@ -4571,9 +6156,9 @@
         </w:rPr>
         <w:drawing>
           <wp:inline distT="0" distB="0" distL="0" distR="0">
-            <wp:extent cx="4753843" cy="2977869"/>
-            <wp:effectExtent l="19050" t="0" r="8657" b="0"/>
-            <wp:docPr id="28" name="Imagen 4" descr="E:\carlos\Universidad\Maestria\Curso_Modelacion_flujo_n_clasico\result\EX2\inc_a\EX2_flux_S2h1.png"/>
+            <wp:extent cx="4465401" cy="2776197"/>
+            <wp:effectExtent l="19050" t="0" r="0" b="0"/>
+            <wp:docPr id="4" name="Imagen 3" descr="E:\carlos\Universidad\Maestria\Curso_Modelacion_flujo_n_clasico\result\EX2\inc_a\EX_flux_S2H5_comp.png"/>
             <wp:cNvGraphicFramePr>
               <a:graphicFrameLocks xmlns:a="http://schemas.openxmlformats.org/drawingml/2006/main" noChangeAspect="1"/>
             </wp:cNvGraphicFramePr>
@@ -4581,14 +6166,14 @@
               <a:graphicData uri="http://schemas.openxmlformats.org/drawingml/2006/picture">
                 <pic:pic xmlns:pic="http://schemas.openxmlformats.org/drawingml/2006/picture">
                   <pic:nvPicPr>
-                    <pic:cNvPr id="0" name="Picture 4" descr="E:\carlos\Universidad\Maestria\Curso_Modelacion_flujo_n_clasico\result\EX2\inc_a\EX2_flux_S2h1.png"/>
+                    <pic:cNvPr id="0" name="Picture 3" descr="E:\carlos\Universidad\Maestria\Curso_Modelacion_flujo_n_clasico\result\EX2\inc_a\EX_flux_S2H5_comp.png"/>
                     <pic:cNvPicPr>
                       <a:picLocks noChangeAspect="1" noChangeArrowheads="1"/>
                     </pic:cNvPicPr>
                   </pic:nvPicPr>
                   <pic:blipFill>
-                    <a:blip r:embed="rId23"/>
-                    <a:srcRect r="50027"/>
+                    <a:blip r:embed="rId26"/>
+                    <a:srcRect l="49750"/>
                     <a:stretch>
                       <a:fillRect/>
                     </a:stretch>
@@ -4596,7 +6181,7 @@
                   <pic:spPr bwMode="auto">
                     <a:xfrm>
                       <a:off x="0" y="0"/>
-                      <a:ext cx="4756494" cy="2979530"/>
+                      <a:ext cx="4466099" cy="2776631"/>
                     </a:xfrm>
                     <a:prstGeom prst="rect">
                       <a:avLst/>
@@ -4615,6 +6200,1613 @@
           </wp:inline>
         </w:drawing>
       </w:r>
+    </w:p>
+    <w:p>
+      <w:pPr>
+        <w:jc w:val="both"/>
+        <w:rPr>
+          <w:sz w:val="28"/>
+        </w:rPr>
+      </w:pPr>
+      <w:r>
+        <w:rPr>
+          <w:b/>
+          <w:sz w:val="28"/>
+        </w:rPr>
+        <w:t>Estabilidad:</w:t>
+      </w:r>
+      <w:r>
+        <w:rPr>
+          <w:sz w:val="28"/>
+        </w:rPr>
+        <w:t xml:space="preserve"> Se observa que para las mallas de 100, 50 y 25 celdas, el método converge establemente con un número de iteraciones muy similar (468 iteraciones). Esto refuerza la teoría de que la tasa de convergencia del método de Iteración de Fuente depende de la relación de dispersión y no del tamaño de la malla</w:t>
+      </w:r>
+    </w:p>
+    <w:p>
+      <w:pPr>
+        <w:jc w:val="both"/>
+        <w:rPr>
+          <w:sz w:val="28"/>
+        </w:rPr>
+      </w:pPr>
+      <w:r>
+        <w:rPr>
+          <w:sz w:val="28"/>
+        </w:rPr>
+        <w:t>Aunque la malla de 25 celdas converge numéricamente, el resultado es físicamente inexacto (sobreestima el flujo significativamente en comparación con la malla fin</w:t>
+      </w:r>
+      <w:r>
+        <w:rPr>
+          <w:sz w:val="28"/>
+        </w:rPr>
+        <w:t xml:space="preserve">a). Se requiere una malla fina </w:t>
+      </w:r>
+      <w:r>
+        <w:rPr>
+          <w:sz w:val="28"/>
+        </w:rPr>
+        <w:t>para capturar correctamente el gradiente fuerte en la interfaz de la fuente.</w:t>
+      </w:r>
+    </w:p>
+    <w:p>
+      <w:pPr>
+        <w:jc w:val="both"/>
+        <w:rPr>
+          <w:rFonts w:eastAsiaTheme="minorEastAsia"/>
+          <w:sz w:val="28"/>
+        </w:rPr>
+      </w:pPr>
+      <w:r>
+        <w:rPr>
+          <w:sz w:val="28"/>
+        </w:rPr>
+        <w:t>Fugas (</w:t>
+      </w:r>
+      <m:oMath>
+        <m:sSup>
+          <m:sSupPr>
+            <m:ctrlPr>
+              <w:rPr>
+                <w:rFonts w:ascii="Cambria Math" w:hAnsi="Cambria Math"/>
+                <w:i/>
+                <w:sz w:val="28"/>
+              </w:rPr>
+            </m:ctrlPr>
+          </m:sSupPr>
+          <m:e>
+            <m:r>
+              <w:rPr>
+                <w:rFonts w:ascii="Cambria Math" w:hAnsi="Cambria Math"/>
+                <w:sz w:val="28"/>
+              </w:rPr>
+              <m:t>J</m:t>
+            </m:r>
+          </m:e>
+          <m:sup>
+            <m:r>
+              <w:rPr>
+                <w:rFonts w:ascii="Cambria Math" w:hAnsi="Cambria Math"/>
+                <w:sz w:val="28"/>
+              </w:rPr>
+              <m:t>+</m:t>
+            </m:r>
+          </m:sup>
+        </m:sSup>
+      </m:oMath>
+      <w:r>
+        <w:rPr>
+          <w:sz w:val="28"/>
+        </w:rPr>
+        <w:t xml:space="preserve">): Para las mallas convergentes, la fuga por la derecha se mantiene constante en </w:t>
+      </w:r>
+      <m:oMath>
+        <m:r>
+          <w:rPr>
+            <w:rFonts w:ascii="Cambria Math" w:hAnsi="Cambria Math"/>
+            <w:sz w:val="28"/>
+          </w:rPr>
+          <m:t>≈0.2999</m:t>
+        </m:r>
+      </m:oMath>
+      <w:r>
+        <w:rPr>
+          <w:rFonts w:eastAsiaTheme="minorEastAsia"/>
+          <w:sz w:val="28"/>
+        </w:rPr>
+        <w:t>.</w:t>
+      </w:r>
+      <w:r>
+        <w:rPr>
+          <w:rFonts w:eastAsiaTheme="minorEastAsia"/>
+          <w:sz w:val="28"/>
+        </w:rPr>
+        <w:br w:type="page"/>
+      </w:r>
+    </w:p>
+    <w:p>
+      <w:pPr>
+        <w:jc w:val="both"/>
+        <w:rPr>
+          <w:sz w:val="28"/>
+        </w:rPr>
+      </w:pPr>
+      <w:r>
+        <w:rPr>
+          <w:sz w:val="28"/>
+        </w:rPr>
+        <w:lastRenderedPageBreak/>
+        <w:t>b)</w:t>
+      </w:r>
+    </w:p>
+    <w:tbl>
+      <w:tblPr>
+        <w:tblW w:w="7337" w:type="dxa"/>
+        <w:tblInd w:w="57" w:type="dxa"/>
+        <w:tblCellMar>
+          <w:left w:w="70" w:type="dxa"/>
+          <w:right w:w="70" w:type="dxa"/>
+        </w:tblCellMar>
+        <w:tblLook w:val="04A0"/>
+      </w:tblPr>
+      <w:tblGrid>
+        <w:gridCol w:w="996"/>
+        <w:gridCol w:w="996"/>
+        <w:gridCol w:w="1013"/>
+        <w:gridCol w:w="1013"/>
+        <w:gridCol w:w="1013"/>
+        <w:gridCol w:w="996"/>
+        <w:gridCol w:w="1310"/>
+      </w:tblGrid>
+      <w:tr>
+        <w:trPr>
+          <w:trHeight w:val="155"/>
+        </w:trPr>
+        <w:tc>
+          <w:tcPr>
+            <w:tcW w:w="996" w:type="dxa"/>
+            <w:tcBorders>
+              <w:top w:val="single" w:sz="4" w:space="0" w:color="auto"/>
+              <w:left w:val="single" w:sz="4" w:space="0" w:color="auto"/>
+              <w:bottom w:val="single" w:sz="4" w:space="0" w:color="auto"/>
+              <w:right w:val="single" w:sz="4" w:space="0" w:color="auto"/>
+            </w:tcBorders>
+            <w:shd w:val="clear" w:color="auto" w:fill="auto"/>
+            <w:noWrap/>
+            <w:hideMark/>
+          </w:tcPr>
+          <w:p>
+            <w:pPr>
+              <w:spacing w:after="0" w:line="240" w:lineRule="auto"/>
+              <w:jc w:val="center"/>
+              <w:rPr>
+                <w:rFonts w:ascii="Calibri" w:eastAsia="Times New Roman" w:hAnsi="Calibri" w:cs="Calibri"/>
+                <w:b/>
+                <w:bCs/>
+                <w:kern w:val="0"/>
+                <w:sz w:val="22"/>
+                <w:szCs w:val="22"/>
+                <w:lang w:eastAsia="es-ES"/>
+              </w:rPr>
+            </w:pPr>
+            <w:proofErr w:type="spellStart"/>
+            <w:r>
+              <w:rPr>
+                <w:rFonts w:ascii="Calibri" w:eastAsia="Times New Roman" w:hAnsi="Calibri" w:cs="Calibri"/>
+                <w:b/>
+                <w:bCs/>
+                <w:kern w:val="0"/>
+                <w:sz w:val="22"/>
+                <w:szCs w:val="22"/>
+                <w:lang w:eastAsia="es-ES"/>
+              </w:rPr>
+              <w:t>N_inter</w:t>
+            </w:r>
+            <w:proofErr w:type="spellEnd"/>
+          </w:p>
+        </w:tc>
+        <w:tc>
+          <w:tcPr>
+            <w:tcW w:w="996" w:type="dxa"/>
+            <w:tcBorders>
+              <w:top w:val="single" w:sz="4" w:space="0" w:color="auto"/>
+              <w:left w:val="nil"/>
+              <w:bottom w:val="single" w:sz="4" w:space="0" w:color="auto"/>
+              <w:right w:val="single" w:sz="4" w:space="0" w:color="auto"/>
+            </w:tcBorders>
+            <w:shd w:val="clear" w:color="auto" w:fill="auto"/>
+            <w:noWrap/>
+            <w:hideMark/>
+          </w:tcPr>
+          <w:p>
+            <w:pPr>
+              <w:spacing w:after="0" w:line="240" w:lineRule="auto"/>
+              <w:jc w:val="center"/>
+              <w:rPr>
+                <w:rFonts w:ascii="Calibri" w:eastAsia="Times New Roman" w:hAnsi="Calibri" w:cs="Calibri"/>
+                <w:b/>
+                <w:bCs/>
+                <w:kern w:val="0"/>
+                <w:sz w:val="22"/>
+                <w:szCs w:val="22"/>
+                <w:lang w:eastAsia="es-ES"/>
+              </w:rPr>
+            </w:pPr>
+            <w:r>
+              <w:rPr>
+                <w:rFonts w:ascii="Calibri" w:eastAsia="Times New Roman" w:hAnsi="Calibri" w:cs="Calibri"/>
+                <w:b/>
+                <w:bCs/>
+                <w:kern w:val="0"/>
+                <w:sz w:val="22"/>
+                <w:szCs w:val="22"/>
+                <w:lang w:eastAsia="es-ES"/>
+              </w:rPr>
+              <w:t>malla</w:t>
+            </w:r>
+          </w:p>
+        </w:tc>
+        <w:tc>
+          <w:tcPr>
+            <w:tcW w:w="1013" w:type="dxa"/>
+            <w:tcBorders>
+              <w:top w:val="single" w:sz="4" w:space="0" w:color="auto"/>
+              <w:left w:val="nil"/>
+              <w:bottom w:val="single" w:sz="4" w:space="0" w:color="auto"/>
+              <w:right w:val="single" w:sz="4" w:space="0" w:color="auto"/>
+            </w:tcBorders>
+            <w:shd w:val="clear" w:color="auto" w:fill="auto"/>
+            <w:noWrap/>
+            <w:hideMark/>
+          </w:tcPr>
+          <w:p>
+            <w:pPr>
+              <w:spacing w:after="0" w:line="240" w:lineRule="auto"/>
+              <w:jc w:val="center"/>
+              <w:rPr>
+                <w:rFonts w:ascii="Calibri" w:eastAsia="Times New Roman" w:hAnsi="Calibri" w:cs="Calibri"/>
+                <w:b/>
+                <w:bCs/>
+                <w:kern w:val="0"/>
+                <w:sz w:val="22"/>
+                <w:szCs w:val="22"/>
+                <w:lang w:eastAsia="es-ES"/>
+              </w:rPr>
+            </w:pPr>
+            <w:r>
+              <w:rPr>
+                <w:rFonts w:ascii="Calibri" w:eastAsia="Times New Roman" w:hAnsi="Calibri" w:cs="Calibri"/>
+                <w:b/>
+                <w:bCs/>
+                <w:kern w:val="0"/>
+                <w:sz w:val="22"/>
+                <w:szCs w:val="22"/>
+                <w:lang w:eastAsia="es-ES"/>
+              </w:rPr>
+              <w:t>x10</w:t>
+            </w:r>
+          </w:p>
+        </w:tc>
+        <w:tc>
+          <w:tcPr>
+            <w:tcW w:w="1013" w:type="dxa"/>
+            <w:tcBorders>
+              <w:top w:val="single" w:sz="4" w:space="0" w:color="auto"/>
+              <w:left w:val="nil"/>
+              <w:bottom w:val="single" w:sz="4" w:space="0" w:color="auto"/>
+              <w:right w:val="single" w:sz="4" w:space="0" w:color="auto"/>
+            </w:tcBorders>
+            <w:shd w:val="clear" w:color="auto" w:fill="auto"/>
+            <w:noWrap/>
+            <w:hideMark/>
+          </w:tcPr>
+          <w:p>
+            <w:pPr>
+              <w:spacing w:after="0" w:line="240" w:lineRule="auto"/>
+              <w:jc w:val="center"/>
+              <w:rPr>
+                <w:rFonts w:ascii="Calibri" w:eastAsia="Times New Roman" w:hAnsi="Calibri" w:cs="Calibri"/>
+                <w:b/>
+                <w:bCs/>
+                <w:kern w:val="0"/>
+                <w:sz w:val="22"/>
+                <w:szCs w:val="22"/>
+                <w:lang w:eastAsia="es-ES"/>
+              </w:rPr>
+            </w:pPr>
+            <w:r>
+              <w:rPr>
+                <w:rFonts w:ascii="Calibri" w:eastAsia="Times New Roman" w:hAnsi="Calibri" w:cs="Calibri"/>
+                <w:b/>
+                <w:bCs/>
+                <w:kern w:val="0"/>
+                <w:sz w:val="22"/>
+                <w:szCs w:val="22"/>
+                <w:lang w:eastAsia="es-ES"/>
+              </w:rPr>
+              <w:t>x25</w:t>
+            </w:r>
+          </w:p>
+        </w:tc>
+        <w:tc>
+          <w:tcPr>
+            <w:tcW w:w="1013" w:type="dxa"/>
+            <w:tcBorders>
+              <w:top w:val="single" w:sz="4" w:space="0" w:color="auto"/>
+              <w:left w:val="nil"/>
+              <w:bottom w:val="single" w:sz="4" w:space="0" w:color="auto"/>
+              <w:right w:val="single" w:sz="4" w:space="0" w:color="auto"/>
+            </w:tcBorders>
+            <w:shd w:val="clear" w:color="auto" w:fill="auto"/>
+            <w:noWrap/>
+            <w:hideMark/>
+          </w:tcPr>
+          <w:p>
+            <w:pPr>
+              <w:spacing w:after="0" w:line="240" w:lineRule="auto"/>
+              <w:jc w:val="center"/>
+              <w:rPr>
+                <w:rFonts w:ascii="Calibri" w:eastAsia="Times New Roman" w:hAnsi="Calibri" w:cs="Calibri"/>
+                <w:b/>
+                <w:bCs/>
+                <w:kern w:val="0"/>
+                <w:sz w:val="22"/>
+                <w:szCs w:val="22"/>
+                <w:lang w:eastAsia="es-ES"/>
+              </w:rPr>
+            </w:pPr>
+            <w:r>
+              <w:rPr>
+                <w:rFonts w:ascii="Calibri" w:eastAsia="Times New Roman" w:hAnsi="Calibri" w:cs="Calibri"/>
+                <w:b/>
+                <w:bCs/>
+                <w:kern w:val="0"/>
+                <w:sz w:val="22"/>
+                <w:szCs w:val="22"/>
+                <w:lang w:eastAsia="es-ES"/>
+              </w:rPr>
+              <w:t>x40</w:t>
+            </w:r>
+          </w:p>
+        </w:tc>
+        <w:tc>
+          <w:tcPr>
+            <w:tcW w:w="996" w:type="dxa"/>
+            <w:tcBorders>
+              <w:top w:val="single" w:sz="4" w:space="0" w:color="auto"/>
+              <w:left w:val="nil"/>
+              <w:bottom w:val="single" w:sz="4" w:space="0" w:color="auto"/>
+              <w:right w:val="single" w:sz="4" w:space="0" w:color="auto"/>
+            </w:tcBorders>
+            <w:shd w:val="clear" w:color="auto" w:fill="auto"/>
+            <w:noWrap/>
+            <w:hideMark/>
+          </w:tcPr>
+          <w:p>
+            <w:pPr>
+              <w:spacing w:after="0" w:line="240" w:lineRule="auto"/>
+              <w:jc w:val="center"/>
+              <w:rPr>
+                <w:rFonts w:ascii="Calibri" w:eastAsia="Times New Roman" w:hAnsi="Calibri" w:cs="Calibri"/>
+                <w:b/>
+                <w:bCs/>
+                <w:kern w:val="0"/>
+                <w:sz w:val="22"/>
+                <w:szCs w:val="22"/>
+                <w:lang w:eastAsia="es-ES"/>
+              </w:rPr>
+            </w:pPr>
+            <w:r>
+              <w:rPr>
+                <w:rFonts w:ascii="Calibri" w:eastAsia="Times New Roman" w:hAnsi="Calibri" w:cs="Calibri"/>
+                <w:b/>
+                <w:bCs/>
+                <w:kern w:val="0"/>
+                <w:sz w:val="22"/>
+                <w:szCs w:val="22"/>
+                <w:lang w:eastAsia="es-ES"/>
+              </w:rPr>
+              <w:t>fugas(J+)</w:t>
+            </w:r>
+          </w:p>
+        </w:tc>
+        <w:tc>
+          <w:tcPr>
+            <w:tcW w:w="1310" w:type="dxa"/>
+            <w:tcBorders>
+              <w:top w:val="single" w:sz="4" w:space="0" w:color="auto"/>
+              <w:left w:val="nil"/>
+              <w:bottom w:val="single" w:sz="4" w:space="0" w:color="auto"/>
+              <w:right w:val="single" w:sz="4" w:space="0" w:color="auto"/>
+            </w:tcBorders>
+            <w:shd w:val="clear" w:color="auto" w:fill="auto"/>
+            <w:noWrap/>
+            <w:hideMark/>
+          </w:tcPr>
+          <w:p>
+            <w:pPr>
+              <w:spacing w:after="0" w:line="240" w:lineRule="auto"/>
+              <w:jc w:val="center"/>
+              <w:rPr>
+                <w:rFonts w:ascii="Calibri" w:eastAsia="Times New Roman" w:hAnsi="Calibri" w:cs="Calibri"/>
+                <w:b/>
+                <w:bCs/>
+                <w:kern w:val="0"/>
+                <w:sz w:val="22"/>
+                <w:szCs w:val="22"/>
+                <w:lang w:eastAsia="es-ES"/>
+              </w:rPr>
+            </w:pPr>
+            <w:r>
+              <w:rPr>
+                <w:rFonts w:ascii="Calibri" w:eastAsia="Times New Roman" w:hAnsi="Calibri" w:cs="Calibri"/>
+                <w:b/>
+                <w:bCs/>
+                <w:kern w:val="0"/>
+                <w:sz w:val="22"/>
+                <w:szCs w:val="22"/>
+                <w:lang w:eastAsia="es-ES"/>
+              </w:rPr>
+              <w:t>converge</w:t>
+            </w:r>
+          </w:p>
+        </w:tc>
+      </w:tr>
+      <w:tr>
+        <w:trPr>
+          <w:trHeight w:val="155"/>
+        </w:trPr>
+        <w:tc>
+          <w:tcPr>
+            <w:tcW w:w="996" w:type="dxa"/>
+            <w:tcBorders>
+              <w:top w:val="nil"/>
+              <w:left w:val="nil"/>
+              <w:bottom w:val="nil"/>
+              <w:right w:val="nil"/>
+            </w:tcBorders>
+            <w:shd w:val="clear" w:color="auto" w:fill="auto"/>
+            <w:noWrap/>
+            <w:vAlign w:val="bottom"/>
+            <w:hideMark/>
+          </w:tcPr>
+          <w:p>
+            <w:pPr>
+              <w:spacing w:after="0" w:line="240" w:lineRule="auto"/>
+              <w:jc w:val="right"/>
+              <w:rPr>
+                <w:rFonts w:ascii="Calibri" w:eastAsia="Times New Roman" w:hAnsi="Calibri" w:cs="Calibri"/>
+                <w:color w:val="000000"/>
+                <w:kern w:val="0"/>
+                <w:sz w:val="22"/>
+                <w:szCs w:val="22"/>
+                <w:lang w:eastAsia="es-ES"/>
+              </w:rPr>
+            </w:pPr>
+            <w:r>
+              <w:rPr>
+                <w:rFonts w:ascii="Calibri" w:eastAsia="Times New Roman" w:hAnsi="Calibri" w:cs="Calibri"/>
+                <w:color w:val="000000"/>
+                <w:kern w:val="0"/>
+                <w:sz w:val="22"/>
+                <w:szCs w:val="22"/>
+                <w:lang w:eastAsia="es-ES"/>
+              </w:rPr>
+              <w:t>470</w:t>
+            </w:r>
+          </w:p>
+        </w:tc>
+        <w:tc>
+          <w:tcPr>
+            <w:tcW w:w="996" w:type="dxa"/>
+            <w:tcBorders>
+              <w:top w:val="nil"/>
+              <w:left w:val="nil"/>
+              <w:bottom w:val="nil"/>
+              <w:right w:val="nil"/>
+            </w:tcBorders>
+            <w:shd w:val="clear" w:color="auto" w:fill="auto"/>
+            <w:noWrap/>
+            <w:vAlign w:val="bottom"/>
+            <w:hideMark/>
+          </w:tcPr>
+          <w:p>
+            <w:pPr>
+              <w:spacing w:after="0" w:line="240" w:lineRule="auto"/>
+              <w:jc w:val="right"/>
+              <w:rPr>
+                <w:rFonts w:ascii="Calibri" w:eastAsia="Times New Roman" w:hAnsi="Calibri" w:cs="Calibri"/>
+                <w:color w:val="000000"/>
+                <w:kern w:val="0"/>
+                <w:sz w:val="22"/>
+                <w:szCs w:val="22"/>
+                <w:lang w:eastAsia="es-ES"/>
+              </w:rPr>
+            </w:pPr>
+            <w:r>
+              <w:rPr>
+                <w:rFonts w:ascii="Calibri" w:eastAsia="Times New Roman" w:hAnsi="Calibri" w:cs="Calibri"/>
+                <w:color w:val="000000"/>
+                <w:kern w:val="0"/>
+                <w:sz w:val="22"/>
+                <w:szCs w:val="22"/>
+                <w:lang w:eastAsia="es-ES"/>
+              </w:rPr>
+              <w:t>100</w:t>
+            </w:r>
+          </w:p>
+        </w:tc>
+        <w:tc>
+          <w:tcPr>
+            <w:tcW w:w="1013" w:type="dxa"/>
+            <w:tcBorders>
+              <w:top w:val="nil"/>
+              <w:left w:val="nil"/>
+              <w:bottom w:val="nil"/>
+              <w:right w:val="nil"/>
+            </w:tcBorders>
+            <w:shd w:val="clear" w:color="auto" w:fill="auto"/>
+            <w:noWrap/>
+            <w:vAlign w:val="bottom"/>
+            <w:hideMark/>
+          </w:tcPr>
+          <w:p>
+            <w:pPr>
+              <w:spacing w:after="0" w:line="240" w:lineRule="auto"/>
+              <w:jc w:val="right"/>
+              <w:rPr>
+                <w:rFonts w:ascii="Calibri" w:eastAsia="Times New Roman" w:hAnsi="Calibri" w:cs="Calibri"/>
+                <w:color w:val="000000"/>
+                <w:kern w:val="0"/>
+                <w:sz w:val="22"/>
+                <w:szCs w:val="22"/>
+                <w:lang w:eastAsia="es-ES"/>
+              </w:rPr>
+            </w:pPr>
+            <w:r>
+              <w:rPr>
+                <w:rFonts w:ascii="Calibri" w:eastAsia="Times New Roman" w:hAnsi="Calibri" w:cs="Calibri"/>
+                <w:color w:val="000000"/>
+                <w:kern w:val="0"/>
+                <w:sz w:val="22"/>
+                <w:szCs w:val="22"/>
+                <w:lang w:eastAsia="es-ES"/>
+              </w:rPr>
+              <w:t>35,57323</w:t>
+            </w:r>
+          </w:p>
+        </w:tc>
+        <w:tc>
+          <w:tcPr>
+            <w:tcW w:w="1013" w:type="dxa"/>
+            <w:tcBorders>
+              <w:top w:val="nil"/>
+              <w:left w:val="nil"/>
+              <w:bottom w:val="nil"/>
+              <w:right w:val="nil"/>
+            </w:tcBorders>
+            <w:shd w:val="clear" w:color="auto" w:fill="auto"/>
+            <w:noWrap/>
+            <w:vAlign w:val="bottom"/>
+            <w:hideMark/>
+          </w:tcPr>
+          <w:p>
+            <w:pPr>
+              <w:spacing w:after="0" w:line="240" w:lineRule="auto"/>
+              <w:jc w:val="right"/>
+              <w:rPr>
+                <w:rFonts w:ascii="Calibri" w:eastAsia="Times New Roman" w:hAnsi="Calibri" w:cs="Calibri"/>
+                <w:color w:val="000000"/>
+                <w:kern w:val="0"/>
+                <w:sz w:val="22"/>
+                <w:szCs w:val="22"/>
+                <w:lang w:eastAsia="es-ES"/>
+              </w:rPr>
+            </w:pPr>
+            <w:r>
+              <w:rPr>
+                <w:rFonts w:ascii="Calibri" w:eastAsia="Times New Roman" w:hAnsi="Calibri" w:cs="Calibri"/>
+                <w:color w:val="000000"/>
+                <w:kern w:val="0"/>
+                <w:sz w:val="22"/>
+                <w:szCs w:val="22"/>
+                <w:lang w:eastAsia="es-ES"/>
+              </w:rPr>
+              <w:t>0,009624</w:t>
+            </w:r>
+          </w:p>
+        </w:tc>
+        <w:tc>
+          <w:tcPr>
+            <w:tcW w:w="1013" w:type="dxa"/>
+            <w:tcBorders>
+              <w:top w:val="nil"/>
+              <w:left w:val="nil"/>
+              <w:bottom w:val="nil"/>
+              <w:right w:val="nil"/>
+            </w:tcBorders>
+            <w:shd w:val="clear" w:color="auto" w:fill="auto"/>
+            <w:noWrap/>
+            <w:vAlign w:val="bottom"/>
+            <w:hideMark/>
+          </w:tcPr>
+          <w:p>
+            <w:pPr>
+              <w:spacing w:after="0" w:line="240" w:lineRule="auto"/>
+              <w:jc w:val="right"/>
+              <w:rPr>
+                <w:rFonts w:ascii="Calibri" w:eastAsia="Times New Roman" w:hAnsi="Calibri" w:cs="Calibri"/>
+                <w:color w:val="000000"/>
+                <w:kern w:val="0"/>
+                <w:sz w:val="22"/>
+                <w:szCs w:val="22"/>
+                <w:lang w:eastAsia="es-ES"/>
+              </w:rPr>
+            </w:pPr>
+            <w:r>
+              <w:rPr>
+                <w:rFonts w:ascii="Calibri" w:eastAsia="Times New Roman" w:hAnsi="Calibri" w:cs="Calibri"/>
+                <w:color w:val="000000"/>
+                <w:kern w:val="0"/>
+                <w:sz w:val="22"/>
+                <w:szCs w:val="22"/>
+                <w:lang w:eastAsia="es-ES"/>
+              </w:rPr>
+              <w:t>0,004085</w:t>
+            </w:r>
+          </w:p>
+        </w:tc>
+        <w:tc>
+          <w:tcPr>
+            <w:tcW w:w="996" w:type="dxa"/>
+            <w:tcBorders>
+              <w:top w:val="nil"/>
+              <w:left w:val="nil"/>
+              <w:bottom w:val="nil"/>
+              <w:right w:val="nil"/>
+            </w:tcBorders>
+            <w:shd w:val="clear" w:color="auto" w:fill="auto"/>
+            <w:noWrap/>
+            <w:vAlign w:val="bottom"/>
+            <w:hideMark/>
+          </w:tcPr>
+          <w:p>
+            <w:pPr>
+              <w:spacing w:after="0" w:line="240" w:lineRule="auto"/>
+              <w:jc w:val="right"/>
+              <w:rPr>
+                <w:rFonts w:ascii="Calibri" w:eastAsia="Times New Roman" w:hAnsi="Calibri" w:cs="Calibri"/>
+                <w:color w:val="000000"/>
+                <w:kern w:val="0"/>
+                <w:sz w:val="22"/>
+                <w:szCs w:val="22"/>
+                <w:lang w:eastAsia="es-ES"/>
+              </w:rPr>
+            </w:pPr>
+            <w:r>
+              <w:rPr>
+                <w:rFonts w:ascii="Calibri" w:eastAsia="Times New Roman" w:hAnsi="Calibri" w:cs="Calibri"/>
+                <w:color w:val="000000"/>
+                <w:kern w:val="0"/>
+                <w:sz w:val="22"/>
+                <w:szCs w:val="22"/>
+                <w:lang w:eastAsia="es-ES"/>
+              </w:rPr>
+              <w:t>0,2572</w:t>
+            </w:r>
+          </w:p>
+        </w:tc>
+        <w:tc>
+          <w:tcPr>
+            <w:tcW w:w="1310" w:type="dxa"/>
+            <w:tcBorders>
+              <w:top w:val="nil"/>
+              <w:left w:val="nil"/>
+              <w:bottom w:val="nil"/>
+              <w:right w:val="nil"/>
+            </w:tcBorders>
+            <w:shd w:val="clear" w:color="auto" w:fill="auto"/>
+            <w:noWrap/>
+            <w:vAlign w:val="bottom"/>
+            <w:hideMark/>
+          </w:tcPr>
+          <w:p>
+            <w:pPr>
+              <w:spacing w:after="0" w:line="240" w:lineRule="auto"/>
+              <w:jc w:val="center"/>
+              <w:rPr>
+                <w:rFonts w:ascii="Calibri" w:eastAsia="Times New Roman" w:hAnsi="Calibri" w:cs="Calibri"/>
+                <w:color w:val="000000"/>
+                <w:kern w:val="0"/>
+                <w:sz w:val="22"/>
+                <w:szCs w:val="22"/>
+                <w:lang w:eastAsia="es-ES"/>
+              </w:rPr>
+            </w:pPr>
+            <w:r>
+              <w:rPr>
+                <w:rFonts w:ascii="Calibri" w:eastAsia="Times New Roman" w:hAnsi="Calibri" w:cs="Calibri"/>
+                <w:color w:val="000000"/>
+                <w:kern w:val="0"/>
+                <w:sz w:val="22"/>
+                <w:szCs w:val="22"/>
+                <w:lang w:eastAsia="es-ES"/>
+              </w:rPr>
+              <w:t>VERDADERO</w:t>
+            </w:r>
+          </w:p>
+        </w:tc>
+      </w:tr>
+      <w:tr>
+        <w:trPr>
+          <w:trHeight w:val="155"/>
+        </w:trPr>
+        <w:tc>
+          <w:tcPr>
+            <w:tcW w:w="996" w:type="dxa"/>
+            <w:tcBorders>
+              <w:top w:val="nil"/>
+              <w:left w:val="nil"/>
+              <w:bottom w:val="nil"/>
+              <w:right w:val="nil"/>
+            </w:tcBorders>
+            <w:shd w:val="clear" w:color="auto" w:fill="auto"/>
+            <w:noWrap/>
+            <w:vAlign w:val="bottom"/>
+            <w:hideMark/>
+          </w:tcPr>
+          <w:p>
+            <w:pPr>
+              <w:spacing w:after="0" w:line="240" w:lineRule="auto"/>
+              <w:jc w:val="right"/>
+              <w:rPr>
+                <w:rFonts w:ascii="Calibri" w:eastAsia="Times New Roman" w:hAnsi="Calibri" w:cs="Calibri"/>
+                <w:color w:val="000000"/>
+                <w:kern w:val="0"/>
+                <w:sz w:val="22"/>
+                <w:szCs w:val="22"/>
+                <w:lang w:eastAsia="es-ES"/>
+              </w:rPr>
+            </w:pPr>
+            <w:r>
+              <w:rPr>
+                <w:rFonts w:ascii="Calibri" w:eastAsia="Times New Roman" w:hAnsi="Calibri" w:cs="Calibri"/>
+                <w:color w:val="000000"/>
+                <w:kern w:val="0"/>
+                <w:sz w:val="22"/>
+                <w:szCs w:val="22"/>
+                <w:lang w:eastAsia="es-ES"/>
+              </w:rPr>
+              <w:t>469</w:t>
+            </w:r>
+          </w:p>
+        </w:tc>
+        <w:tc>
+          <w:tcPr>
+            <w:tcW w:w="996" w:type="dxa"/>
+            <w:tcBorders>
+              <w:top w:val="nil"/>
+              <w:left w:val="nil"/>
+              <w:bottom w:val="nil"/>
+              <w:right w:val="nil"/>
+            </w:tcBorders>
+            <w:shd w:val="clear" w:color="auto" w:fill="auto"/>
+            <w:noWrap/>
+            <w:vAlign w:val="bottom"/>
+            <w:hideMark/>
+          </w:tcPr>
+          <w:p>
+            <w:pPr>
+              <w:spacing w:after="0" w:line="240" w:lineRule="auto"/>
+              <w:jc w:val="right"/>
+              <w:rPr>
+                <w:rFonts w:ascii="Calibri" w:eastAsia="Times New Roman" w:hAnsi="Calibri" w:cs="Calibri"/>
+                <w:color w:val="000000"/>
+                <w:kern w:val="0"/>
+                <w:sz w:val="22"/>
+                <w:szCs w:val="22"/>
+                <w:lang w:eastAsia="es-ES"/>
+              </w:rPr>
+            </w:pPr>
+            <w:r>
+              <w:rPr>
+                <w:rFonts w:ascii="Calibri" w:eastAsia="Times New Roman" w:hAnsi="Calibri" w:cs="Calibri"/>
+                <w:color w:val="000000"/>
+                <w:kern w:val="0"/>
+                <w:sz w:val="22"/>
+                <w:szCs w:val="22"/>
+                <w:lang w:eastAsia="es-ES"/>
+              </w:rPr>
+              <w:t>50</w:t>
+            </w:r>
+          </w:p>
+        </w:tc>
+        <w:tc>
+          <w:tcPr>
+            <w:tcW w:w="1013" w:type="dxa"/>
+            <w:tcBorders>
+              <w:top w:val="nil"/>
+              <w:left w:val="nil"/>
+              <w:bottom w:val="nil"/>
+              <w:right w:val="nil"/>
+            </w:tcBorders>
+            <w:shd w:val="clear" w:color="auto" w:fill="auto"/>
+            <w:noWrap/>
+            <w:vAlign w:val="bottom"/>
+            <w:hideMark/>
+          </w:tcPr>
+          <w:p>
+            <w:pPr>
+              <w:spacing w:after="0" w:line="240" w:lineRule="auto"/>
+              <w:jc w:val="right"/>
+              <w:rPr>
+                <w:rFonts w:ascii="Calibri" w:eastAsia="Times New Roman" w:hAnsi="Calibri" w:cs="Calibri"/>
+                <w:color w:val="000000"/>
+                <w:kern w:val="0"/>
+                <w:sz w:val="22"/>
+                <w:szCs w:val="22"/>
+                <w:lang w:eastAsia="es-ES"/>
+              </w:rPr>
+            </w:pPr>
+            <w:r>
+              <w:rPr>
+                <w:rFonts w:ascii="Calibri" w:eastAsia="Times New Roman" w:hAnsi="Calibri" w:cs="Calibri"/>
+                <w:color w:val="000000"/>
+                <w:kern w:val="0"/>
+                <w:sz w:val="22"/>
+                <w:szCs w:val="22"/>
+                <w:lang w:eastAsia="es-ES"/>
+              </w:rPr>
+              <w:t>42,08169</w:t>
+            </w:r>
+          </w:p>
+        </w:tc>
+        <w:tc>
+          <w:tcPr>
+            <w:tcW w:w="1013" w:type="dxa"/>
+            <w:tcBorders>
+              <w:top w:val="nil"/>
+              <w:left w:val="nil"/>
+              <w:bottom w:val="nil"/>
+              <w:right w:val="nil"/>
+            </w:tcBorders>
+            <w:shd w:val="clear" w:color="auto" w:fill="auto"/>
+            <w:noWrap/>
+            <w:vAlign w:val="bottom"/>
+            <w:hideMark/>
+          </w:tcPr>
+          <w:p>
+            <w:pPr>
+              <w:spacing w:after="0" w:line="240" w:lineRule="auto"/>
+              <w:jc w:val="right"/>
+              <w:rPr>
+                <w:rFonts w:ascii="Calibri" w:eastAsia="Times New Roman" w:hAnsi="Calibri" w:cs="Calibri"/>
+                <w:color w:val="000000"/>
+                <w:kern w:val="0"/>
+                <w:sz w:val="22"/>
+                <w:szCs w:val="22"/>
+                <w:lang w:eastAsia="es-ES"/>
+              </w:rPr>
+            </w:pPr>
+            <w:r>
+              <w:rPr>
+                <w:rFonts w:ascii="Calibri" w:eastAsia="Times New Roman" w:hAnsi="Calibri" w:cs="Calibri"/>
+                <w:color w:val="000000"/>
+                <w:kern w:val="0"/>
+                <w:sz w:val="22"/>
+                <w:szCs w:val="22"/>
+                <w:lang w:eastAsia="es-ES"/>
+              </w:rPr>
+              <w:t>0,00985</w:t>
+            </w:r>
+          </w:p>
+        </w:tc>
+        <w:tc>
+          <w:tcPr>
+            <w:tcW w:w="1013" w:type="dxa"/>
+            <w:tcBorders>
+              <w:top w:val="nil"/>
+              <w:left w:val="nil"/>
+              <w:bottom w:val="nil"/>
+              <w:right w:val="nil"/>
+            </w:tcBorders>
+            <w:shd w:val="clear" w:color="auto" w:fill="auto"/>
+            <w:noWrap/>
+            <w:vAlign w:val="bottom"/>
+            <w:hideMark/>
+          </w:tcPr>
+          <w:p>
+            <w:pPr>
+              <w:spacing w:after="0" w:line="240" w:lineRule="auto"/>
+              <w:jc w:val="right"/>
+              <w:rPr>
+                <w:rFonts w:ascii="Calibri" w:eastAsia="Times New Roman" w:hAnsi="Calibri" w:cs="Calibri"/>
+                <w:color w:val="000000"/>
+                <w:kern w:val="0"/>
+                <w:sz w:val="22"/>
+                <w:szCs w:val="22"/>
+                <w:lang w:eastAsia="es-ES"/>
+              </w:rPr>
+            </w:pPr>
+            <w:r>
+              <w:rPr>
+                <w:rFonts w:ascii="Calibri" w:eastAsia="Times New Roman" w:hAnsi="Calibri" w:cs="Calibri"/>
+                <w:color w:val="000000"/>
+                <w:kern w:val="0"/>
+                <w:sz w:val="22"/>
+                <w:szCs w:val="22"/>
+                <w:lang w:eastAsia="es-ES"/>
+              </w:rPr>
+              <w:t>0,003279</w:t>
+            </w:r>
+          </w:p>
+        </w:tc>
+        <w:tc>
+          <w:tcPr>
+            <w:tcW w:w="996" w:type="dxa"/>
+            <w:tcBorders>
+              <w:top w:val="nil"/>
+              <w:left w:val="nil"/>
+              <w:bottom w:val="nil"/>
+              <w:right w:val="nil"/>
+            </w:tcBorders>
+            <w:shd w:val="clear" w:color="auto" w:fill="auto"/>
+            <w:noWrap/>
+            <w:vAlign w:val="bottom"/>
+            <w:hideMark/>
+          </w:tcPr>
+          <w:p>
+            <w:pPr>
+              <w:spacing w:after="0" w:line="240" w:lineRule="auto"/>
+              <w:jc w:val="right"/>
+              <w:rPr>
+                <w:rFonts w:ascii="Calibri" w:eastAsia="Times New Roman" w:hAnsi="Calibri" w:cs="Calibri"/>
+                <w:color w:val="000000"/>
+                <w:kern w:val="0"/>
+                <w:sz w:val="22"/>
+                <w:szCs w:val="22"/>
+                <w:lang w:eastAsia="es-ES"/>
+              </w:rPr>
+            </w:pPr>
+            <w:r>
+              <w:rPr>
+                <w:rFonts w:ascii="Calibri" w:eastAsia="Times New Roman" w:hAnsi="Calibri" w:cs="Calibri"/>
+                <w:color w:val="000000"/>
+                <w:kern w:val="0"/>
+                <w:sz w:val="22"/>
+                <w:szCs w:val="22"/>
+                <w:lang w:eastAsia="es-ES"/>
+              </w:rPr>
+              <w:t>0,2572</w:t>
+            </w:r>
+          </w:p>
+        </w:tc>
+        <w:tc>
+          <w:tcPr>
+            <w:tcW w:w="1310" w:type="dxa"/>
+            <w:tcBorders>
+              <w:top w:val="nil"/>
+              <w:left w:val="nil"/>
+              <w:bottom w:val="nil"/>
+              <w:right w:val="nil"/>
+            </w:tcBorders>
+            <w:shd w:val="clear" w:color="auto" w:fill="auto"/>
+            <w:noWrap/>
+            <w:vAlign w:val="bottom"/>
+            <w:hideMark/>
+          </w:tcPr>
+          <w:p>
+            <w:pPr>
+              <w:spacing w:after="0" w:line="240" w:lineRule="auto"/>
+              <w:jc w:val="center"/>
+              <w:rPr>
+                <w:rFonts w:ascii="Calibri" w:eastAsia="Times New Roman" w:hAnsi="Calibri" w:cs="Calibri"/>
+                <w:color w:val="000000"/>
+                <w:kern w:val="0"/>
+                <w:sz w:val="22"/>
+                <w:szCs w:val="22"/>
+                <w:lang w:eastAsia="es-ES"/>
+              </w:rPr>
+            </w:pPr>
+            <w:r>
+              <w:rPr>
+                <w:rFonts w:ascii="Calibri" w:eastAsia="Times New Roman" w:hAnsi="Calibri" w:cs="Calibri"/>
+                <w:color w:val="000000"/>
+                <w:kern w:val="0"/>
+                <w:sz w:val="22"/>
+                <w:szCs w:val="22"/>
+                <w:lang w:eastAsia="es-ES"/>
+              </w:rPr>
+              <w:t>VERDADERO</w:t>
+            </w:r>
+          </w:p>
+        </w:tc>
+      </w:tr>
+      <w:tr>
+        <w:trPr>
+          <w:trHeight w:val="155"/>
+        </w:trPr>
+        <w:tc>
+          <w:tcPr>
+            <w:tcW w:w="996" w:type="dxa"/>
+            <w:tcBorders>
+              <w:top w:val="nil"/>
+              <w:left w:val="nil"/>
+              <w:bottom w:val="nil"/>
+              <w:right w:val="nil"/>
+            </w:tcBorders>
+            <w:shd w:val="clear" w:color="auto" w:fill="auto"/>
+            <w:noWrap/>
+            <w:vAlign w:val="bottom"/>
+            <w:hideMark/>
+          </w:tcPr>
+          <w:p>
+            <w:pPr>
+              <w:spacing w:after="0" w:line="240" w:lineRule="auto"/>
+              <w:jc w:val="right"/>
+              <w:rPr>
+                <w:rFonts w:ascii="Calibri" w:eastAsia="Times New Roman" w:hAnsi="Calibri" w:cs="Calibri"/>
+                <w:color w:val="000000"/>
+                <w:kern w:val="0"/>
+                <w:sz w:val="22"/>
+                <w:szCs w:val="22"/>
+                <w:lang w:eastAsia="es-ES"/>
+              </w:rPr>
+            </w:pPr>
+            <w:r>
+              <w:rPr>
+                <w:rFonts w:ascii="Calibri" w:eastAsia="Times New Roman" w:hAnsi="Calibri" w:cs="Calibri"/>
+                <w:color w:val="000000"/>
+                <w:kern w:val="0"/>
+                <w:sz w:val="22"/>
+                <w:szCs w:val="22"/>
+                <w:lang w:eastAsia="es-ES"/>
+              </w:rPr>
+              <w:t>467</w:t>
+            </w:r>
+          </w:p>
+        </w:tc>
+        <w:tc>
+          <w:tcPr>
+            <w:tcW w:w="996" w:type="dxa"/>
+            <w:tcBorders>
+              <w:top w:val="nil"/>
+              <w:left w:val="nil"/>
+              <w:bottom w:val="nil"/>
+              <w:right w:val="nil"/>
+            </w:tcBorders>
+            <w:shd w:val="clear" w:color="auto" w:fill="auto"/>
+            <w:noWrap/>
+            <w:vAlign w:val="bottom"/>
+            <w:hideMark/>
+          </w:tcPr>
+          <w:p>
+            <w:pPr>
+              <w:spacing w:after="0" w:line="240" w:lineRule="auto"/>
+              <w:jc w:val="right"/>
+              <w:rPr>
+                <w:rFonts w:ascii="Calibri" w:eastAsia="Times New Roman" w:hAnsi="Calibri" w:cs="Calibri"/>
+                <w:color w:val="000000"/>
+                <w:kern w:val="0"/>
+                <w:sz w:val="22"/>
+                <w:szCs w:val="22"/>
+                <w:lang w:eastAsia="es-ES"/>
+              </w:rPr>
+            </w:pPr>
+            <w:r>
+              <w:rPr>
+                <w:rFonts w:ascii="Calibri" w:eastAsia="Times New Roman" w:hAnsi="Calibri" w:cs="Calibri"/>
+                <w:color w:val="000000"/>
+                <w:kern w:val="0"/>
+                <w:sz w:val="22"/>
+                <w:szCs w:val="22"/>
+                <w:lang w:eastAsia="es-ES"/>
+              </w:rPr>
+              <w:t>25</w:t>
+            </w:r>
+          </w:p>
+        </w:tc>
+        <w:tc>
+          <w:tcPr>
+            <w:tcW w:w="1013" w:type="dxa"/>
+            <w:tcBorders>
+              <w:top w:val="nil"/>
+              <w:left w:val="nil"/>
+              <w:bottom w:val="nil"/>
+              <w:right w:val="nil"/>
+            </w:tcBorders>
+            <w:shd w:val="clear" w:color="auto" w:fill="auto"/>
+            <w:noWrap/>
+            <w:vAlign w:val="bottom"/>
+            <w:hideMark/>
+          </w:tcPr>
+          <w:p>
+            <w:pPr>
+              <w:spacing w:after="0" w:line="240" w:lineRule="auto"/>
+              <w:jc w:val="right"/>
+              <w:rPr>
+                <w:rFonts w:ascii="Calibri" w:eastAsia="Times New Roman" w:hAnsi="Calibri" w:cs="Calibri"/>
+                <w:color w:val="000000"/>
+                <w:kern w:val="0"/>
+                <w:sz w:val="22"/>
+                <w:szCs w:val="22"/>
+                <w:lang w:eastAsia="es-ES"/>
+              </w:rPr>
+            </w:pPr>
+            <w:r>
+              <w:rPr>
+                <w:rFonts w:ascii="Calibri" w:eastAsia="Times New Roman" w:hAnsi="Calibri" w:cs="Calibri"/>
+                <w:color w:val="000000"/>
+                <w:kern w:val="0"/>
+                <w:sz w:val="22"/>
+                <w:szCs w:val="22"/>
+                <w:lang w:eastAsia="es-ES"/>
+              </w:rPr>
+              <w:t>53,1791</w:t>
+            </w:r>
+          </w:p>
+        </w:tc>
+        <w:tc>
+          <w:tcPr>
+            <w:tcW w:w="1013" w:type="dxa"/>
+            <w:tcBorders>
+              <w:top w:val="nil"/>
+              <w:left w:val="nil"/>
+              <w:bottom w:val="nil"/>
+              <w:right w:val="nil"/>
+            </w:tcBorders>
+            <w:shd w:val="clear" w:color="auto" w:fill="auto"/>
+            <w:noWrap/>
+            <w:vAlign w:val="bottom"/>
+            <w:hideMark/>
+          </w:tcPr>
+          <w:p>
+            <w:pPr>
+              <w:spacing w:after="0" w:line="240" w:lineRule="auto"/>
+              <w:jc w:val="right"/>
+              <w:rPr>
+                <w:rFonts w:ascii="Calibri" w:eastAsia="Times New Roman" w:hAnsi="Calibri" w:cs="Calibri"/>
+                <w:color w:val="000000"/>
+                <w:kern w:val="0"/>
+                <w:sz w:val="22"/>
+                <w:szCs w:val="22"/>
+                <w:lang w:eastAsia="es-ES"/>
+              </w:rPr>
+            </w:pPr>
+            <w:r>
+              <w:rPr>
+                <w:rFonts w:ascii="Calibri" w:eastAsia="Times New Roman" w:hAnsi="Calibri" w:cs="Calibri"/>
+                <w:color w:val="000000"/>
+                <w:kern w:val="0"/>
+                <w:sz w:val="22"/>
+                <w:szCs w:val="22"/>
+                <w:lang w:eastAsia="es-ES"/>
+              </w:rPr>
+              <w:t>0,013993</w:t>
+            </w:r>
+          </w:p>
+        </w:tc>
+        <w:tc>
+          <w:tcPr>
+            <w:tcW w:w="1013" w:type="dxa"/>
+            <w:tcBorders>
+              <w:top w:val="nil"/>
+              <w:left w:val="nil"/>
+              <w:bottom w:val="nil"/>
+              <w:right w:val="nil"/>
+            </w:tcBorders>
+            <w:shd w:val="clear" w:color="auto" w:fill="auto"/>
+            <w:noWrap/>
+            <w:vAlign w:val="bottom"/>
+            <w:hideMark/>
+          </w:tcPr>
+          <w:p>
+            <w:pPr>
+              <w:spacing w:after="0" w:line="240" w:lineRule="auto"/>
+              <w:jc w:val="right"/>
+              <w:rPr>
+                <w:rFonts w:ascii="Calibri" w:eastAsia="Times New Roman" w:hAnsi="Calibri" w:cs="Calibri"/>
+                <w:color w:val="000000"/>
+                <w:kern w:val="0"/>
+                <w:sz w:val="22"/>
+                <w:szCs w:val="22"/>
+                <w:lang w:eastAsia="es-ES"/>
+              </w:rPr>
+            </w:pPr>
+            <w:r>
+              <w:rPr>
+                <w:rFonts w:ascii="Calibri" w:eastAsia="Times New Roman" w:hAnsi="Calibri" w:cs="Calibri"/>
+                <w:color w:val="000000"/>
+                <w:kern w:val="0"/>
+                <w:sz w:val="22"/>
+                <w:szCs w:val="22"/>
+                <w:lang w:eastAsia="es-ES"/>
+              </w:rPr>
+              <w:t>0,001422</w:t>
+            </w:r>
+          </w:p>
+        </w:tc>
+        <w:tc>
+          <w:tcPr>
+            <w:tcW w:w="996" w:type="dxa"/>
+            <w:tcBorders>
+              <w:top w:val="nil"/>
+              <w:left w:val="nil"/>
+              <w:bottom w:val="nil"/>
+              <w:right w:val="nil"/>
+            </w:tcBorders>
+            <w:shd w:val="clear" w:color="auto" w:fill="auto"/>
+            <w:noWrap/>
+            <w:vAlign w:val="bottom"/>
+            <w:hideMark/>
+          </w:tcPr>
+          <w:p>
+            <w:pPr>
+              <w:spacing w:after="0" w:line="240" w:lineRule="auto"/>
+              <w:jc w:val="right"/>
+              <w:rPr>
+                <w:rFonts w:ascii="Calibri" w:eastAsia="Times New Roman" w:hAnsi="Calibri" w:cs="Calibri"/>
+                <w:color w:val="000000"/>
+                <w:kern w:val="0"/>
+                <w:sz w:val="22"/>
+                <w:szCs w:val="22"/>
+                <w:lang w:eastAsia="es-ES"/>
+              </w:rPr>
+            </w:pPr>
+            <w:r>
+              <w:rPr>
+                <w:rFonts w:ascii="Calibri" w:eastAsia="Times New Roman" w:hAnsi="Calibri" w:cs="Calibri"/>
+                <w:color w:val="000000"/>
+                <w:kern w:val="0"/>
+                <w:sz w:val="22"/>
+                <w:szCs w:val="22"/>
+                <w:lang w:eastAsia="es-ES"/>
+              </w:rPr>
+              <w:t>0,2572</w:t>
+            </w:r>
+          </w:p>
+        </w:tc>
+        <w:tc>
+          <w:tcPr>
+            <w:tcW w:w="1310" w:type="dxa"/>
+            <w:tcBorders>
+              <w:top w:val="nil"/>
+              <w:left w:val="nil"/>
+              <w:bottom w:val="nil"/>
+              <w:right w:val="nil"/>
+            </w:tcBorders>
+            <w:shd w:val="clear" w:color="auto" w:fill="auto"/>
+            <w:noWrap/>
+            <w:vAlign w:val="bottom"/>
+            <w:hideMark/>
+          </w:tcPr>
+          <w:p>
+            <w:pPr>
+              <w:spacing w:after="0" w:line="240" w:lineRule="auto"/>
+              <w:jc w:val="center"/>
+              <w:rPr>
+                <w:rFonts w:ascii="Calibri" w:eastAsia="Times New Roman" w:hAnsi="Calibri" w:cs="Calibri"/>
+                <w:color w:val="000000"/>
+                <w:kern w:val="0"/>
+                <w:sz w:val="22"/>
+                <w:szCs w:val="22"/>
+                <w:lang w:eastAsia="es-ES"/>
+              </w:rPr>
+            </w:pPr>
+            <w:r>
+              <w:rPr>
+                <w:rFonts w:ascii="Calibri" w:eastAsia="Times New Roman" w:hAnsi="Calibri" w:cs="Calibri"/>
+                <w:color w:val="000000"/>
+                <w:kern w:val="0"/>
+                <w:sz w:val="22"/>
+                <w:szCs w:val="22"/>
+                <w:lang w:eastAsia="es-ES"/>
+              </w:rPr>
+              <w:t>VERDADERO</w:t>
+            </w:r>
+          </w:p>
+        </w:tc>
+      </w:tr>
+      <w:tr>
+        <w:trPr>
+          <w:trHeight w:val="155"/>
+        </w:trPr>
+        <w:tc>
+          <w:tcPr>
+            <w:tcW w:w="996" w:type="dxa"/>
+            <w:tcBorders>
+              <w:top w:val="nil"/>
+              <w:left w:val="nil"/>
+              <w:bottom w:val="nil"/>
+              <w:right w:val="nil"/>
+            </w:tcBorders>
+            <w:shd w:val="clear" w:color="auto" w:fill="auto"/>
+            <w:noWrap/>
+            <w:vAlign w:val="bottom"/>
+            <w:hideMark/>
+          </w:tcPr>
+          <w:p>
+            <w:pPr>
+              <w:spacing w:after="0" w:line="240" w:lineRule="auto"/>
+              <w:jc w:val="right"/>
+              <w:rPr>
+                <w:rFonts w:ascii="Calibri" w:eastAsia="Times New Roman" w:hAnsi="Calibri" w:cs="Calibri"/>
+                <w:color w:val="000000"/>
+                <w:kern w:val="0"/>
+                <w:sz w:val="22"/>
+                <w:szCs w:val="22"/>
+                <w:lang w:eastAsia="es-ES"/>
+              </w:rPr>
+            </w:pPr>
+            <w:r>
+              <w:rPr>
+                <w:rFonts w:ascii="Calibri" w:eastAsia="Times New Roman" w:hAnsi="Calibri" w:cs="Calibri"/>
+                <w:color w:val="000000"/>
+                <w:kern w:val="0"/>
+                <w:sz w:val="22"/>
+                <w:szCs w:val="22"/>
+                <w:lang w:eastAsia="es-ES"/>
+              </w:rPr>
+              <w:t>2000</w:t>
+            </w:r>
+          </w:p>
+        </w:tc>
+        <w:tc>
+          <w:tcPr>
+            <w:tcW w:w="996" w:type="dxa"/>
+            <w:tcBorders>
+              <w:top w:val="nil"/>
+              <w:left w:val="nil"/>
+              <w:bottom w:val="nil"/>
+              <w:right w:val="nil"/>
+            </w:tcBorders>
+            <w:shd w:val="clear" w:color="auto" w:fill="auto"/>
+            <w:noWrap/>
+            <w:vAlign w:val="bottom"/>
+            <w:hideMark/>
+          </w:tcPr>
+          <w:p>
+            <w:pPr>
+              <w:spacing w:after="0" w:line="240" w:lineRule="auto"/>
+              <w:jc w:val="right"/>
+              <w:rPr>
+                <w:rFonts w:ascii="Calibri" w:eastAsia="Times New Roman" w:hAnsi="Calibri" w:cs="Calibri"/>
+                <w:color w:val="000000"/>
+                <w:kern w:val="0"/>
+                <w:sz w:val="22"/>
+                <w:szCs w:val="22"/>
+                <w:lang w:eastAsia="es-ES"/>
+              </w:rPr>
+            </w:pPr>
+            <w:r>
+              <w:rPr>
+                <w:rFonts w:ascii="Calibri" w:eastAsia="Times New Roman" w:hAnsi="Calibri" w:cs="Calibri"/>
+                <w:color w:val="000000"/>
+                <w:kern w:val="0"/>
+                <w:sz w:val="22"/>
+                <w:szCs w:val="22"/>
+                <w:lang w:eastAsia="es-ES"/>
+              </w:rPr>
+              <w:t>10</w:t>
+            </w:r>
+          </w:p>
+        </w:tc>
+        <w:tc>
+          <w:tcPr>
+            <w:tcW w:w="1013" w:type="dxa"/>
+            <w:tcBorders>
+              <w:top w:val="nil"/>
+              <w:left w:val="nil"/>
+              <w:bottom w:val="nil"/>
+              <w:right w:val="nil"/>
+            </w:tcBorders>
+            <w:shd w:val="clear" w:color="auto" w:fill="auto"/>
+            <w:noWrap/>
+            <w:vAlign w:val="bottom"/>
+            <w:hideMark/>
+          </w:tcPr>
+          <w:p>
+            <w:pPr>
+              <w:spacing w:after="0" w:line="240" w:lineRule="auto"/>
+              <w:jc w:val="right"/>
+              <w:rPr>
+                <w:rFonts w:ascii="Calibri" w:eastAsia="Times New Roman" w:hAnsi="Calibri" w:cs="Calibri"/>
+                <w:color w:val="000000"/>
+                <w:kern w:val="0"/>
+                <w:sz w:val="22"/>
+                <w:szCs w:val="22"/>
+                <w:lang w:eastAsia="es-ES"/>
+              </w:rPr>
+            </w:pPr>
+            <w:r>
+              <w:rPr>
+                <w:rFonts w:ascii="Calibri" w:eastAsia="Times New Roman" w:hAnsi="Calibri" w:cs="Calibri"/>
+                <w:color w:val="000000"/>
+                <w:kern w:val="0"/>
+                <w:sz w:val="22"/>
+                <w:szCs w:val="22"/>
+                <w:lang w:eastAsia="es-ES"/>
+              </w:rPr>
+              <w:t>82,01147</w:t>
+            </w:r>
+          </w:p>
+        </w:tc>
+        <w:tc>
+          <w:tcPr>
+            <w:tcW w:w="1013" w:type="dxa"/>
+            <w:tcBorders>
+              <w:top w:val="nil"/>
+              <w:left w:val="nil"/>
+              <w:bottom w:val="nil"/>
+              <w:right w:val="nil"/>
+            </w:tcBorders>
+            <w:shd w:val="clear" w:color="auto" w:fill="auto"/>
+            <w:noWrap/>
+            <w:vAlign w:val="bottom"/>
+            <w:hideMark/>
+          </w:tcPr>
+          <w:p>
+            <w:pPr>
+              <w:spacing w:after="0" w:line="240" w:lineRule="auto"/>
+              <w:jc w:val="right"/>
+              <w:rPr>
+                <w:rFonts w:ascii="Calibri" w:eastAsia="Times New Roman" w:hAnsi="Calibri" w:cs="Calibri"/>
+                <w:color w:val="000000"/>
+                <w:kern w:val="0"/>
+                <w:sz w:val="22"/>
+                <w:szCs w:val="22"/>
+                <w:lang w:eastAsia="es-ES"/>
+              </w:rPr>
+            </w:pPr>
+            <w:r>
+              <w:rPr>
+                <w:rFonts w:ascii="Calibri" w:eastAsia="Times New Roman" w:hAnsi="Calibri" w:cs="Calibri"/>
+                <w:color w:val="000000"/>
+                <w:kern w:val="0"/>
+                <w:sz w:val="22"/>
+                <w:szCs w:val="22"/>
+                <w:lang w:eastAsia="es-ES"/>
+              </w:rPr>
+              <w:t>2,271065</w:t>
+            </w:r>
+          </w:p>
+        </w:tc>
+        <w:tc>
+          <w:tcPr>
+            <w:tcW w:w="1013" w:type="dxa"/>
+            <w:tcBorders>
+              <w:top w:val="nil"/>
+              <w:left w:val="nil"/>
+              <w:bottom w:val="nil"/>
+              <w:right w:val="nil"/>
+            </w:tcBorders>
+            <w:shd w:val="clear" w:color="auto" w:fill="auto"/>
+            <w:noWrap/>
+            <w:vAlign w:val="bottom"/>
+            <w:hideMark/>
+          </w:tcPr>
+          <w:p>
+            <w:pPr>
+              <w:spacing w:after="0" w:line="240" w:lineRule="auto"/>
+              <w:jc w:val="right"/>
+              <w:rPr>
+                <w:rFonts w:ascii="Calibri" w:eastAsia="Times New Roman" w:hAnsi="Calibri" w:cs="Calibri"/>
+                <w:color w:val="000000"/>
+                <w:kern w:val="0"/>
+                <w:sz w:val="22"/>
+                <w:szCs w:val="22"/>
+                <w:lang w:eastAsia="es-ES"/>
+              </w:rPr>
+            </w:pPr>
+            <w:r>
+              <w:rPr>
+                <w:rFonts w:ascii="Calibri" w:eastAsia="Times New Roman" w:hAnsi="Calibri" w:cs="Calibri"/>
+                <w:color w:val="000000"/>
+                <w:kern w:val="0"/>
+                <w:sz w:val="22"/>
+                <w:szCs w:val="22"/>
+                <w:lang w:eastAsia="es-ES"/>
+              </w:rPr>
+              <w:t>0,130233</w:t>
+            </w:r>
+          </w:p>
+        </w:tc>
+        <w:tc>
+          <w:tcPr>
+            <w:tcW w:w="996" w:type="dxa"/>
+            <w:tcBorders>
+              <w:top w:val="nil"/>
+              <w:left w:val="nil"/>
+              <w:bottom w:val="nil"/>
+              <w:right w:val="nil"/>
+            </w:tcBorders>
+            <w:shd w:val="clear" w:color="auto" w:fill="auto"/>
+            <w:noWrap/>
+            <w:vAlign w:val="bottom"/>
+            <w:hideMark/>
+          </w:tcPr>
+          <w:p>
+            <w:pPr>
+              <w:spacing w:after="0" w:line="240" w:lineRule="auto"/>
+              <w:jc w:val="right"/>
+              <w:rPr>
+                <w:rFonts w:ascii="Calibri" w:eastAsia="Times New Roman" w:hAnsi="Calibri" w:cs="Calibri"/>
+                <w:color w:val="000000"/>
+                <w:kern w:val="0"/>
+                <w:sz w:val="22"/>
+                <w:szCs w:val="22"/>
+                <w:lang w:eastAsia="es-ES"/>
+              </w:rPr>
+            </w:pPr>
+            <w:r>
+              <w:rPr>
+                <w:rFonts w:ascii="Calibri" w:eastAsia="Times New Roman" w:hAnsi="Calibri" w:cs="Calibri"/>
+                <w:color w:val="000000"/>
+                <w:kern w:val="0"/>
+                <w:sz w:val="22"/>
+                <w:szCs w:val="22"/>
+                <w:lang w:eastAsia="es-ES"/>
+              </w:rPr>
+              <w:t>0,308</w:t>
+            </w:r>
+          </w:p>
+        </w:tc>
+        <w:tc>
+          <w:tcPr>
+            <w:tcW w:w="1310" w:type="dxa"/>
+            <w:tcBorders>
+              <w:top w:val="nil"/>
+              <w:left w:val="nil"/>
+              <w:bottom w:val="nil"/>
+              <w:right w:val="nil"/>
+            </w:tcBorders>
+            <w:shd w:val="clear" w:color="auto" w:fill="auto"/>
+            <w:noWrap/>
+            <w:vAlign w:val="bottom"/>
+            <w:hideMark/>
+          </w:tcPr>
+          <w:p>
+            <w:pPr>
+              <w:spacing w:after="0" w:line="240" w:lineRule="auto"/>
+              <w:jc w:val="center"/>
+              <w:rPr>
+                <w:rFonts w:ascii="Calibri" w:eastAsia="Times New Roman" w:hAnsi="Calibri" w:cs="Calibri"/>
+                <w:color w:val="000000"/>
+                <w:kern w:val="0"/>
+                <w:sz w:val="22"/>
+                <w:szCs w:val="22"/>
+                <w:lang w:eastAsia="es-ES"/>
+              </w:rPr>
+            </w:pPr>
+            <w:r>
+              <w:rPr>
+                <w:rFonts w:ascii="Calibri" w:eastAsia="Times New Roman" w:hAnsi="Calibri" w:cs="Calibri"/>
+                <w:color w:val="000000"/>
+                <w:kern w:val="0"/>
+                <w:sz w:val="22"/>
+                <w:szCs w:val="22"/>
+                <w:lang w:eastAsia="es-ES"/>
+              </w:rPr>
+              <w:t>FALSO</w:t>
+            </w:r>
+          </w:p>
+        </w:tc>
+      </w:tr>
+    </w:tbl>
+    <w:p>
+      <w:pPr>
+        <w:jc w:val="both"/>
+        <w:rPr>
+          <w:sz w:val="28"/>
+        </w:rPr>
+      </w:pPr>
+    </w:p>
+    <w:p>
+      <w:pPr>
+        <w:jc w:val="both"/>
+        <w:rPr>
+          <w:sz w:val="28"/>
+        </w:rPr>
+      </w:pPr>
       <w:r>
         <w:rPr>
           <w:noProof/>
@@ -4623,9 +7815,9 @@
         </w:rPr>
         <w:drawing>
           <wp:inline distT="0" distB="0" distL="0" distR="0">
-            <wp:extent cx="5176998" cy="3228722"/>
-            <wp:effectExtent l="19050" t="0" r="4602" b="0"/>
-            <wp:docPr id="7" name="Imagen 4" descr="E:\carlos\Universidad\Maestria\Curso_Modelacion_flujo_n_clasico\result\EX2\inc_a\EX2_flux_S2h1.png"/>
+            <wp:extent cx="4864235" cy="3021766"/>
+            <wp:effectExtent l="19050" t="0" r="0" b="0"/>
+            <wp:docPr id="378110259" name="Imagen 8" descr="E:\carlos\Universidad\Maestria\Curso_Modelacion_flujo_n_clasico\result\EX2\inc_b\EX2flux_S4h05.png"/>
             <wp:cNvGraphicFramePr>
               <a:graphicFrameLocks xmlns:a="http://schemas.openxmlformats.org/drawingml/2006/main" noChangeAspect="1"/>
             </wp:cNvGraphicFramePr>
@@ -4633,14 +7825,14 @@
               <a:graphicData uri="http://schemas.openxmlformats.org/drawingml/2006/picture">
                 <pic:pic xmlns:pic="http://schemas.openxmlformats.org/drawingml/2006/picture">
                   <pic:nvPicPr>
-                    <pic:cNvPr id="0" name="Picture 4" descr="E:\carlos\Universidad\Maestria\Curso_Modelacion_flujo_n_clasico\result\EX2\inc_a\EX2_flux_S2h1.png"/>
+                    <pic:cNvPr id="0" name="Picture 8" descr="E:\carlos\Universidad\Maestria\Curso_Modelacion_flujo_n_clasico\result\EX2\inc_b\EX2flux_S4h05.png"/>
                     <pic:cNvPicPr>
                       <a:picLocks noChangeAspect="1" noChangeArrowheads="1"/>
                     </pic:cNvPicPr>
                   </pic:nvPicPr>
                   <pic:blipFill>
-                    <a:blip r:embed="rId23"/>
-                    <a:srcRect l="49956"/>
+                    <a:blip r:embed="rId27"/>
+                    <a:srcRect r="49827"/>
                     <a:stretch>
                       <a:fillRect/>
                     </a:stretch>
@@ -4648,7 +7840,7 @@
                   <pic:spPr bwMode="auto">
                     <a:xfrm>
                       <a:off x="0" y="0"/>
-                      <a:ext cx="5176998" cy="3228722"/>
+                      <a:ext cx="4872654" cy="3026996"/>
                     </a:xfrm>
                     <a:prstGeom prst="rect">
                       <a:avLst/>
@@ -4667,18 +7859,25 @@
           </wp:inline>
         </w:drawing>
       </w:r>
+    </w:p>
+    <w:p>
+      <w:pPr>
+        <w:jc w:val="both"/>
+        <w:rPr>
+          <w:sz w:val="28"/>
+        </w:rPr>
+      </w:pPr>
       <w:r>
         <w:rPr>
           <w:noProof/>
           <w:sz w:val="28"/>
           <w:lang w:eastAsia="es-ES"/>
         </w:rPr>
-        <w:lastRenderedPageBreak/>
         <w:drawing>
           <wp:inline distT="0" distB="0" distL="0" distR="0">
-            <wp:extent cx="4666238" cy="2919733"/>
-            <wp:effectExtent l="19050" t="0" r="1012" b="0"/>
-            <wp:docPr id="27" name="Imagen 3" descr="E:\carlos\Universidad\Maestria\Curso_Modelacion_flujo_n_clasico\result\EX2\inc_a\EX_flux_S2H5_comp.png"/>
+            <wp:extent cx="5400040" cy="3387563"/>
+            <wp:effectExtent l="19050" t="0" r="0" b="0"/>
+            <wp:docPr id="378110260" name="Imagen 12" descr="E:\carlos\Universidad\Maestria\Curso_Modelacion_flujo_n_clasico\result\EX2\inc_b\EX2_flux_S4H1.png"/>
             <wp:cNvGraphicFramePr>
               <a:graphicFrameLocks xmlns:a="http://schemas.openxmlformats.org/drawingml/2006/main" noChangeAspect="1"/>
             </wp:cNvGraphicFramePr>
@@ -4686,14 +7885,14 @@
               <a:graphicData uri="http://schemas.openxmlformats.org/drawingml/2006/picture">
                 <pic:pic xmlns:pic="http://schemas.openxmlformats.org/drawingml/2006/picture">
                   <pic:nvPicPr>
-                    <pic:cNvPr id="0" name="Picture 3" descr="E:\carlos\Universidad\Maestria\Curso_Modelacion_flujo_n_clasico\result\EX2\inc_a\EX_flux_S2H5_comp.png"/>
+                    <pic:cNvPr id="0" name="Picture 12" descr="E:\carlos\Universidad\Maestria\Curso_Modelacion_flujo_n_clasico\result\EX2\inc_b\EX2_flux_S4H1.png"/>
                     <pic:cNvPicPr>
                       <a:picLocks noChangeAspect="1" noChangeArrowheads="1"/>
                     </pic:cNvPicPr>
                   </pic:nvPicPr>
                   <pic:blipFill>
-                    <a:blip r:embed="rId24"/>
-                    <a:srcRect r="49971"/>
+                    <a:blip r:embed="rId28"/>
+                    <a:srcRect l="50199"/>
                     <a:stretch>
                       <a:fillRect/>
                     </a:stretch>
@@ -4701,7 +7900,7 @@
                   <pic:spPr bwMode="auto">
                     <a:xfrm>
                       <a:off x="0" y="0"/>
-                      <a:ext cx="4670469" cy="2922381"/>
+                      <a:ext cx="5400040" cy="3387563"/>
                     </a:xfrm>
                     <a:prstGeom prst="rect">
                       <a:avLst/>
@@ -4720,17 +7919,26 @@
           </wp:inline>
         </w:drawing>
       </w:r>
+    </w:p>
+    <w:p>
+      <w:pPr>
+        <w:jc w:val="both"/>
+        <w:rPr>
+          <w:sz w:val="28"/>
+        </w:rPr>
+      </w:pPr>
       <w:r>
         <w:rPr>
           <w:noProof/>
           <w:sz w:val="28"/>
           <w:lang w:eastAsia="es-ES"/>
         </w:rPr>
+        <w:lastRenderedPageBreak/>
         <w:drawing>
           <wp:inline distT="0" distB="0" distL="0" distR="0">
-            <wp:extent cx="4803803" cy="2986586"/>
-            <wp:effectExtent l="19050" t="0" r="0" b="0"/>
-            <wp:docPr id="4" name="Imagen 3" descr="E:\carlos\Universidad\Maestria\Curso_Modelacion_flujo_n_clasico\result\EX2\inc_a\EX_flux_S2H5_comp.png"/>
+            <wp:extent cx="4586291" cy="2850204"/>
+            <wp:effectExtent l="19050" t="0" r="4759" b="0"/>
+            <wp:docPr id="378110263" name="Imagen 9" descr="E:\carlos\Universidad\Maestria\Curso_Modelacion_flujo_n_clasico\result\EX2\inc_b\EX2_flux_S4_compH1.png"/>
             <wp:cNvGraphicFramePr>
               <a:graphicFrameLocks xmlns:a="http://schemas.openxmlformats.org/drawingml/2006/main" noChangeAspect="1"/>
             </wp:cNvGraphicFramePr>
@@ -4738,14 +7946,14 @@
               <a:graphicData uri="http://schemas.openxmlformats.org/drawingml/2006/picture">
                 <pic:pic xmlns:pic="http://schemas.openxmlformats.org/drawingml/2006/picture">
                   <pic:nvPicPr>
-                    <pic:cNvPr id="0" name="Picture 3" descr="E:\carlos\Universidad\Maestria\Curso_Modelacion_flujo_n_clasico\result\EX2\inc_a\EX_flux_S2H5_comp.png"/>
+                    <pic:cNvPr id="0" name="Picture 9" descr="E:\carlos\Universidad\Maestria\Curso_Modelacion_flujo_n_clasico\result\EX2\inc_b\EX2_flux_S4_compH1.png"/>
                     <pic:cNvPicPr>
                       <a:picLocks noChangeAspect="1" noChangeArrowheads="1"/>
                     </pic:cNvPicPr>
                   </pic:nvPicPr>
                   <pic:blipFill>
-                    <a:blip r:embed="rId24"/>
-                    <a:srcRect l="49750"/>
+                    <a:blip r:embed="rId29"/>
+                    <a:srcRect l="49733"/>
                     <a:stretch>
                       <a:fillRect/>
                     </a:stretch>
@@ -4753,7 +7961,7 @@
                   <pic:spPr bwMode="auto">
                     <a:xfrm>
                       <a:off x="0" y="0"/>
-                      <a:ext cx="4804242" cy="2986859"/>
+                      <a:ext cx="4602743" cy="2860428"/>
                     </a:xfrm>
                     <a:prstGeom prst="rect">
                       <a:avLst/>
@@ -4772,6 +7980,14 @@
           </wp:inline>
         </w:drawing>
       </w:r>
+    </w:p>
+    <w:p>
+      <w:pPr>
+        <w:jc w:val="both"/>
+        <w:rPr>
+          <w:sz w:val="28"/>
+        </w:rPr>
+      </w:pPr>
       <w:r>
         <w:rPr>
           <w:noProof/>
@@ -4780,9 +7996,9 @@
         </w:rPr>
         <w:drawing>
           <wp:inline distT="0" distB="0" distL="0" distR="0">
-            <wp:extent cx="4637585" cy="2905041"/>
+            <wp:extent cx="4573509" cy="2859932"/>
             <wp:effectExtent l="19050" t="0" r="0" b="0"/>
-            <wp:docPr id="26" name="Imagen 2" descr="E:\carlos\Universidad\Maestria\Curso_Modelacion_flujo_n_clasico\result\EX2\inc_a\EX_flux_S2H1_comp.png"/>
+            <wp:docPr id="378110262" name="Imagen 13" descr="E:\carlos\Universidad\Maestria\Curso_Modelacion_flujo_n_clasico\result\EX2\inc_b\EX2_flux_S4H2.png"/>
             <wp:cNvGraphicFramePr>
               <a:graphicFrameLocks xmlns:a="http://schemas.openxmlformats.org/drawingml/2006/main" noChangeAspect="1"/>
             </wp:cNvGraphicFramePr>
@@ -4790,14 +8006,14 @@
               <a:graphicData uri="http://schemas.openxmlformats.org/drawingml/2006/picture">
                 <pic:pic xmlns:pic="http://schemas.openxmlformats.org/drawingml/2006/picture">
                   <pic:nvPicPr>
-                    <pic:cNvPr id="0" name="Picture 2" descr="E:\carlos\Universidad\Maestria\Curso_Modelacion_flujo_n_clasico\result\EX2\inc_a\EX_flux_S2H1_comp.png"/>
+                    <pic:cNvPr id="0" name="Picture 13" descr="E:\carlos\Universidad\Maestria\Curso_Modelacion_flujo_n_clasico\result\EX2\inc_b\EX2_flux_S4H2.png"/>
                     <pic:cNvPicPr>
                       <a:picLocks noChangeAspect="1" noChangeArrowheads="1"/>
                     </pic:cNvPicPr>
                   </pic:nvPicPr>
                   <pic:blipFill>
-                    <a:blip r:embed="rId25"/>
-                    <a:srcRect r="50027"/>
+                    <a:blip r:embed="rId30"/>
+                    <a:srcRect l="50007"/>
                     <a:stretch>
                       <a:fillRect/>
                     </a:stretch>
@@ -4805,7 +8021,7 @@
                   <pic:spPr bwMode="auto">
                     <a:xfrm>
                       <a:off x="0" y="0"/>
-                      <a:ext cx="4647756" cy="2911412"/>
+                      <a:ext cx="4577627" cy="2862507"/>
                     </a:xfrm>
                     <a:prstGeom prst="rect">
                       <a:avLst/>
@@ -4824,18 +8040,24 @@
           </wp:inline>
         </w:drawing>
       </w:r>
+    </w:p>
+    <w:p>
+      <w:pPr>
+        <w:rPr>
+          <w:sz w:val="28"/>
+        </w:rPr>
+      </w:pPr>
       <w:r>
         <w:rPr>
           <w:noProof/>
           <w:sz w:val="28"/>
           <w:lang w:eastAsia="es-ES"/>
         </w:rPr>
-        <w:lastRenderedPageBreak/>
         <w:drawing>
           <wp:inline distT="0" distB="0" distL="0" distR="0">
-            <wp:extent cx="4029199" cy="2508531"/>
-            <wp:effectExtent l="19050" t="0" r="9401" b="0"/>
-            <wp:docPr id="3" name="Imagen 2" descr="E:\carlos\Universidad\Maestria\Curso_Modelacion_flujo_n_clasico\result\EX2\inc_a\EX_flux_S2H1_comp.png"/>
+            <wp:extent cx="4543223" cy="2847334"/>
+            <wp:effectExtent l="19050" t="0" r="0" b="0"/>
+            <wp:docPr id="378110264" name="Imagen 10" descr="E:\carlos\Universidad\Maestria\Curso_Modelacion_flujo_n_clasico\result\EX2\inc_b\EX2_flux_S4_compH2.png"/>
             <wp:cNvGraphicFramePr>
               <a:graphicFrameLocks xmlns:a="http://schemas.openxmlformats.org/drawingml/2006/main" noChangeAspect="1"/>
             </wp:cNvGraphicFramePr>
@@ -4843,14 +8065,14 @@
               <a:graphicData uri="http://schemas.openxmlformats.org/drawingml/2006/picture">
                 <pic:pic xmlns:pic="http://schemas.openxmlformats.org/drawingml/2006/picture">
                   <pic:nvPicPr>
-                    <pic:cNvPr id="0" name="Picture 2" descr="E:\carlos\Universidad\Maestria\Curso_Modelacion_flujo_n_clasico\result\EX2\inc_a\EX_flux_S2H1_comp.png"/>
+                    <pic:cNvPr id="0" name="Picture 10" descr="E:\carlos\Universidad\Maestria\Curso_Modelacion_flujo_n_clasico\result\EX2\inc_b\EX2_flux_S4_compH2.png"/>
                     <pic:cNvPicPr>
                       <a:picLocks noChangeAspect="1" noChangeArrowheads="1"/>
                     </pic:cNvPicPr>
                   </pic:nvPicPr>
                   <pic:blipFill>
-                    <a:blip r:embed="rId25"/>
-                    <a:srcRect l="49734"/>
+                    <a:blip r:embed="rId31"/>
+                    <a:srcRect l="50138"/>
                     <a:stretch>
                       <a:fillRect/>
                     </a:stretch>
@@ -4858,7 +8080,7 @@
                   <pic:spPr bwMode="auto">
                     <a:xfrm>
                       <a:off x="0" y="0"/>
-                      <a:ext cx="4029199" cy="2508531"/>
+                      <a:ext cx="4544320" cy="2848021"/>
                     </a:xfrm>
                     <a:prstGeom prst="rect">
                       <a:avLst/>
@@ -4877,17 +8099,26 @@
           </wp:inline>
         </w:drawing>
       </w:r>
+    </w:p>
+    <w:p>
+      <w:pPr>
+        <w:jc w:val="both"/>
+        <w:rPr>
+          <w:sz w:val="28"/>
+        </w:rPr>
+      </w:pPr>
       <w:r>
         <w:rPr>
           <w:noProof/>
           <w:sz w:val="28"/>
           <w:lang w:eastAsia="es-ES"/>
         </w:rPr>
+        <w:lastRenderedPageBreak/>
         <w:drawing>
           <wp:inline distT="0" distB="0" distL="0" distR="0">
-            <wp:extent cx="3941079" cy="2476163"/>
-            <wp:effectExtent l="19050" t="0" r="2271" b="0"/>
-            <wp:docPr id="25" name="Imagen 1" descr="E:\carlos\Universidad\Maestria\Curso_Modelacion_flujo_n_clasico\result\EX2\inc_a\EX2_S2h5.png"/>
+            <wp:extent cx="4847903" cy="3035029"/>
+            <wp:effectExtent l="19050" t="0" r="0" b="0"/>
+            <wp:docPr id="378110261" name="Imagen 14" descr="E:\carlos\Universidad\Maestria\Curso_Modelacion_flujo_n_clasico\result\EX2\inc_b\EX2_flux_S4H5NoConv.png"/>
             <wp:cNvGraphicFramePr>
               <a:graphicFrameLocks xmlns:a="http://schemas.openxmlformats.org/drawingml/2006/main" noChangeAspect="1"/>
             </wp:cNvGraphicFramePr>
@@ -4895,14 +8126,14 @@
               <a:graphicData uri="http://schemas.openxmlformats.org/drawingml/2006/picture">
                 <pic:pic xmlns:pic="http://schemas.openxmlformats.org/drawingml/2006/picture">
                   <pic:nvPicPr>
-                    <pic:cNvPr id="0" name="Picture 1" descr="E:\carlos\Universidad\Maestria\Curso_Modelacion_flujo_n_clasico\result\EX2\inc_a\EX2_S2h5.png"/>
+                    <pic:cNvPr id="0" name="Picture 14" descr="E:\carlos\Universidad\Maestria\Curso_Modelacion_flujo_n_clasico\result\EX2\inc_b\EX2_flux_S4H5NoConv.png"/>
                     <pic:cNvPicPr>
                       <a:picLocks noChangeAspect="1" noChangeArrowheads="1"/>
                     </pic:cNvPicPr>
                   </pic:nvPicPr>
                   <pic:blipFill>
-                    <a:blip r:embed="rId26"/>
-                    <a:srcRect r="50176"/>
+                    <a:blip r:embed="rId32"/>
+                    <a:srcRect l="50072"/>
                     <a:stretch>
                       <a:fillRect/>
                     </a:stretch>
@@ -4910,7 +8141,7 @@
                   <pic:spPr bwMode="auto">
                     <a:xfrm>
                       <a:off x="0" y="0"/>
-                      <a:ext cx="3941079" cy="2476163"/>
+                      <a:ext cx="4855034" cy="3039493"/>
                     </a:xfrm>
                     <a:prstGeom prst="rect">
                       <a:avLst/>
@@ -4929,6 +8160,14 @@
           </wp:inline>
         </w:drawing>
       </w:r>
+    </w:p>
+    <w:p>
+      <w:pPr>
+        <w:jc w:val="both"/>
+        <w:rPr>
+          <w:sz w:val="28"/>
+        </w:rPr>
+      </w:pPr>
       <w:r>
         <w:rPr>
           <w:noProof/>
@@ -4937,9 +8176,9 @@
         </w:rPr>
         <w:drawing>
           <wp:inline distT="0" distB="0" distL="0" distR="0">
-            <wp:extent cx="4126303" cy="2589452"/>
-            <wp:effectExtent l="19050" t="0" r="7547" b="0"/>
-            <wp:docPr id="2" name="Imagen 1" descr="E:\carlos\Universidad\Maestria\Curso_Modelacion_flujo_n_clasico\result\EX2\inc_a\EX2_S2h5.png"/>
+            <wp:extent cx="4948774" cy="3103123"/>
+            <wp:effectExtent l="19050" t="0" r="4226" b="0"/>
+            <wp:docPr id="378110265" name="Imagen 11" descr="E:\carlos\Universidad\Maestria\Curso_Modelacion_flujo_n_clasico\result\EX2\inc_b\EX2_flux_S4_compH5.png"/>
             <wp:cNvGraphicFramePr>
               <a:graphicFrameLocks xmlns:a="http://schemas.openxmlformats.org/drawingml/2006/main" noChangeAspect="1"/>
             </wp:cNvGraphicFramePr>
@@ -4947,14 +8186,14 @@
               <a:graphicData uri="http://schemas.openxmlformats.org/drawingml/2006/picture">
                 <pic:pic xmlns:pic="http://schemas.openxmlformats.org/drawingml/2006/picture">
                   <pic:nvPicPr>
-                    <pic:cNvPr id="0" name="Picture 1" descr="E:\carlos\Universidad\Maestria\Curso_Modelacion_flujo_n_clasico\result\EX2\inc_a\EX2_S2h5.png"/>
+                    <pic:cNvPr id="0" name="Picture 11" descr="E:\carlos\Universidad\Maestria\Curso_Modelacion_flujo_n_clasico\result\EX2\inc_b\EX2_flux_S4_compH5.png"/>
                     <pic:cNvPicPr>
                       <a:picLocks noChangeAspect="1" noChangeArrowheads="1"/>
                     </pic:cNvPicPr>
                   </pic:nvPicPr>
                   <pic:blipFill>
-                    <a:blip r:embed="rId26"/>
-                    <a:srcRect l="50182"/>
+                    <a:blip r:embed="rId33"/>
+                    <a:srcRect l="50141"/>
                     <a:stretch>
                       <a:fillRect/>
                     </a:stretch>
@@ -4962,7 +8201,7 @@
                   <pic:spPr bwMode="auto">
                     <a:xfrm>
                       <a:off x="0" y="0"/>
-                      <a:ext cx="4126303" cy="2589452"/>
+                      <a:ext cx="4948177" cy="3102749"/>
                     </a:xfrm>
                     <a:prstGeom prst="rect">
                       <a:avLst/>
@@ -4997,6 +8236,62 @@
           <w:sz w:val="28"/>
         </w:rPr>
       </w:pPr>
+      <w:r>
+        <w:rPr>
+          <w:sz w:val="28"/>
+        </w:rPr>
+        <w:t xml:space="preserve">Se observa el mismo fenómeno de sensibilidad espacial. En </w:t>
+      </w:r>
+      <w:r>
+        <w:rPr>
+          <w:sz w:val="28"/>
+        </w:rPr>
+        <w:t>x=10</w:t>
+      </w:r>
+      <w:r>
+        <w:rPr>
+          <w:sz w:val="28"/>
+        </w:rPr>
+        <w:t xml:space="preserve"> cm, el flujo varía de </w:t>
+      </w:r>
+      <w:r>
+        <w:rPr>
+          <w:sz w:val="28"/>
+        </w:rPr>
+        <w:t>35.57</w:t>
+      </w:r>
+      <w:r>
+        <w:rPr>
+          <w:sz w:val="28"/>
+        </w:rPr>
+        <w:t xml:space="preserve"> (malla fina) a </w:t>
+      </w:r>
+      <w:r>
+        <w:rPr>
+          <w:sz w:val="28"/>
+        </w:rPr>
+        <w:t>53.17</w:t>
+      </w:r>
+      <w:r>
+        <w:rPr>
+          <w:sz w:val="28"/>
+        </w:rPr>
+        <w:t xml:space="preserve"> (malla de 25 celdas). Esto confirma que el error de </w:t>
+      </w:r>
+      <w:proofErr w:type="spellStart"/>
+      <w:r>
+        <w:rPr>
+          <w:sz w:val="28"/>
+        </w:rPr>
+        <w:t>discretización</w:t>
+      </w:r>
+      <w:proofErr w:type="spellEnd"/>
+      <w:r>
+        <w:rPr>
+          <w:sz w:val="28"/>
+        </w:rPr>
+        <w:t xml:space="preserve"> espacial ("truncamiento") domina sobre el error angular en mallas gruesas.</w:t>
+      </w:r>
     </w:p>
     <w:p>
       <w:pPr>
@@ -5029,7 +8324,1011 @@
           <w:sz w:val="28"/>
         </w:rPr>
       </w:pPr>
+      <w:r>
+        <w:rPr>
+          <w:sz w:val="28"/>
+        </w:rPr>
+        <w:lastRenderedPageBreak/>
+        <w:t>c)</w:t>
+      </w:r>
     </w:p>
+    <w:p>
+      <w:pPr>
+        <w:jc w:val="both"/>
+        <w:rPr>
+          <w:sz w:val="28"/>
+        </w:rPr>
+      </w:pPr>
+      <w:r>
+        <w:rPr>
+          <w:sz w:val="28"/>
+        </w:rPr>
+        <w:t>Comparando las soluciones de la malla más fina (100 celdas) para ambos métodos:</w:t>
+      </w:r>
+    </w:p>
+    <w:tbl>
+      <w:tblPr>
+        <w:tblW w:w="0" w:type="auto"/>
+        <w:tblCellSpacing w:w="15" w:type="dxa"/>
+        <w:tblCellMar>
+          <w:left w:w="0" w:type="dxa"/>
+          <w:right w:w="0" w:type="dxa"/>
+        </w:tblCellMar>
+        <w:tblLook w:val="04A0"/>
+      </w:tblPr>
+      <w:tblGrid>
+        <w:gridCol w:w="2453"/>
+        <w:gridCol w:w="1769"/>
+        <w:gridCol w:w="1769"/>
+        <w:gridCol w:w="2423"/>
+      </w:tblGrid>
+      <w:tr>
+        <w:trPr>
+          <w:tblHeader/>
+          <w:tblCellSpacing w:w="15" w:type="dxa"/>
+        </w:trPr>
+        <w:tc>
+          <w:tcPr>
+            <w:tcW w:w="0" w:type="auto"/>
+            <w:tcBorders>
+              <w:top w:val="single" w:sz="6" w:space="0" w:color="auto"/>
+              <w:left w:val="single" w:sz="6" w:space="0" w:color="auto"/>
+              <w:bottom w:val="single" w:sz="6" w:space="0" w:color="auto"/>
+              <w:right w:val="single" w:sz="6" w:space="0" w:color="auto"/>
+            </w:tcBorders>
+            <w:tcMar>
+              <w:top w:w="123" w:type="dxa"/>
+              <w:left w:w="184" w:type="dxa"/>
+              <w:bottom w:w="123" w:type="dxa"/>
+              <w:right w:w="184" w:type="dxa"/>
+            </w:tcMar>
+            <w:vAlign w:val="center"/>
+            <w:hideMark/>
+          </w:tcPr>
+          <w:p>
+            <w:pPr>
+              <w:spacing w:after="0" w:line="240" w:lineRule="auto"/>
+              <w:rPr>
+                <w:rFonts w:ascii="Times New Roman" w:eastAsia="Times New Roman" w:hAnsi="Times New Roman" w:cs="Times New Roman"/>
+                <w:color w:val="1F1F1F"/>
+                <w:kern w:val="0"/>
+                <w:lang w:eastAsia="es-ES"/>
+              </w:rPr>
+            </w:pPr>
+            <w:r>
+              <w:rPr>
+                <w:rFonts w:ascii="Times New Roman" w:eastAsia="Times New Roman" w:hAnsi="Times New Roman" w:cs="Times New Roman"/>
+                <w:b/>
+                <w:bCs/>
+                <w:color w:val="1F1F1F"/>
+                <w:kern w:val="0"/>
+                <w:lang w:eastAsia="es-ES"/>
+              </w:rPr>
+              <w:t>Parámetro</w:t>
+            </w:r>
+          </w:p>
+        </w:tc>
+        <w:tc>
+          <w:tcPr>
+            <w:tcW w:w="0" w:type="auto"/>
+            <w:tcBorders>
+              <w:top w:val="single" w:sz="6" w:space="0" w:color="auto"/>
+              <w:left w:val="single" w:sz="6" w:space="0" w:color="auto"/>
+              <w:bottom w:val="single" w:sz="6" w:space="0" w:color="auto"/>
+              <w:right w:val="single" w:sz="6" w:space="0" w:color="auto"/>
+            </w:tcBorders>
+            <w:tcMar>
+              <w:top w:w="123" w:type="dxa"/>
+              <w:left w:w="184" w:type="dxa"/>
+              <w:bottom w:w="123" w:type="dxa"/>
+              <w:right w:w="184" w:type="dxa"/>
+            </w:tcMar>
+            <w:vAlign w:val="center"/>
+            <w:hideMark/>
+          </w:tcPr>
+          <w:p>
+            <w:pPr>
+              <w:spacing w:after="0" w:line="240" w:lineRule="auto"/>
+              <w:rPr>
+                <w:rFonts w:ascii="Times New Roman" w:eastAsia="Times New Roman" w:hAnsi="Times New Roman" w:cs="Times New Roman"/>
+                <w:color w:val="1F1F1F"/>
+                <w:kern w:val="0"/>
+                <w:lang w:eastAsia="es-ES"/>
+              </w:rPr>
+            </w:pPr>
+            <w:r>
+              <w:rPr>
+                <w:rFonts w:ascii="Times New Roman" w:eastAsia="Times New Roman" w:hAnsi="Times New Roman" w:cs="Times New Roman"/>
+                <w:b/>
+                <w:bCs/>
+                <w:color w:val="1F1F1F"/>
+                <w:kern w:val="0"/>
+                <w:lang w:eastAsia="es-ES"/>
+              </w:rPr>
+              <w:t xml:space="preserve">Resultado S2​ </w:t>
+            </w:r>
+          </w:p>
+        </w:tc>
+        <w:tc>
+          <w:tcPr>
+            <w:tcW w:w="0" w:type="auto"/>
+            <w:tcBorders>
+              <w:top w:val="single" w:sz="6" w:space="0" w:color="auto"/>
+              <w:left w:val="single" w:sz="6" w:space="0" w:color="auto"/>
+              <w:bottom w:val="single" w:sz="6" w:space="0" w:color="auto"/>
+              <w:right w:val="single" w:sz="6" w:space="0" w:color="auto"/>
+            </w:tcBorders>
+            <w:tcMar>
+              <w:top w:w="123" w:type="dxa"/>
+              <w:left w:w="184" w:type="dxa"/>
+              <w:bottom w:w="123" w:type="dxa"/>
+              <w:right w:w="184" w:type="dxa"/>
+            </w:tcMar>
+            <w:vAlign w:val="center"/>
+            <w:hideMark/>
+          </w:tcPr>
+          <w:p>
+            <w:pPr>
+              <w:spacing w:after="0" w:line="240" w:lineRule="auto"/>
+              <w:rPr>
+                <w:rFonts w:ascii="Times New Roman" w:eastAsia="Times New Roman" w:hAnsi="Times New Roman" w:cs="Times New Roman"/>
+                <w:color w:val="1F1F1F"/>
+                <w:kern w:val="0"/>
+                <w:lang w:eastAsia="es-ES"/>
+              </w:rPr>
+            </w:pPr>
+            <w:r>
+              <w:rPr>
+                <w:rFonts w:ascii="Times New Roman" w:eastAsia="Times New Roman" w:hAnsi="Times New Roman" w:cs="Times New Roman"/>
+                <w:b/>
+                <w:bCs/>
+                <w:color w:val="1F1F1F"/>
+                <w:kern w:val="0"/>
+                <w:lang w:eastAsia="es-ES"/>
+              </w:rPr>
+              <w:t xml:space="preserve">Resultado S4​ </w:t>
+            </w:r>
+          </w:p>
+        </w:tc>
+        <w:tc>
+          <w:tcPr>
+            <w:tcW w:w="0" w:type="auto"/>
+            <w:tcBorders>
+              <w:top w:val="single" w:sz="6" w:space="0" w:color="auto"/>
+              <w:left w:val="single" w:sz="6" w:space="0" w:color="auto"/>
+              <w:bottom w:val="single" w:sz="6" w:space="0" w:color="auto"/>
+              <w:right w:val="single" w:sz="6" w:space="0" w:color="auto"/>
+            </w:tcBorders>
+            <w:tcMar>
+              <w:top w:w="123" w:type="dxa"/>
+              <w:left w:w="184" w:type="dxa"/>
+              <w:bottom w:w="123" w:type="dxa"/>
+              <w:right w:w="184" w:type="dxa"/>
+            </w:tcMar>
+            <w:vAlign w:val="center"/>
+            <w:hideMark/>
+          </w:tcPr>
+          <w:p>
+            <w:pPr>
+              <w:spacing w:after="0" w:line="240" w:lineRule="auto"/>
+              <w:rPr>
+                <w:rFonts w:ascii="Times New Roman" w:eastAsia="Times New Roman" w:hAnsi="Times New Roman" w:cs="Times New Roman"/>
+                <w:color w:val="1F1F1F"/>
+                <w:kern w:val="0"/>
+                <w:lang w:eastAsia="es-ES"/>
+              </w:rPr>
+            </w:pPr>
+            <w:r>
+              <w:rPr>
+                <w:rFonts w:ascii="Times New Roman" w:eastAsia="Times New Roman" w:hAnsi="Times New Roman" w:cs="Times New Roman"/>
+                <w:b/>
+                <w:bCs/>
+                <w:color w:val="1F1F1F"/>
+                <w:kern w:val="0"/>
+                <w:lang w:eastAsia="es-ES"/>
+              </w:rPr>
+              <w:t>Diferencia Relativa</w:t>
+            </w:r>
+          </w:p>
+        </w:tc>
+      </w:tr>
+      <w:tr>
+        <w:trPr>
+          <w:tblCellSpacing w:w="15" w:type="dxa"/>
+        </w:trPr>
+        <w:tc>
+          <w:tcPr>
+            <w:tcW w:w="0" w:type="auto"/>
+            <w:tcBorders>
+              <w:top w:val="single" w:sz="6" w:space="0" w:color="auto"/>
+              <w:left w:val="single" w:sz="6" w:space="0" w:color="auto"/>
+              <w:bottom w:val="single" w:sz="6" w:space="0" w:color="auto"/>
+              <w:right w:val="single" w:sz="6" w:space="0" w:color="auto"/>
+            </w:tcBorders>
+            <w:tcMar>
+              <w:top w:w="123" w:type="dxa"/>
+              <w:left w:w="184" w:type="dxa"/>
+              <w:bottom w:w="123" w:type="dxa"/>
+              <w:right w:w="184" w:type="dxa"/>
+            </w:tcMar>
+            <w:vAlign w:val="center"/>
+            <w:hideMark/>
+          </w:tcPr>
+          <w:p>
+            <w:pPr>
+              <w:spacing w:after="0" w:line="240" w:lineRule="auto"/>
+              <w:rPr>
+                <w:rFonts w:ascii="Times New Roman" w:eastAsia="Times New Roman" w:hAnsi="Times New Roman" w:cs="Times New Roman"/>
+                <w:color w:val="1F1F1F"/>
+                <w:kern w:val="0"/>
+                <w:lang w:eastAsia="es-ES"/>
+              </w:rPr>
+            </w:pPr>
+            <w:r>
+              <w:rPr>
+                <w:rFonts w:ascii="Times New Roman" w:eastAsia="Times New Roman" w:hAnsi="Times New Roman" w:cs="Times New Roman"/>
+                <w:b/>
+                <w:bCs/>
+                <w:color w:val="1F1F1F"/>
+                <w:kern w:val="0"/>
+                <w:bdr w:val="none" w:sz="0" w:space="0" w:color="auto" w:frame="1"/>
+                <w:lang w:eastAsia="es-ES"/>
+              </w:rPr>
+              <w:t xml:space="preserve">Flujo en </w:t>
+            </w:r>
+            <w:r>
+              <w:rPr>
+                <w:rFonts w:ascii="Times New Roman" w:eastAsia="Times New Roman" w:hAnsi="Times New Roman" w:cs="Times New Roman"/>
+                <w:b/>
+                <w:bCs/>
+                <w:color w:val="1F1F1F"/>
+                <w:kern w:val="0"/>
+                <w:lang w:eastAsia="es-ES"/>
+              </w:rPr>
+              <w:t>$x=10$</w:t>
+            </w:r>
+            <w:r>
+              <w:rPr>
+                <w:rFonts w:ascii="Times New Roman" w:eastAsia="Times New Roman" w:hAnsi="Times New Roman" w:cs="Times New Roman"/>
+                <w:b/>
+                <w:bCs/>
+                <w:color w:val="1F1F1F"/>
+                <w:kern w:val="0"/>
+                <w:bdr w:val="none" w:sz="0" w:space="0" w:color="auto" w:frame="1"/>
+                <w:lang w:eastAsia="es-ES"/>
+              </w:rPr>
+              <w:t xml:space="preserve"> cm</w:t>
+            </w:r>
+          </w:p>
+        </w:tc>
+        <w:tc>
+          <w:tcPr>
+            <w:tcW w:w="0" w:type="auto"/>
+            <w:tcBorders>
+              <w:top w:val="single" w:sz="6" w:space="0" w:color="auto"/>
+              <w:left w:val="single" w:sz="6" w:space="0" w:color="auto"/>
+              <w:bottom w:val="single" w:sz="6" w:space="0" w:color="auto"/>
+              <w:right w:val="single" w:sz="6" w:space="0" w:color="auto"/>
+            </w:tcBorders>
+            <w:tcMar>
+              <w:top w:w="123" w:type="dxa"/>
+              <w:left w:w="184" w:type="dxa"/>
+              <w:bottom w:w="123" w:type="dxa"/>
+              <w:right w:w="184" w:type="dxa"/>
+            </w:tcMar>
+            <w:vAlign w:val="center"/>
+            <w:hideMark/>
+          </w:tcPr>
+          <w:p>
+            <w:pPr>
+              <w:spacing w:after="0" w:line="240" w:lineRule="auto"/>
+              <w:rPr>
+                <w:rFonts w:ascii="Times New Roman" w:eastAsia="Times New Roman" w:hAnsi="Times New Roman" w:cs="Times New Roman"/>
+                <w:color w:val="1F1F1F"/>
+                <w:kern w:val="0"/>
+                <w:lang w:eastAsia="es-ES"/>
+              </w:rPr>
+            </w:pPr>
+            <w:r>
+              <w:rPr>
+                <w:rFonts w:ascii="Times New Roman" w:eastAsia="Times New Roman" w:hAnsi="Times New Roman" w:cs="Times New Roman"/>
+                <w:color w:val="1F1F1F"/>
+                <w:kern w:val="0"/>
+                <w:bdr w:val="none" w:sz="0" w:space="0" w:color="auto" w:frame="1"/>
+                <w:lang w:eastAsia="es-ES"/>
+              </w:rPr>
+              <w:t>34.66</w:t>
+            </w:r>
+          </w:p>
+        </w:tc>
+        <w:tc>
+          <w:tcPr>
+            <w:tcW w:w="0" w:type="auto"/>
+            <w:tcBorders>
+              <w:top w:val="single" w:sz="6" w:space="0" w:color="auto"/>
+              <w:left w:val="single" w:sz="6" w:space="0" w:color="auto"/>
+              <w:bottom w:val="single" w:sz="6" w:space="0" w:color="auto"/>
+              <w:right w:val="single" w:sz="6" w:space="0" w:color="auto"/>
+            </w:tcBorders>
+            <w:tcMar>
+              <w:top w:w="123" w:type="dxa"/>
+              <w:left w:w="184" w:type="dxa"/>
+              <w:bottom w:w="123" w:type="dxa"/>
+              <w:right w:w="184" w:type="dxa"/>
+            </w:tcMar>
+            <w:vAlign w:val="center"/>
+            <w:hideMark/>
+          </w:tcPr>
+          <w:p>
+            <w:pPr>
+              <w:spacing w:after="0" w:line="240" w:lineRule="auto"/>
+              <w:rPr>
+                <w:rFonts w:ascii="Times New Roman" w:eastAsia="Times New Roman" w:hAnsi="Times New Roman" w:cs="Times New Roman"/>
+                <w:color w:val="1F1F1F"/>
+                <w:kern w:val="0"/>
+                <w:lang w:eastAsia="es-ES"/>
+              </w:rPr>
+            </w:pPr>
+            <w:r>
+              <w:rPr>
+                <w:rFonts w:ascii="Times New Roman" w:eastAsia="Times New Roman" w:hAnsi="Times New Roman" w:cs="Times New Roman"/>
+                <w:color w:val="1F1F1F"/>
+                <w:kern w:val="0"/>
+                <w:bdr w:val="none" w:sz="0" w:space="0" w:color="auto" w:frame="1"/>
+                <w:lang w:eastAsia="es-ES"/>
+              </w:rPr>
+              <w:t>35.57</w:t>
+            </w:r>
+          </w:p>
+        </w:tc>
+        <w:tc>
+          <w:tcPr>
+            <w:tcW w:w="0" w:type="auto"/>
+            <w:tcBorders>
+              <w:top w:val="single" w:sz="6" w:space="0" w:color="auto"/>
+              <w:left w:val="single" w:sz="6" w:space="0" w:color="auto"/>
+              <w:bottom w:val="single" w:sz="6" w:space="0" w:color="auto"/>
+              <w:right w:val="single" w:sz="6" w:space="0" w:color="auto"/>
+            </w:tcBorders>
+            <w:tcMar>
+              <w:top w:w="123" w:type="dxa"/>
+              <w:left w:w="184" w:type="dxa"/>
+              <w:bottom w:w="123" w:type="dxa"/>
+              <w:right w:w="184" w:type="dxa"/>
+            </w:tcMar>
+            <w:vAlign w:val="center"/>
+            <w:hideMark/>
+          </w:tcPr>
+          <w:p>
+            <w:pPr>
+              <w:spacing w:after="0" w:line="240" w:lineRule="auto"/>
+              <w:rPr>
+                <w:rFonts w:ascii="Times New Roman" w:eastAsia="Times New Roman" w:hAnsi="Times New Roman" w:cs="Times New Roman"/>
+                <w:color w:val="1F1F1F"/>
+                <w:kern w:val="0"/>
+                <w:lang w:eastAsia="es-ES"/>
+              </w:rPr>
+            </w:pPr>
+            <w:r>
+              <w:rPr>
+                <w:rFonts w:ascii="Times New Roman" w:eastAsia="Times New Roman" w:hAnsi="Times New Roman" w:cs="Times New Roman"/>
+                <w:color w:val="1F1F1F"/>
+                <w:kern w:val="0"/>
+                <w:lang w:eastAsia="es-ES"/>
+              </w:rPr>
+              <w:t>~</w:t>
+            </w:r>
+            <w:r>
+              <w:rPr>
+                <w:rFonts w:ascii="Times New Roman" w:eastAsia="Times New Roman" w:hAnsi="Times New Roman" w:cs="Times New Roman"/>
+                <w:color w:val="1F1F1F"/>
+                <w:kern w:val="0"/>
+                <w:lang w:eastAsia="es-ES"/>
+              </w:rPr>
+              <w:t>2.6\%</w:t>
+            </w:r>
+          </w:p>
+        </w:tc>
+      </w:tr>
+      <w:tr>
+        <w:trPr>
+          <w:tblCellSpacing w:w="15" w:type="dxa"/>
+        </w:trPr>
+        <w:tc>
+          <w:tcPr>
+            <w:tcW w:w="0" w:type="auto"/>
+            <w:tcBorders>
+              <w:top w:val="single" w:sz="6" w:space="0" w:color="auto"/>
+              <w:left w:val="single" w:sz="6" w:space="0" w:color="auto"/>
+              <w:bottom w:val="single" w:sz="6" w:space="0" w:color="auto"/>
+              <w:right w:val="single" w:sz="6" w:space="0" w:color="auto"/>
+            </w:tcBorders>
+            <w:tcMar>
+              <w:top w:w="123" w:type="dxa"/>
+              <w:left w:w="184" w:type="dxa"/>
+              <w:bottom w:w="123" w:type="dxa"/>
+              <w:right w:w="184" w:type="dxa"/>
+            </w:tcMar>
+            <w:vAlign w:val="center"/>
+            <w:hideMark/>
+          </w:tcPr>
+          <w:p>
+            <w:pPr>
+              <w:spacing w:after="0" w:line="240" w:lineRule="auto"/>
+              <w:rPr>
+                <w:rFonts w:ascii="Times New Roman" w:eastAsia="Times New Roman" w:hAnsi="Times New Roman" w:cs="Times New Roman"/>
+                <w:color w:val="1F1F1F"/>
+                <w:kern w:val="0"/>
+                <w:lang w:eastAsia="es-ES"/>
+              </w:rPr>
+            </w:pPr>
+            <w:r>
+              <w:rPr>
+                <w:rFonts w:ascii="Times New Roman" w:eastAsia="Times New Roman" w:hAnsi="Times New Roman" w:cs="Times New Roman"/>
+                <w:b/>
+                <w:bCs/>
+                <w:color w:val="1F1F1F"/>
+                <w:kern w:val="0"/>
+                <w:bdr w:val="none" w:sz="0" w:space="0" w:color="auto" w:frame="1"/>
+                <w:lang w:eastAsia="es-ES"/>
+              </w:rPr>
+              <w:t xml:space="preserve">Flujo en </w:t>
+            </w:r>
+            <w:r>
+              <w:rPr>
+                <w:rFonts w:ascii="Times New Roman" w:eastAsia="Times New Roman" w:hAnsi="Times New Roman" w:cs="Times New Roman"/>
+                <w:b/>
+                <w:bCs/>
+                <w:color w:val="1F1F1F"/>
+                <w:kern w:val="0"/>
+                <w:lang w:eastAsia="es-ES"/>
+              </w:rPr>
+              <w:t>$x=25$</w:t>
+            </w:r>
+            <w:r>
+              <w:rPr>
+                <w:rFonts w:ascii="Times New Roman" w:eastAsia="Times New Roman" w:hAnsi="Times New Roman" w:cs="Times New Roman"/>
+                <w:b/>
+                <w:bCs/>
+                <w:color w:val="1F1F1F"/>
+                <w:kern w:val="0"/>
+                <w:bdr w:val="none" w:sz="0" w:space="0" w:color="auto" w:frame="1"/>
+                <w:lang w:eastAsia="es-ES"/>
+              </w:rPr>
+              <w:t xml:space="preserve"> cm</w:t>
+            </w:r>
+          </w:p>
+        </w:tc>
+        <w:tc>
+          <w:tcPr>
+            <w:tcW w:w="0" w:type="auto"/>
+            <w:tcBorders>
+              <w:top w:val="single" w:sz="6" w:space="0" w:color="auto"/>
+              <w:left w:val="single" w:sz="6" w:space="0" w:color="auto"/>
+              <w:bottom w:val="single" w:sz="6" w:space="0" w:color="auto"/>
+              <w:right w:val="single" w:sz="6" w:space="0" w:color="auto"/>
+            </w:tcBorders>
+            <w:tcMar>
+              <w:top w:w="123" w:type="dxa"/>
+              <w:left w:w="184" w:type="dxa"/>
+              <w:bottom w:w="123" w:type="dxa"/>
+              <w:right w:w="184" w:type="dxa"/>
+            </w:tcMar>
+            <w:vAlign w:val="center"/>
+            <w:hideMark/>
+          </w:tcPr>
+          <w:p>
+            <w:pPr>
+              <w:spacing w:after="0" w:line="240" w:lineRule="auto"/>
+              <w:rPr>
+                <w:rFonts w:ascii="Times New Roman" w:eastAsia="Times New Roman" w:hAnsi="Times New Roman" w:cs="Times New Roman"/>
+                <w:color w:val="1F1F1F"/>
+                <w:kern w:val="0"/>
+                <w:lang w:eastAsia="es-ES"/>
+              </w:rPr>
+            </w:pPr>
+            <w:r>
+              <w:rPr>
+                <w:rFonts w:ascii="Times New Roman" w:eastAsia="Times New Roman" w:hAnsi="Times New Roman" w:cs="Times New Roman"/>
+                <w:color w:val="1F1F1F"/>
+                <w:kern w:val="0"/>
+                <w:bdr w:val="none" w:sz="0" w:space="0" w:color="auto" w:frame="1"/>
+                <w:lang w:eastAsia="es-ES"/>
+              </w:rPr>
+              <w:t>0.00379</w:t>
+            </w:r>
+          </w:p>
+        </w:tc>
+        <w:tc>
+          <w:tcPr>
+            <w:tcW w:w="0" w:type="auto"/>
+            <w:tcBorders>
+              <w:top w:val="single" w:sz="6" w:space="0" w:color="auto"/>
+              <w:left w:val="single" w:sz="6" w:space="0" w:color="auto"/>
+              <w:bottom w:val="single" w:sz="6" w:space="0" w:color="auto"/>
+              <w:right w:val="single" w:sz="6" w:space="0" w:color="auto"/>
+            </w:tcBorders>
+            <w:tcMar>
+              <w:top w:w="123" w:type="dxa"/>
+              <w:left w:w="184" w:type="dxa"/>
+              <w:bottom w:w="123" w:type="dxa"/>
+              <w:right w:w="184" w:type="dxa"/>
+            </w:tcMar>
+            <w:vAlign w:val="center"/>
+            <w:hideMark/>
+          </w:tcPr>
+          <w:p>
+            <w:pPr>
+              <w:spacing w:after="0" w:line="240" w:lineRule="auto"/>
+              <w:rPr>
+                <w:rFonts w:ascii="Times New Roman" w:eastAsia="Times New Roman" w:hAnsi="Times New Roman" w:cs="Times New Roman"/>
+                <w:color w:val="1F1F1F"/>
+                <w:kern w:val="0"/>
+                <w:lang w:eastAsia="es-ES"/>
+              </w:rPr>
+            </w:pPr>
+            <w:r>
+              <w:rPr>
+                <w:rFonts w:ascii="Times New Roman" w:eastAsia="Times New Roman" w:hAnsi="Times New Roman" w:cs="Times New Roman"/>
+                <w:color w:val="1F1F1F"/>
+                <w:kern w:val="0"/>
+                <w:bdr w:val="none" w:sz="0" w:space="0" w:color="auto" w:frame="1"/>
+                <w:lang w:eastAsia="es-ES"/>
+              </w:rPr>
+              <w:t>0.00962</w:t>
+            </w:r>
+          </w:p>
+        </w:tc>
+        <w:tc>
+          <w:tcPr>
+            <w:tcW w:w="0" w:type="auto"/>
+            <w:tcBorders>
+              <w:top w:val="single" w:sz="6" w:space="0" w:color="auto"/>
+              <w:left w:val="single" w:sz="6" w:space="0" w:color="auto"/>
+              <w:bottom w:val="single" w:sz="6" w:space="0" w:color="auto"/>
+              <w:right w:val="single" w:sz="6" w:space="0" w:color="auto"/>
+            </w:tcBorders>
+            <w:tcMar>
+              <w:top w:w="123" w:type="dxa"/>
+              <w:left w:w="184" w:type="dxa"/>
+              <w:bottom w:w="123" w:type="dxa"/>
+              <w:right w:w="184" w:type="dxa"/>
+            </w:tcMar>
+            <w:vAlign w:val="center"/>
+            <w:hideMark/>
+          </w:tcPr>
+          <w:p>
+            <w:pPr>
+              <w:spacing w:after="0" w:line="240" w:lineRule="auto"/>
+              <w:rPr>
+                <w:rFonts w:ascii="Times New Roman" w:eastAsia="Times New Roman" w:hAnsi="Times New Roman" w:cs="Times New Roman"/>
+                <w:color w:val="1F1F1F"/>
+                <w:kern w:val="0"/>
+                <w:lang w:eastAsia="es-ES"/>
+              </w:rPr>
+            </w:pPr>
+            <w:r>
+              <w:rPr>
+                <w:rFonts w:ascii="Times New Roman" w:eastAsia="Times New Roman" w:hAnsi="Times New Roman" w:cs="Times New Roman"/>
+                <w:b/>
+                <w:bCs/>
+                <w:color w:val="1F1F1F"/>
+                <w:kern w:val="0"/>
+                <w:bdr w:val="none" w:sz="0" w:space="0" w:color="auto" w:frame="1"/>
+                <w:lang w:eastAsia="es-ES"/>
+              </w:rPr>
+              <w:t>Alta</w:t>
+            </w:r>
+          </w:p>
+        </w:tc>
+      </w:tr>
+      <w:tr>
+        <w:trPr>
+          <w:tblCellSpacing w:w="15" w:type="dxa"/>
+        </w:trPr>
+        <w:tc>
+          <w:tcPr>
+            <w:tcW w:w="0" w:type="auto"/>
+            <w:tcBorders>
+              <w:top w:val="single" w:sz="6" w:space="0" w:color="auto"/>
+              <w:left w:val="single" w:sz="6" w:space="0" w:color="auto"/>
+              <w:bottom w:val="single" w:sz="6" w:space="0" w:color="auto"/>
+              <w:right w:val="single" w:sz="6" w:space="0" w:color="auto"/>
+            </w:tcBorders>
+            <w:tcMar>
+              <w:top w:w="123" w:type="dxa"/>
+              <w:left w:w="184" w:type="dxa"/>
+              <w:bottom w:w="123" w:type="dxa"/>
+              <w:right w:w="184" w:type="dxa"/>
+            </w:tcMar>
+            <w:vAlign w:val="center"/>
+            <w:hideMark/>
+          </w:tcPr>
+          <w:p>
+            <w:pPr>
+              <w:spacing w:after="0" w:line="240" w:lineRule="auto"/>
+              <w:rPr>
+                <w:rFonts w:ascii="Times New Roman" w:eastAsia="Times New Roman" w:hAnsi="Times New Roman" w:cs="Times New Roman"/>
+                <w:color w:val="1F1F1F"/>
+                <w:kern w:val="0"/>
+                <w:lang w:eastAsia="es-ES"/>
+              </w:rPr>
+            </w:pPr>
+            <w:r>
+              <w:rPr>
+                <w:rFonts w:ascii="Times New Roman" w:eastAsia="Times New Roman" w:hAnsi="Times New Roman" w:cs="Times New Roman"/>
+                <w:b/>
+                <w:bCs/>
+                <w:color w:val="1F1F1F"/>
+                <w:kern w:val="0"/>
+                <w:bdr w:val="none" w:sz="0" w:space="0" w:color="auto" w:frame="1"/>
+                <w:lang w:eastAsia="es-ES"/>
+              </w:rPr>
+              <w:t xml:space="preserve">Flujo en </w:t>
+            </w:r>
+            <w:r>
+              <w:rPr>
+                <w:rFonts w:ascii="Times New Roman" w:eastAsia="Times New Roman" w:hAnsi="Times New Roman" w:cs="Times New Roman"/>
+                <w:b/>
+                <w:bCs/>
+                <w:color w:val="1F1F1F"/>
+                <w:kern w:val="0"/>
+                <w:lang w:eastAsia="es-ES"/>
+              </w:rPr>
+              <w:t>$x=40$</w:t>
+            </w:r>
+            <w:r>
+              <w:rPr>
+                <w:rFonts w:ascii="Times New Roman" w:eastAsia="Times New Roman" w:hAnsi="Times New Roman" w:cs="Times New Roman"/>
+                <w:b/>
+                <w:bCs/>
+                <w:color w:val="1F1F1F"/>
+                <w:kern w:val="0"/>
+                <w:bdr w:val="none" w:sz="0" w:space="0" w:color="auto" w:frame="1"/>
+                <w:lang w:eastAsia="es-ES"/>
+              </w:rPr>
+              <w:t xml:space="preserve"> cm</w:t>
+            </w:r>
+          </w:p>
+        </w:tc>
+        <w:tc>
+          <w:tcPr>
+            <w:tcW w:w="0" w:type="auto"/>
+            <w:tcBorders>
+              <w:top w:val="single" w:sz="6" w:space="0" w:color="auto"/>
+              <w:left w:val="single" w:sz="6" w:space="0" w:color="auto"/>
+              <w:bottom w:val="single" w:sz="6" w:space="0" w:color="auto"/>
+              <w:right w:val="single" w:sz="6" w:space="0" w:color="auto"/>
+            </w:tcBorders>
+            <w:tcMar>
+              <w:top w:w="123" w:type="dxa"/>
+              <w:left w:w="184" w:type="dxa"/>
+              <w:bottom w:w="123" w:type="dxa"/>
+              <w:right w:w="184" w:type="dxa"/>
+            </w:tcMar>
+            <w:vAlign w:val="center"/>
+            <w:hideMark/>
+          </w:tcPr>
+          <w:p>
+            <w:pPr>
+              <w:spacing w:after="0" w:line="240" w:lineRule="auto"/>
+              <w:rPr>
+                <w:rFonts w:ascii="Times New Roman" w:eastAsia="Times New Roman" w:hAnsi="Times New Roman" w:cs="Times New Roman"/>
+                <w:color w:val="1F1F1F"/>
+                <w:kern w:val="0"/>
+                <w:lang w:eastAsia="es-ES"/>
+              </w:rPr>
+            </w:pPr>
+            <w:r>
+              <w:rPr>
+                <w:rFonts w:ascii="Times New Roman" w:eastAsia="Times New Roman" w:hAnsi="Times New Roman" w:cs="Times New Roman"/>
+                <w:color w:val="1F1F1F"/>
+                <w:kern w:val="0"/>
+                <w:bdr w:val="none" w:sz="0" w:space="0" w:color="auto" w:frame="1"/>
+                <w:lang w:eastAsia="es-ES"/>
+              </w:rPr>
+              <w:t>0.00377</w:t>
+            </w:r>
+          </w:p>
+        </w:tc>
+        <w:tc>
+          <w:tcPr>
+            <w:tcW w:w="0" w:type="auto"/>
+            <w:tcBorders>
+              <w:top w:val="single" w:sz="6" w:space="0" w:color="auto"/>
+              <w:left w:val="single" w:sz="6" w:space="0" w:color="auto"/>
+              <w:bottom w:val="single" w:sz="6" w:space="0" w:color="auto"/>
+              <w:right w:val="single" w:sz="6" w:space="0" w:color="auto"/>
+            </w:tcBorders>
+            <w:tcMar>
+              <w:top w:w="123" w:type="dxa"/>
+              <w:left w:w="184" w:type="dxa"/>
+              <w:bottom w:w="123" w:type="dxa"/>
+              <w:right w:w="184" w:type="dxa"/>
+            </w:tcMar>
+            <w:vAlign w:val="center"/>
+            <w:hideMark/>
+          </w:tcPr>
+          <w:p>
+            <w:pPr>
+              <w:spacing w:after="0" w:line="240" w:lineRule="auto"/>
+              <w:rPr>
+                <w:rFonts w:ascii="Times New Roman" w:eastAsia="Times New Roman" w:hAnsi="Times New Roman" w:cs="Times New Roman"/>
+                <w:color w:val="1F1F1F"/>
+                <w:kern w:val="0"/>
+                <w:lang w:eastAsia="es-ES"/>
+              </w:rPr>
+            </w:pPr>
+            <w:r>
+              <w:rPr>
+                <w:rFonts w:ascii="Times New Roman" w:eastAsia="Times New Roman" w:hAnsi="Times New Roman" w:cs="Times New Roman"/>
+                <w:color w:val="1F1F1F"/>
+                <w:kern w:val="0"/>
+                <w:bdr w:val="none" w:sz="0" w:space="0" w:color="auto" w:frame="1"/>
+                <w:lang w:eastAsia="es-ES"/>
+              </w:rPr>
+              <w:t>0.00408</w:t>
+            </w:r>
+          </w:p>
+        </w:tc>
+        <w:tc>
+          <w:tcPr>
+            <w:tcW w:w="0" w:type="auto"/>
+            <w:tcBorders>
+              <w:top w:val="single" w:sz="6" w:space="0" w:color="auto"/>
+              <w:left w:val="single" w:sz="6" w:space="0" w:color="auto"/>
+              <w:bottom w:val="single" w:sz="6" w:space="0" w:color="auto"/>
+              <w:right w:val="single" w:sz="6" w:space="0" w:color="auto"/>
+            </w:tcBorders>
+            <w:tcMar>
+              <w:top w:w="123" w:type="dxa"/>
+              <w:left w:w="184" w:type="dxa"/>
+              <w:bottom w:w="123" w:type="dxa"/>
+              <w:right w:w="184" w:type="dxa"/>
+            </w:tcMar>
+            <w:vAlign w:val="center"/>
+            <w:hideMark/>
+          </w:tcPr>
+          <w:p>
+            <w:pPr>
+              <w:spacing w:after="0" w:line="240" w:lineRule="auto"/>
+              <w:rPr>
+                <w:rFonts w:ascii="Times New Roman" w:eastAsia="Times New Roman" w:hAnsi="Times New Roman" w:cs="Times New Roman"/>
+                <w:color w:val="1F1F1F"/>
+                <w:kern w:val="0"/>
+                <w:lang w:eastAsia="es-ES"/>
+              </w:rPr>
+            </w:pPr>
+            <w:r>
+              <w:rPr>
+                <w:rFonts w:ascii="Times New Roman" w:eastAsia="Times New Roman" w:hAnsi="Times New Roman" w:cs="Times New Roman"/>
+                <w:color w:val="1F1F1F"/>
+                <w:kern w:val="0"/>
+                <w:bdr w:val="none" w:sz="0" w:space="0" w:color="auto" w:frame="1"/>
+                <w:lang w:eastAsia="es-ES"/>
+              </w:rPr>
+              <w:t>~</w:t>
+            </w:r>
+            <w:r>
+              <w:rPr>
+                <w:rFonts w:ascii="Times New Roman" w:eastAsia="Times New Roman" w:hAnsi="Times New Roman" w:cs="Times New Roman"/>
+                <w:color w:val="1F1F1F"/>
+                <w:kern w:val="0"/>
+                <w:lang w:eastAsia="es-ES"/>
+              </w:rPr>
+              <w:t>8.2\%</w:t>
+            </w:r>
+          </w:p>
+        </w:tc>
+      </w:tr>
+      <w:tr>
+        <w:trPr>
+          <w:tblCellSpacing w:w="15" w:type="dxa"/>
+        </w:trPr>
+        <w:tc>
+          <w:tcPr>
+            <w:tcW w:w="0" w:type="auto"/>
+            <w:tcBorders>
+              <w:top w:val="single" w:sz="6" w:space="0" w:color="auto"/>
+              <w:left w:val="single" w:sz="6" w:space="0" w:color="auto"/>
+              <w:bottom w:val="single" w:sz="6" w:space="0" w:color="auto"/>
+              <w:right w:val="single" w:sz="6" w:space="0" w:color="auto"/>
+            </w:tcBorders>
+            <w:tcMar>
+              <w:top w:w="123" w:type="dxa"/>
+              <w:left w:w="184" w:type="dxa"/>
+              <w:bottom w:w="123" w:type="dxa"/>
+              <w:right w:w="184" w:type="dxa"/>
+            </w:tcMar>
+            <w:vAlign w:val="center"/>
+            <w:hideMark/>
+          </w:tcPr>
+          <w:p>
+            <w:pPr>
+              <w:spacing w:after="0" w:line="240" w:lineRule="auto"/>
+              <w:rPr>
+                <w:rFonts w:ascii="Times New Roman" w:eastAsia="Times New Roman" w:hAnsi="Times New Roman" w:cs="Times New Roman"/>
+                <w:color w:val="1F1F1F"/>
+                <w:kern w:val="0"/>
+                <w:lang w:eastAsia="es-ES"/>
+              </w:rPr>
+            </w:pPr>
+            <w:r>
+              <w:rPr>
+                <w:rFonts w:ascii="Times New Roman" w:eastAsia="Times New Roman" w:hAnsi="Times New Roman" w:cs="Times New Roman"/>
+                <w:b/>
+                <w:bCs/>
+                <w:color w:val="1F1F1F"/>
+                <w:kern w:val="0"/>
+                <w:bdr w:val="none" w:sz="0" w:space="0" w:color="auto" w:frame="1"/>
+                <w:lang w:eastAsia="es-ES"/>
+              </w:rPr>
+              <w:t>Fugas (</w:t>
+            </w:r>
+            <w:r>
+              <w:rPr>
+                <w:rFonts w:ascii="Times New Roman" w:eastAsia="Times New Roman" w:hAnsi="Times New Roman" w:cs="Times New Roman"/>
+                <w:b/>
+                <w:bCs/>
+                <w:color w:val="1F1F1F"/>
+                <w:kern w:val="0"/>
+                <w:lang w:eastAsia="es-ES"/>
+              </w:rPr>
+              <w:t>$J^+$</w:t>
+            </w:r>
+            <w:r>
+              <w:rPr>
+                <w:rFonts w:ascii="Times New Roman" w:eastAsia="Times New Roman" w:hAnsi="Times New Roman" w:cs="Times New Roman"/>
+                <w:b/>
+                <w:bCs/>
+                <w:color w:val="1F1F1F"/>
+                <w:kern w:val="0"/>
+                <w:bdr w:val="none" w:sz="0" w:space="0" w:color="auto" w:frame="1"/>
+                <w:lang w:eastAsia="es-ES"/>
+              </w:rPr>
+              <w:t>)</w:t>
+            </w:r>
+          </w:p>
+        </w:tc>
+        <w:tc>
+          <w:tcPr>
+            <w:tcW w:w="0" w:type="auto"/>
+            <w:tcBorders>
+              <w:top w:val="single" w:sz="6" w:space="0" w:color="auto"/>
+              <w:left w:val="single" w:sz="6" w:space="0" w:color="auto"/>
+              <w:bottom w:val="single" w:sz="6" w:space="0" w:color="auto"/>
+              <w:right w:val="single" w:sz="6" w:space="0" w:color="auto"/>
+            </w:tcBorders>
+            <w:tcMar>
+              <w:top w:w="123" w:type="dxa"/>
+              <w:left w:w="184" w:type="dxa"/>
+              <w:bottom w:w="123" w:type="dxa"/>
+              <w:right w:w="184" w:type="dxa"/>
+            </w:tcMar>
+            <w:vAlign w:val="center"/>
+            <w:hideMark/>
+          </w:tcPr>
+          <w:p>
+            <w:pPr>
+              <w:spacing w:after="0" w:line="240" w:lineRule="auto"/>
+              <w:rPr>
+                <w:rFonts w:ascii="Times New Roman" w:eastAsia="Times New Roman" w:hAnsi="Times New Roman" w:cs="Times New Roman"/>
+                <w:color w:val="1F1F1F"/>
+                <w:kern w:val="0"/>
+                <w:lang w:eastAsia="es-ES"/>
+              </w:rPr>
+            </w:pPr>
+            <w:r>
+              <w:rPr>
+                <w:rFonts w:ascii="Times New Roman" w:eastAsia="Times New Roman" w:hAnsi="Times New Roman" w:cs="Times New Roman"/>
+                <w:b/>
+                <w:bCs/>
+                <w:color w:val="1F1F1F"/>
+                <w:kern w:val="0"/>
+                <w:bdr w:val="none" w:sz="0" w:space="0" w:color="auto" w:frame="1"/>
+                <w:lang w:eastAsia="es-ES"/>
+              </w:rPr>
+              <w:t>0.2999</w:t>
+            </w:r>
+          </w:p>
+        </w:tc>
+        <w:tc>
+          <w:tcPr>
+            <w:tcW w:w="0" w:type="auto"/>
+            <w:tcBorders>
+              <w:top w:val="single" w:sz="6" w:space="0" w:color="auto"/>
+              <w:left w:val="single" w:sz="6" w:space="0" w:color="auto"/>
+              <w:bottom w:val="single" w:sz="6" w:space="0" w:color="auto"/>
+              <w:right w:val="single" w:sz="6" w:space="0" w:color="auto"/>
+            </w:tcBorders>
+            <w:tcMar>
+              <w:top w:w="123" w:type="dxa"/>
+              <w:left w:w="184" w:type="dxa"/>
+              <w:bottom w:w="123" w:type="dxa"/>
+              <w:right w:w="184" w:type="dxa"/>
+            </w:tcMar>
+            <w:vAlign w:val="center"/>
+            <w:hideMark/>
+          </w:tcPr>
+          <w:p>
+            <w:pPr>
+              <w:spacing w:after="0" w:line="240" w:lineRule="auto"/>
+              <w:rPr>
+                <w:rFonts w:ascii="Times New Roman" w:eastAsia="Times New Roman" w:hAnsi="Times New Roman" w:cs="Times New Roman"/>
+                <w:color w:val="1F1F1F"/>
+                <w:kern w:val="0"/>
+                <w:lang w:eastAsia="es-ES"/>
+              </w:rPr>
+            </w:pPr>
+            <w:r>
+              <w:rPr>
+                <w:rFonts w:ascii="Times New Roman" w:eastAsia="Times New Roman" w:hAnsi="Times New Roman" w:cs="Times New Roman"/>
+                <w:b/>
+                <w:bCs/>
+                <w:color w:val="1F1F1F"/>
+                <w:kern w:val="0"/>
+                <w:bdr w:val="none" w:sz="0" w:space="0" w:color="auto" w:frame="1"/>
+                <w:lang w:eastAsia="es-ES"/>
+              </w:rPr>
+              <w:t>0.2572</w:t>
+            </w:r>
+          </w:p>
+        </w:tc>
+        <w:tc>
+          <w:tcPr>
+            <w:tcW w:w="0" w:type="auto"/>
+            <w:tcBorders>
+              <w:top w:val="single" w:sz="6" w:space="0" w:color="auto"/>
+              <w:left w:val="single" w:sz="6" w:space="0" w:color="auto"/>
+              <w:bottom w:val="single" w:sz="6" w:space="0" w:color="auto"/>
+              <w:right w:val="single" w:sz="6" w:space="0" w:color="auto"/>
+            </w:tcBorders>
+            <w:tcMar>
+              <w:top w:w="123" w:type="dxa"/>
+              <w:left w:w="184" w:type="dxa"/>
+              <w:bottom w:w="123" w:type="dxa"/>
+              <w:right w:w="184" w:type="dxa"/>
+            </w:tcMar>
+            <w:vAlign w:val="center"/>
+            <w:hideMark/>
+          </w:tcPr>
+          <w:p>
+            <w:pPr>
+              <w:spacing w:after="0" w:line="240" w:lineRule="auto"/>
+              <w:rPr>
+                <w:rFonts w:ascii="Times New Roman" w:eastAsia="Times New Roman" w:hAnsi="Times New Roman" w:cs="Times New Roman"/>
+                <w:color w:val="1F1F1F"/>
+                <w:kern w:val="0"/>
+                <w:lang w:eastAsia="es-ES"/>
+              </w:rPr>
+            </w:pPr>
+            <w:r>
+              <w:rPr>
+                <w:rFonts w:ascii="Times New Roman" w:eastAsia="Times New Roman" w:hAnsi="Times New Roman" w:cs="Times New Roman"/>
+                <w:b/>
+                <w:bCs/>
+                <w:color w:val="1F1F1F"/>
+                <w:kern w:val="0"/>
+                <w:bdr w:val="none" w:sz="0" w:space="0" w:color="auto" w:frame="1"/>
+                <w:lang w:eastAsia="es-ES"/>
+              </w:rPr>
+              <w:t>~</w:t>
+            </w:r>
+            <w:r>
+              <w:rPr>
+                <w:rFonts w:ascii="Times New Roman" w:eastAsia="Times New Roman" w:hAnsi="Times New Roman" w:cs="Times New Roman"/>
+                <w:b/>
+                <w:bCs/>
+                <w:color w:val="1F1F1F"/>
+                <w:kern w:val="0"/>
+                <w:lang w:eastAsia="es-ES"/>
+              </w:rPr>
+              <w:t>14.2\%</w:t>
+            </w:r>
+          </w:p>
+        </w:tc>
+      </w:tr>
+    </w:tbl>
     <w:p>
       <w:pPr>
         <w:jc w:val="both"/>
@@ -5042,9 +9341,499 @@
       <w:pPr>
         <w:jc w:val="both"/>
         <w:rPr>
+          <w:b/>
+          <w:i/>
           <w:sz w:val="28"/>
         </w:rPr>
       </w:pPr>
+      <w:r>
+        <w:rPr>
+          <w:b/>
+          <w:i/>
+          <w:sz w:val="28"/>
+        </w:rPr>
+        <w:t>Fugas por la Frontera (Blindaje):</w:t>
+      </w:r>
+    </w:p>
+    <w:p>
+      <w:pPr>
+        <w:jc w:val="both"/>
+        <w:rPr>
+          <w:sz w:val="28"/>
+        </w:rPr>
+      </w:pPr>
+      <w:r>
+        <w:rPr>
+          <w:sz w:val="28"/>
+        </w:rPr>
+        <w:t xml:space="preserve">Esta es la diferencia más importante. El método </w:t>
+      </w:r>
+      <m:oMath>
+        <m:sSub>
+          <m:sSubPr>
+            <m:ctrlPr>
+              <w:rPr>
+                <w:rFonts w:ascii="Cambria Math" w:hAnsi="Cambria Math"/>
+                <w:i/>
+                <w:sz w:val="28"/>
+              </w:rPr>
+            </m:ctrlPr>
+          </m:sSubPr>
+          <m:e>
+            <m:r>
+              <w:rPr>
+                <w:rFonts w:ascii="Cambria Math" w:hAnsi="Cambria Math"/>
+                <w:sz w:val="28"/>
+              </w:rPr>
+              <m:t>S</m:t>
+            </m:r>
+          </m:e>
+          <m:sub>
+            <m:r>
+              <w:rPr>
+                <w:rFonts w:ascii="Cambria Math" w:hAnsi="Cambria Math"/>
+                <w:sz w:val="28"/>
+              </w:rPr>
+              <m:t>2</m:t>
+            </m:r>
+          </m:sub>
+        </m:sSub>
+      </m:oMath>
+      <w:r>
+        <w:rPr>
+          <w:rFonts w:eastAsiaTheme="minorEastAsia"/>
+          <w:sz w:val="28"/>
+        </w:rPr>
+        <w:t xml:space="preserve"> </w:t>
+      </w:r>
+      <w:r>
+        <w:rPr>
+          <w:sz w:val="28"/>
+        </w:rPr>
+        <w:t>sobreestima las fugas (0.2999</w:t>
+      </w:r>
+      <w:r>
+        <w:rPr>
+          <w:sz w:val="28"/>
+        </w:rPr>
+        <w:t xml:space="preserve">) en comparación con </w:t>
+      </w:r>
+      <m:oMath>
+        <m:sSub>
+          <m:sSubPr>
+            <m:ctrlPr>
+              <w:rPr>
+                <w:rFonts w:ascii="Cambria Math" w:hAnsi="Cambria Math"/>
+                <w:i/>
+                <w:sz w:val="28"/>
+              </w:rPr>
+            </m:ctrlPr>
+          </m:sSubPr>
+          <m:e>
+            <m:r>
+              <w:rPr>
+                <w:rFonts w:ascii="Cambria Math" w:hAnsi="Cambria Math"/>
+                <w:sz w:val="28"/>
+              </w:rPr>
+              <m:t>S</m:t>
+            </m:r>
+          </m:e>
+          <m:sub>
+            <m:r>
+              <w:rPr>
+                <w:rFonts w:ascii="Cambria Math" w:hAnsi="Cambria Math"/>
+                <w:sz w:val="28"/>
+              </w:rPr>
+              <m:t>4</m:t>
+            </m:r>
+          </m:sub>
+        </m:sSub>
+      </m:oMath>
+      <w:r>
+        <w:rPr>
+          <w:sz w:val="28"/>
+        </w:rPr>
+        <w:t xml:space="preserve"> </w:t>
+      </w:r>
+      <w:r>
+        <w:rPr>
+          <w:sz w:val="28"/>
+        </w:rPr>
+        <w:t>(0.2572</w:t>
+      </w:r>
+      <w:r>
+        <w:rPr>
+          <w:sz w:val="28"/>
+        </w:rPr>
+        <w:t>).</w:t>
+      </w:r>
+    </w:p>
+    <w:p>
+      <w:pPr>
+        <w:jc w:val="both"/>
+        <w:rPr>
+          <w:sz w:val="28"/>
+        </w:rPr>
+      </w:pPr>
+      <w:r>
+        <w:rPr>
+          <w:b/>
+          <w:sz w:val="28"/>
+        </w:rPr>
+        <w:t xml:space="preserve">Razón física: </w:t>
+      </w:r>
+      <m:oMath>
+        <m:sSub>
+          <m:sSubPr>
+            <m:ctrlPr>
+              <w:rPr>
+                <w:rFonts w:ascii="Cambria Math" w:hAnsi="Cambria Math"/>
+                <w:i/>
+                <w:sz w:val="28"/>
+              </w:rPr>
+            </m:ctrlPr>
+          </m:sSubPr>
+          <m:e>
+            <m:r>
+              <w:rPr>
+                <w:rFonts w:ascii="Cambria Math" w:hAnsi="Cambria Math"/>
+                <w:sz w:val="28"/>
+              </w:rPr>
+              <m:t>S</m:t>
+            </m:r>
+          </m:e>
+          <m:sub>
+            <m:r>
+              <w:rPr>
+                <w:rFonts w:ascii="Cambria Math" w:hAnsi="Cambria Math"/>
+                <w:sz w:val="28"/>
+              </w:rPr>
+              <m:t>2</m:t>
+            </m:r>
+          </m:sub>
+        </m:sSub>
+      </m:oMath>
+      <w:r>
+        <w:rPr>
+          <w:rFonts w:eastAsiaTheme="minorEastAsia"/>
+          <w:sz w:val="28"/>
+        </w:rPr>
+        <w:t xml:space="preserve"> </w:t>
+      </w:r>
+      <w:r>
+        <w:rPr>
+          <w:sz w:val="28"/>
+        </w:rPr>
+        <w:t xml:space="preserve">es una aproximación de bajo orden que a menudo se comporta de manera similar a la teoría de difusión. En problemas de blindaje profundo (como las regiones B y C), </w:t>
+      </w:r>
+      <m:oMath>
+        <m:sSub>
+          <m:sSubPr>
+            <m:ctrlPr>
+              <w:rPr>
+                <w:rFonts w:ascii="Cambria Math" w:hAnsi="Cambria Math"/>
+                <w:i/>
+                <w:sz w:val="28"/>
+              </w:rPr>
+            </m:ctrlPr>
+          </m:sSubPr>
+          <m:e>
+            <m:r>
+              <w:rPr>
+                <w:rFonts w:ascii="Cambria Math" w:hAnsi="Cambria Math"/>
+                <w:sz w:val="28"/>
+              </w:rPr>
+              <m:t>S</m:t>
+            </m:r>
+          </m:e>
+          <m:sub>
+            <m:r>
+              <w:rPr>
+                <w:rFonts w:ascii="Cambria Math" w:hAnsi="Cambria Math"/>
+                <w:sz w:val="28"/>
+              </w:rPr>
+              <m:t>2</m:t>
+            </m:r>
+          </m:sub>
+        </m:sSub>
+      </m:oMath>
+      <w:r>
+        <w:rPr>
+          <w:sz w:val="28"/>
+        </w:rPr>
+        <w:t xml:space="preserve"> tiende a ser menos preciso para describir la anisotropía del flujo cerca de las fronteras de vacío. El método </w:t>
+      </w:r>
+      <m:oMath>
+        <m:sSub>
+          <m:sSubPr>
+            <m:ctrlPr>
+              <w:rPr>
+                <w:rFonts w:ascii="Cambria Math" w:hAnsi="Cambria Math"/>
+                <w:i/>
+                <w:sz w:val="28"/>
+              </w:rPr>
+            </m:ctrlPr>
+          </m:sSubPr>
+          <m:e>
+            <m:r>
+              <w:rPr>
+                <w:rFonts w:ascii="Cambria Math" w:hAnsi="Cambria Math"/>
+                <w:sz w:val="28"/>
+              </w:rPr>
+              <m:t>S</m:t>
+            </m:r>
+          </m:e>
+          <m:sub>
+            <m:r>
+              <w:rPr>
+                <w:rFonts w:ascii="Cambria Math" w:hAnsi="Cambria Math"/>
+                <w:sz w:val="28"/>
+              </w:rPr>
+              <m:t>4</m:t>
+            </m:r>
+          </m:sub>
+        </m:sSub>
+      </m:oMath>
+      <w:r>
+        <w:rPr>
+          <w:rFonts w:eastAsiaTheme="minorEastAsia"/>
+          <w:sz w:val="28"/>
+        </w:rPr>
+        <w:t>,</w:t>
+      </w:r>
+      <w:r>
+        <w:rPr>
+          <w:sz w:val="28"/>
+        </w:rPr>
+        <w:t xml:space="preserve"> </w:t>
+      </w:r>
+      <w:r>
+        <w:rPr>
+          <w:sz w:val="28"/>
+        </w:rPr>
+        <w:t>al tener más direcciones angulares discretas, captura mejor el transporte de neutrones que logran atravesar el blindaje, resultando en un cálculo de fuga más conservador y preciso.</w:t>
+      </w:r>
+    </w:p>
+    <w:p>
+      <w:pPr>
+        <w:jc w:val="both"/>
+        <w:rPr>
+          <w:sz w:val="28"/>
+        </w:rPr>
+      </w:pPr>
+      <w:r>
+        <w:rPr>
+          <w:b/>
+          <w:sz w:val="28"/>
+        </w:rPr>
+        <w:t>Penet</w:t>
+      </w:r>
+      <w:r>
+        <w:rPr>
+          <w:b/>
+          <w:sz w:val="28"/>
+        </w:rPr>
+        <w:t>ración Profunda (x=25 y x=40</w:t>
+      </w:r>
+      <w:r>
+        <w:rPr>
+          <w:b/>
+          <w:sz w:val="28"/>
+        </w:rPr>
+        <w:t>):</w:t>
+      </w:r>
+      <w:r>
+        <w:rPr>
+          <w:b/>
+          <w:sz w:val="28"/>
+        </w:rPr>
+        <w:t xml:space="preserve"> </w:t>
+      </w:r>
+      <w:r>
+        <w:rPr>
+          <w:sz w:val="28"/>
+        </w:rPr>
+        <w:t xml:space="preserve">En el </w:t>
+      </w:r>
+      <w:r>
+        <w:rPr>
+          <w:sz w:val="28"/>
+        </w:rPr>
+        <w:t>interior del blindaje (región B)</w:t>
+      </w:r>
+      <w:r>
+        <w:rPr>
+          <w:sz w:val="28"/>
+        </w:rPr>
+        <w:t>, hay una discrepancia notable. Lo</w:t>
+      </w:r>
+      <w:r>
+        <w:rPr>
+          <w:sz w:val="28"/>
+        </w:rPr>
+        <w:t>s métodos de orden bajo (</w:t>
+      </w:r>
+      <m:oMath>
+        <m:sSub>
+          <m:sSubPr>
+            <m:ctrlPr>
+              <w:rPr>
+                <w:rFonts w:ascii="Cambria Math" w:hAnsi="Cambria Math"/>
+                <w:i/>
+                <w:sz w:val="28"/>
+              </w:rPr>
+            </m:ctrlPr>
+          </m:sSubPr>
+          <m:e>
+            <m:r>
+              <w:rPr>
+                <w:rFonts w:ascii="Cambria Math" w:hAnsi="Cambria Math"/>
+                <w:sz w:val="28"/>
+              </w:rPr>
+              <m:t>S</m:t>
+            </m:r>
+          </m:e>
+          <m:sub>
+            <m:r>
+              <w:rPr>
+                <w:rFonts w:ascii="Cambria Math" w:hAnsi="Cambria Math"/>
+                <w:sz w:val="28"/>
+              </w:rPr>
+              <m:t>2</m:t>
+            </m:r>
+          </m:sub>
+        </m:sSub>
+      </m:oMath>
+      <w:r>
+        <w:rPr>
+          <w:sz w:val="28"/>
+        </w:rPr>
+        <w:t xml:space="preserve">) suelen tener dificultades en regiones de fuerte absorción lejos de la fuente. </w:t>
+      </w:r>
+      <m:oMath>
+        <m:sSub>
+          <m:sSubPr>
+            <m:ctrlPr>
+              <w:rPr>
+                <w:rFonts w:ascii="Cambria Math" w:hAnsi="Cambria Math"/>
+                <w:i/>
+                <w:sz w:val="28"/>
+              </w:rPr>
+            </m:ctrlPr>
+          </m:sSubPr>
+          <m:e>
+            <m:r>
+              <w:rPr>
+                <w:rFonts w:ascii="Cambria Math" w:hAnsi="Cambria Math"/>
+                <w:sz w:val="28"/>
+              </w:rPr>
+              <m:t>S</m:t>
+            </m:r>
+          </m:e>
+          <m:sub>
+            <m:r>
+              <w:rPr>
+                <w:rFonts w:ascii="Cambria Math" w:hAnsi="Cambria Math"/>
+                <w:sz w:val="28"/>
+              </w:rPr>
+              <m:t>4</m:t>
+            </m:r>
+          </m:sub>
+        </m:sSub>
+      </m:oMath>
+      <w:r>
+        <w:rPr>
+          <w:rFonts w:eastAsiaTheme="minorEastAsia"/>
+          <w:sz w:val="28"/>
+        </w:rPr>
+        <w:t xml:space="preserve"> </w:t>
+      </w:r>
+      <w:proofErr w:type="gramStart"/>
+      <w:r>
+        <w:rPr>
+          <w:sz w:val="28"/>
+        </w:rPr>
+        <w:t>proporciona</w:t>
+      </w:r>
+      <w:proofErr w:type="gramEnd"/>
+      <w:r>
+        <w:rPr>
+          <w:sz w:val="28"/>
+        </w:rPr>
+        <w:t xml:space="preserve"> una mejor resolución de la distribución angular, permitiendo que la "cola" del flujo penetre de manera diferente a través del material absorbente.</w:t>
+      </w:r>
+    </w:p>
+    <w:p>
+      <w:pPr>
+        <w:jc w:val="both"/>
+        <w:rPr>
+          <w:sz w:val="28"/>
+        </w:rPr>
+      </w:pPr>
+      <w:r>
+        <w:rPr>
+          <w:b/>
+          <w:sz w:val="28"/>
+        </w:rPr>
+        <w:t>Convergencia:</w:t>
+      </w:r>
+      <w:r>
+        <w:rPr>
+          <w:b/>
+          <w:sz w:val="28"/>
+        </w:rPr>
+        <w:t xml:space="preserve"> </w:t>
+      </w:r>
+      <w:r>
+        <w:rPr>
+          <w:sz w:val="28"/>
+        </w:rPr>
+        <w:t xml:space="preserve">Ambos métodos requieren prácticamente el mismo esfuerzo computacional en términos de iteraciones (aprox. 470). Esto indica que aumentar el orden angular a </w:t>
+      </w:r>
+      <m:oMath>
+        <m:sSub>
+          <m:sSubPr>
+            <m:ctrlPr>
+              <w:rPr>
+                <w:rFonts w:ascii="Cambria Math" w:hAnsi="Cambria Math"/>
+                <w:i/>
+                <w:sz w:val="28"/>
+              </w:rPr>
+            </m:ctrlPr>
+          </m:sSubPr>
+          <m:e>
+            <m:r>
+              <w:rPr>
+                <w:rFonts w:ascii="Cambria Math" w:hAnsi="Cambria Math"/>
+                <w:sz w:val="28"/>
+              </w:rPr>
+              <m:t>S</m:t>
+            </m:r>
+          </m:e>
+          <m:sub>
+            <m:r>
+              <w:rPr>
+                <w:rFonts w:ascii="Cambria Math" w:hAnsi="Cambria Math"/>
+                <w:sz w:val="28"/>
+              </w:rPr>
+              <m:t>4</m:t>
+            </m:r>
+          </m:sub>
+        </m:sSub>
+      </m:oMath>
+      <w:r>
+        <w:rPr>
+          <w:rFonts w:eastAsiaTheme="minorEastAsia"/>
+          <w:sz w:val="28"/>
+        </w:rPr>
+        <w:t xml:space="preserve"> </w:t>
+      </w:r>
+      <w:r>
+        <w:rPr>
+          <w:sz w:val="28"/>
+        </w:rPr>
+        <w:t>mejora la precisión física (especialmente en las fugas) sin un costo prohibitivo en el número de iteraciones de la fuente, siempre y cuando la malla espacial sea adecuada.</w:t>
+      </w:r>
     </w:p>
     <w:sectPr>
       <w:pgSz w:w="11906" w:h="16838"/>
@@ -5457,6 +10246,155 @@
       </w:rPr>
     </w:lvl>
   </w:abstractNum>
+  <w:abstractNum w:abstractNumId="4">
+    <w:nsid w:val="74552862"/>
+    <w:multiLevelType w:val="multilevel"/>
+    <w:tmpl w:val="D17C11B2"/>
+    <w:lvl w:ilvl="0">
+      <w:start w:val="1"/>
+      <w:numFmt w:val="bullet"/>
+      <w:lvlText w:val=""/>
+      <w:lvlJc w:val="left"/>
+      <w:pPr>
+        <w:tabs>
+          <w:tab w:val="num" w:pos="720"/>
+        </w:tabs>
+        <w:ind w:left="720" w:hanging="360"/>
+      </w:pPr>
+      <w:rPr>
+        <w:rFonts w:ascii="Symbol" w:hAnsi="Symbol" w:hint="default"/>
+        <w:sz w:val="20"/>
+      </w:rPr>
+    </w:lvl>
+    <w:lvl w:ilvl="1" w:tentative="1">
+      <w:start w:val="1"/>
+      <w:numFmt w:val="bullet"/>
+      <w:lvlText w:val="o"/>
+      <w:lvlJc w:val="left"/>
+      <w:pPr>
+        <w:tabs>
+          <w:tab w:val="num" w:pos="1440"/>
+        </w:tabs>
+        <w:ind w:left="1440" w:hanging="360"/>
+      </w:pPr>
+      <w:rPr>
+        <w:rFonts w:ascii="Courier New" w:hAnsi="Courier New" w:hint="default"/>
+        <w:sz w:val="20"/>
+      </w:rPr>
+    </w:lvl>
+    <w:lvl w:ilvl="2" w:tentative="1">
+      <w:start w:val="1"/>
+      <w:numFmt w:val="bullet"/>
+      <w:lvlText w:val=""/>
+      <w:lvlJc w:val="left"/>
+      <w:pPr>
+        <w:tabs>
+          <w:tab w:val="num" w:pos="2160"/>
+        </w:tabs>
+        <w:ind w:left="2160" w:hanging="360"/>
+      </w:pPr>
+      <w:rPr>
+        <w:rFonts w:ascii="Wingdings" w:hAnsi="Wingdings" w:hint="default"/>
+        <w:sz w:val="20"/>
+      </w:rPr>
+    </w:lvl>
+    <w:lvl w:ilvl="3" w:tentative="1">
+      <w:start w:val="1"/>
+      <w:numFmt w:val="bullet"/>
+      <w:lvlText w:val=""/>
+      <w:lvlJc w:val="left"/>
+      <w:pPr>
+        <w:tabs>
+          <w:tab w:val="num" w:pos="2880"/>
+        </w:tabs>
+        <w:ind w:left="2880" w:hanging="360"/>
+      </w:pPr>
+      <w:rPr>
+        <w:rFonts w:ascii="Wingdings" w:hAnsi="Wingdings" w:hint="default"/>
+        <w:sz w:val="20"/>
+      </w:rPr>
+    </w:lvl>
+    <w:lvl w:ilvl="4" w:tentative="1">
+      <w:start w:val="1"/>
+      <w:numFmt w:val="bullet"/>
+      <w:lvlText w:val=""/>
+      <w:lvlJc w:val="left"/>
+      <w:pPr>
+        <w:tabs>
+          <w:tab w:val="num" w:pos="3600"/>
+        </w:tabs>
+        <w:ind w:left="3600" w:hanging="360"/>
+      </w:pPr>
+      <w:rPr>
+        <w:rFonts w:ascii="Wingdings" w:hAnsi="Wingdings" w:hint="default"/>
+        <w:sz w:val="20"/>
+      </w:rPr>
+    </w:lvl>
+    <w:lvl w:ilvl="5" w:tentative="1">
+      <w:start w:val="1"/>
+      <w:numFmt w:val="bullet"/>
+      <w:lvlText w:val=""/>
+      <w:lvlJc w:val="left"/>
+      <w:pPr>
+        <w:tabs>
+          <w:tab w:val="num" w:pos="4320"/>
+        </w:tabs>
+        <w:ind w:left="4320" w:hanging="360"/>
+      </w:pPr>
+      <w:rPr>
+        <w:rFonts w:ascii="Wingdings" w:hAnsi="Wingdings" w:hint="default"/>
+        <w:sz w:val="20"/>
+      </w:rPr>
+    </w:lvl>
+    <w:lvl w:ilvl="6" w:tentative="1">
+      <w:start w:val="1"/>
+      <w:numFmt w:val="bullet"/>
+      <w:lvlText w:val=""/>
+      <w:lvlJc w:val="left"/>
+      <w:pPr>
+        <w:tabs>
+          <w:tab w:val="num" w:pos="5040"/>
+        </w:tabs>
+        <w:ind w:left="5040" w:hanging="360"/>
+      </w:pPr>
+      <w:rPr>
+        <w:rFonts w:ascii="Wingdings" w:hAnsi="Wingdings" w:hint="default"/>
+        <w:sz w:val="20"/>
+      </w:rPr>
+    </w:lvl>
+    <w:lvl w:ilvl="7" w:tentative="1">
+      <w:start w:val="1"/>
+      <w:numFmt w:val="bullet"/>
+      <w:lvlText w:val=""/>
+      <w:lvlJc w:val="left"/>
+      <w:pPr>
+        <w:tabs>
+          <w:tab w:val="num" w:pos="5760"/>
+        </w:tabs>
+        <w:ind w:left="5760" w:hanging="360"/>
+      </w:pPr>
+      <w:rPr>
+        <w:rFonts w:ascii="Wingdings" w:hAnsi="Wingdings" w:hint="default"/>
+        <w:sz w:val="20"/>
+      </w:rPr>
+    </w:lvl>
+    <w:lvl w:ilvl="8" w:tentative="1">
+      <w:start w:val="1"/>
+      <w:numFmt w:val="bullet"/>
+      <w:lvlText w:val=""/>
+      <w:lvlJc w:val="left"/>
+      <w:pPr>
+        <w:tabs>
+          <w:tab w:val="num" w:pos="6480"/>
+        </w:tabs>
+        <w:ind w:left="6480" w:hanging="360"/>
+      </w:pPr>
+      <w:rPr>
+        <w:rFonts w:ascii="Wingdings" w:hAnsi="Wingdings" w:hint="default"/>
+        <w:sz w:val="20"/>
+      </w:rPr>
+    </w:lvl>
+  </w:abstractNum>
   <w:num w:numId="1">
     <w:abstractNumId w:val="0"/>
   </w:num>
@@ -5468,6 +10406,9 @@
   </w:num>
   <w:num w:numId="4">
     <w:abstractNumId w:val="3"/>
+  </w:num>
+  <w:num w:numId="5">
+    <w:abstractNumId w:val="4"/>
   </w:num>
 </w:numbering>
 </file>
@@ -6257,7 +11198,360 @@
     <w:basedOn w:val="Fuentedeprrafopredeter"/>
     <w:rsid w:val="006B4E12"/>
   </w:style>
+  <w:style w:type="character" w:customStyle="1" w:styleId="citation-37">
+    <w:name w:val="citation-37"/>
+    <w:basedOn w:val="Fuentedeprrafopredeter"/>
+    <w:rsid w:val="00F02EE2"/>
+  </w:style>
+  <w:style w:type="character" w:customStyle="1" w:styleId="citation-35">
+    <w:name w:val="citation-35"/>
+    <w:basedOn w:val="Fuentedeprrafopredeter"/>
+    <w:rsid w:val="00F02EE2"/>
+  </w:style>
+  <w:style w:type="character" w:styleId="Textoennegrita">
+    <w:name w:val="Strong"/>
+    <w:basedOn w:val="Fuentedeprrafopredeter"/>
+    <w:uiPriority w:val="22"/>
+    <w:qFormat/>
+    <w:rsid w:val="00F02EE2"/>
+    <w:rPr>
+      <w:b/>
+      <w:bCs/>
+    </w:rPr>
+  </w:style>
+  <w:style w:type="paragraph" w:styleId="NormalWeb">
+    <w:name w:val="Normal (Web)"/>
+    <w:basedOn w:val="Normal"/>
+    <w:uiPriority w:val="99"/>
+    <w:semiHidden/>
+    <w:unhideWhenUsed/>
+    <w:rsid w:val="00F02EE2"/>
+    <w:pPr>
+      <w:spacing w:before="100" w:beforeAutospacing="1" w:after="100" w:afterAutospacing="1" w:line="240" w:lineRule="auto"/>
+    </w:pPr>
+    <w:rPr>
+      <w:rFonts w:ascii="Times New Roman" w:eastAsia="Times New Roman" w:hAnsi="Times New Roman" w:cs="Times New Roman"/>
+      <w:kern w:val="0"/>
+      <w:lang w:eastAsia="es-ES"/>
+    </w:rPr>
+  </w:style>
 </w:styles>
+</file>
+
+<file path=word/glossary/document.xml><?xml version="1.0" encoding="utf-8"?>
+<w:glossaryDocument xmlns:ve="http://schemas.openxmlformats.org/markup-compatibility/2006" xmlns:o="urn:schemas-microsoft-com:office:office" xmlns:r="http://schemas.openxmlformats.org/officeDocument/2006/relationships" xmlns:m="http://schemas.openxmlformats.org/officeDocument/2006/math" xmlns:v="urn:schemas-microsoft-com:vml" xmlns:wp="http://schemas.openxmlformats.org/drawingml/2006/wordprocessingDrawing" xmlns:w10="urn:schemas-microsoft-com:office:word" xmlns:w="http://schemas.openxmlformats.org/wordprocessingml/2006/main" xmlns:wne="http://schemas.microsoft.com/office/word/2006/wordml">
+  <w:docParts/>
+</w:glossaryDocument>
+</file>
+
+<file path=word/glossary/fontTable.xml><?xml version="1.0" encoding="utf-8"?>
+<w:fonts xmlns:r="http://schemas.openxmlformats.org/officeDocument/2006/relationships" xmlns:w="http://schemas.openxmlformats.org/wordprocessingml/2006/main">
+  <w:font w:name="Calibri">
+    <w:panose1 w:val="020F0502020204030204"/>
+    <w:charset w:val="00"/>
+    <w:family w:val="swiss"/>
+    <w:pitch w:val="variable"/>
+    <w:sig w:usb0="E4002EFF" w:usb1="C000247B" w:usb2="00000009" w:usb3="00000000" w:csb0="000001FF" w:csb1="00000000"/>
+  </w:font>
+  <w:font w:name="Courier New">
+    <w:panose1 w:val="02070309020205020404"/>
+    <w:charset w:val="00"/>
+    <w:family w:val="modern"/>
+    <w:pitch w:val="fixed"/>
+    <w:sig w:usb0="E0002EFF" w:usb1="C0007843" w:usb2="00000009" w:usb3="00000000" w:csb0="000001FF" w:csb1="00000000"/>
+  </w:font>
+  <w:font w:name="Times New Roman">
+    <w:panose1 w:val="02020603050405020304"/>
+    <w:charset w:val="00"/>
+    <w:family w:val="roman"/>
+    <w:pitch w:val="variable"/>
+    <w:sig w:usb0="E0002EFF" w:usb1="C000785B" w:usb2="00000009" w:usb3="00000000" w:csb0="000001FF" w:csb1="00000000"/>
+  </w:font>
+  <w:font w:name="Wingdings">
+    <w:panose1 w:val="05000000000000000000"/>
+    <w:charset w:val="02"/>
+    <w:family w:val="auto"/>
+    <w:pitch w:val="variable"/>
+    <w:sig w:usb0="00000000" w:usb1="10000000" w:usb2="00000000" w:usb3="00000000" w:csb0="80000000" w:csb1="00000000"/>
+  </w:font>
+  <w:font w:name="Symbol">
+    <w:panose1 w:val="05050102010706020507"/>
+    <w:charset w:val="02"/>
+    <w:family w:val="roman"/>
+    <w:pitch w:val="variable"/>
+    <w:sig w:usb0="00000000" w:usb1="10000000" w:usb2="00000000" w:usb3="00000000" w:csb0="80000000" w:csb1="00000000"/>
+  </w:font>
+  <w:font w:name="Calibri Light">
+    <w:panose1 w:val="020F0302020204030204"/>
+    <w:charset w:val="00"/>
+    <w:family w:val="swiss"/>
+    <w:pitch w:val="variable"/>
+    <w:sig w:usb0="E4002EFF" w:usb1="C000247B" w:usb2="00000009" w:usb3="00000000" w:csb0="000001FF" w:csb1="00000000"/>
+  </w:font>
+  <w:font w:name="Tahoma">
+    <w:panose1 w:val="020B0604030504040204"/>
+    <w:charset w:val="00"/>
+    <w:family w:val="swiss"/>
+    <w:notTrueType/>
+    <w:pitch w:val="variable"/>
+    <w:sig w:usb0="00000003" w:usb1="00000000" w:usb2="00000000" w:usb3="00000000" w:csb0="00000001" w:csb1="00000000"/>
+  </w:font>
+  <w:font w:name="Cambria Math">
+    <w:panose1 w:val="02040503050406030204"/>
+    <w:charset w:val="00"/>
+    <w:family w:val="roman"/>
+    <w:pitch w:val="variable"/>
+    <w:sig w:usb0="E00006FF" w:usb1="420024FF" w:usb2="02000000" w:usb3="00000000" w:csb0="0000019F" w:csb1="00000000"/>
+  </w:font>
+  <w:font w:name="Cambria">
+    <w:panose1 w:val="02040503050406030204"/>
+    <w:charset w:val="00"/>
+    <w:family w:val="roman"/>
+    <w:pitch w:val="variable"/>
+    <w:sig w:usb0="E00006FF" w:usb1="420024FF" w:usb2="02000000" w:usb3="00000000" w:csb0="0000019F" w:csb1="00000000"/>
+  </w:font>
+</w:fonts>
+</file>
+
+<file path=word/glossary/settings.xml><?xml version="1.0" encoding="utf-8"?>
+<w:settings xmlns:o="urn:schemas-microsoft-com:office:office" xmlns:r="http://schemas.openxmlformats.org/officeDocument/2006/relationships" xmlns:m="http://schemas.openxmlformats.org/officeDocument/2006/math" xmlns:v="urn:schemas-microsoft-com:vml" xmlns:w10="urn:schemas-microsoft-com:office:word" xmlns:w="http://schemas.openxmlformats.org/wordprocessingml/2006/main" xmlns:sl="http://schemas.openxmlformats.org/schemaLibrary/2006/main">
+  <w:view w:val="normal"/>
+  <w:defaultTabStop w:val="708"/>
+  <w:hyphenationZone w:val="425"/>
+  <w:characterSpacingControl w:val="doNotCompress"/>
+  <w:compat>
+    <w:useFELayout/>
+  </w:compat>
+  <w:rsids>
+    <w:rsidRoot w:val="00757354"/>
+    <w:rsid w:val="00757354"/>
+    <w:rsid w:val="00CD331E"/>
+  </w:rsids>
+  <m:mathPr>
+    <m:mathFont m:val="Cambria Math"/>
+    <m:brkBin m:val="before"/>
+    <m:brkBinSub m:val="--"/>
+    <m:smallFrac m:val="off"/>
+    <m:dispDef/>
+    <m:lMargin m:val="0"/>
+    <m:rMargin m:val="0"/>
+    <m:defJc m:val="centerGroup"/>
+    <m:wrapIndent m:val="1440"/>
+    <m:intLim m:val="subSup"/>
+    <m:naryLim m:val="undOvr"/>
+  </m:mathPr>
+  <w:themeFontLang w:val="es-ES"/>
+  <w:clrSchemeMapping w:bg1="light1" w:t1="dark1" w:bg2="light2" w:t2="dark2" w:accent1="accent1" w:accent2="accent2" w:accent3="accent3" w:accent4="accent4" w:accent5="accent5" w:accent6="accent6" w:hyperlink="hyperlink" w:followedHyperlink="followedHyperlink"/>
+  <w:decimalSymbol w:val=","/>
+  <w:listSeparator w:val=";"/>
+</w:settings>
+</file>
+
+<file path=word/glossary/styles.xml><?xml version="1.0" encoding="utf-8"?>
+<w:styles xmlns:r="http://schemas.openxmlformats.org/officeDocument/2006/relationships" xmlns:w="http://schemas.openxmlformats.org/wordprocessingml/2006/main">
+  <w:docDefaults>
+    <w:rPrDefault>
+      <w:rPr>
+        <w:rFonts w:asciiTheme="minorHAnsi" w:eastAsiaTheme="minorEastAsia" w:hAnsiTheme="minorHAnsi" w:cstheme="minorBidi"/>
+        <w:sz w:val="22"/>
+        <w:szCs w:val="22"/>
+        <w:lang w:val="es-ES" w:eastAsia="es-ES" w:bidi="ar-SA"/>
+      </w:rPr>
+    </w:rPrDefault>
+    <w:pPrDefault>
+      <w:pPr>
+        <w:spacing w:after="200" w:line="276" w:lineRule="auto"/>
+      </w:pPr>
+    </w:pPrDefault>
+  </w:docDefaults>
+  <w:latentStyles w:defLockedState="0" w:defUIPriority="99" w:defSemiHidden="1" w:defUnhideWhenUsed="1" w:defQFormat="0" w:count="267">
+    <w:lsdException w:name="Normal" w:semiHidden="0" w:uiPriority="0" w:unhideWhenUsed="0" w:qFormat="1"/>
+    <w:lsdException w:name="heading 1" w:semiHidden="0" w:uiPriority="9" w:unhideWhenUsed="0" w:qFormat="1"/>
+    <w:lsdException w:name="heading 2" w:uiPriority="9" w:qFormat="1"/>
+    <w:lsdException w:name="heading 3" w:uiPriority="9" w:qFormat="1"/>
+    <w:lsdException w:name="heading 4" w:uiPriority="9" w:qFormat="1"/>
+    <w:lsdException w:name="heading 5" w:uiPriority="9" w:qFormat="1"/>
+    <w:lsdException w:name="heading 6" w:uiPriority="9" w:qFormat="1"/>
+    <w:lsdException w:name="heading 7" w:uiPriority="9" w:qFormat="1"/>
+    <w:lsdException w:name="heading 8" w:uiPriority="9" w:qFormat="1"/>
+    <w:lsdException w:name="heading 9" w:uiPriority="9" w:qFormat="1"/>
+    <w:lsdException w:name="toc 1" w:uiPriority="39"/>
+    <w:lsdException w:name="toc 2" w:uiPriority="39"/>
+    <w:lsdException w:name="toc 3" w:uiPriority="39"/>
+    <w:lsdException w:name="toc 4" w:uiPriority="39"/>
+    <w:lsdException w:name="toc 5" w:uiPriority="39"/>
+    <w:lsdException w:name="toc 6" w:uiPriority="39"/>
+    <w:lsdException w:name="toc 7" w:uiPriority="39"/>
+    <w:lsdException w:name="toc 8" w:uiPriority="39"/>
+    <w:lsdException w:name="toc 9" w:uiPriority="39"/>
+    <w:lsdException w:name="caption" w:uiPriority="35" w:qFormat="1"/>
+    <w:lsdException w:name="Title" w:semiHidden="0" w:uiPriority="10" w:unhideWhenUsed="0" w:qFormat="1"/>
+    <w:lsdException w:name="Default Paragraph Font" w:uiPriority="1"/>
+    <w:lsdException w:name="Subtitle" w:semiHidden="0" w:uiPriority="11" w:unhideWhenUsed="0" w:qFormat="1"/>
+    <w:lsdException w:name="Strong" w:semiHidden="0" w:uiPriority="22" w:unhideWhenUsed="0" w:qFormat="1"/>
+    <w:lsdException w:name="Emphasis" w:semiHidden="0" w:uiPriority="20" w:unhideWhenUsed="0" w:qFormat="1"/>
+    <w:lsdException w:name="Table Grid" w:semiHidden="0" w:uiPriority="59" w:unhideWhenUsed="0"/>
+    <w:lsdException w:name="Placeholder Text" w:unhideWhenUsed="0"/>
+    <w:lsdException w:name="No Spacing" w:semiHidden="0" w:uiPriority="1" w:unhideWhenUsed="0" w:qFormat="1"/>
+    <w:lsdException w:name="Light Shading" w:semiHidden="0" w:uiPriority="60" w:unhideWhenUsed="0"/>
+    <w:lsdException w:name="Light List" w:semiHidden="0" w:uiPriority="61" w:unhideWhenUsed="0"/>
+    <w:lsdException w:name="Light Grid" w:semiHidden="0" w:uiPriority="62" w:unhideWhenUsed="0"/>
+    <w:lsdException w:name="Medium Shading 1" w:semiHidden="0" w:uiPriority="63" w:unhideWhenUsed="0"/>
+    <w:lsdException w:name="Medium Shading 2" w:semiHidden="0" w:uiPriority="64" w:unhideWhenUsed="0"/>
+    <w:lsdException w:name="Medium List 1" w:semiHidden="0" w:uiPriority="65" w:unhideWhenUsed="0"/>
+    <w:lsdException w:name="Medium List 2" w:semiHidden="0" w:uiPriority="66" w:unhideWhenUsed="0"/>
+    <w:lsdException w:name="Medium Grid 1" w:semiHidden="0" w:uiPriority="67" w:unhideWhenUsed="0"/>
+    <w:lsdException w:name="Medium Grid 2" w:semiHidden="0" w:uiPriority="68" w:unhideWhenUsed="0"/>
+    <w:lsdException w:name="Medium Grid 3" w:semiHidden="0" w:uiPriority="69" w:unhideWhenUsed="0"/>
+    <w:lsdException w:name="Dark List" w:semiHidden="0" w:uiPriority="70" w:unhideWhenUsed="0"/>
+    <w:lsdException w:name="Colorful Shading" w:semiHidden="0" w:uiPriority="71" w:unhideWhenUsed="0"/>
+    <w:lsdException w:name="Colorful List" w:semiHidden="0" w:uiPriority="72" w:unhideWhenUsed="0"/>
+    <w:lsdException w:name="Colorful Grid" w:semiHidden="0" w:uiPriority="73" w:unhideWhenUsed="0"/>
+    <w:lsdException w:name="Light Shading Accent 1" w:semiHidden="0" w:uiPriority="60" w:unhideWhenUsed="0"/>
+    <w:lsdException w:name="Light List Accent 1" w:semiHidden="0" w:uiPriority="61" w:unhideWhenUsed="0"/>
+    <w:lsdException w:name="Light Grid Accent 1" w:semiHidden="0" w:uiPriority="62" w:unhideWhenUsed="0"/>
+    <w:lsdException w:name="Medium Shading 1 Accent 1" w:semiHidden="0" w:uiPriority="63" w:unhideWhenUsed="0"/>
+    <w:lsdException w:name="Medium Shading 2 Accent 1" w:semiHidden="0" w:uiPriority="64" w:unhideWhenUsed="0"/>
+    <w:lsdException w:name="Medium List 1 Accent 1" w:semiHidden="0" w:uiPriority="65" w:unhideWhenUsed="0"/>
+    <w:lsdException w:name="Revision" w:unhideWhenUsed="0"/>
+    <w:lsdException w:name="List Paragraph" w:semiHidden="0" w:uiPriority="34" w:unhideWhenUsed="0" w:qFormat="1"/>
+    <w:lsdException w:name="Quote" w:semiHidden="0" w:uiPriority="29" w:unhideWhenUsed="0" w:qFormat="1"/>
+    <w:lsdException w:name="Intense Quote" w:semiHidden="0" w:uiPriority="30" w:unhideWhenUsed="0" w:qFormat="1"/>
+    <w:lsdException w:name="Medium List 2 Accent 1" w:semiHidden="0" w:uiPriority="66" w:unhideWhenUsed="0"/>
+    <w:lsdException w:name="Medium Grid 1 Accent 1" w:semiHidden="0" w:uiPriority="67" w:unhideWhenUsed="0"/>
+    <w:lsdException w:name="Medium Grid 2 Accent 1" w:semiHidden="0" w:uiPriority="68" w:unhideWhenUsed="0"/>
+    <w:lsdException w:name="Medium Grid 3 Accent 1" w:semiHidden="0" w:uiPriority="69" w:unhideWhenUsed="0"/>
+    <w:lsdException w:name="Dark List Accent 1" w:semiHidden="0" w:uiPriority="70" w:unhideWhenUsed="0"/>
+    <w:lsdException w:name="Colorful Shading Accent 1" w:semiHidden="0" w:uiPriority="71" w:unhideWhenUsed="0"/>
+    <w:lsdException w:name="Colorful List Accent 1" w:semiHidden="0" w:uiPriority="72" w:unhideWhenUsed="0"/>
+    <w:lsdException w:name="Colorful Grid Accent 1" w:semiHidden="0" w:uiPriority="73" w:unhideWhenUsed="0"/>
+    <w:lsdException w:name="Light Shading Accent 2" w:semiHidden="0" w:uiPriority="60" w:unhideWhenUsed="0"/>
+    <w:lsdException w:name="Light List Accent 2" w:semiHidden="0" w:uiPriority="61" w:unhideWhenUsed="0"/>
+    <w:lsdException w:name="Light Grid Accent 2" w:semiHidden="0" w:uiPriority="62" w:unhideWhenUsed="0"/>
+    <w:lsdException w:name="Medium Shading 1 Accent 2" w:semiHidden="0" w:uiPriority="63" w:unhideWhenUsed="0"/>
+    <w:lsdException w:name="Medium Shading 2 Accent 2" w:semiHidden="0" w:uiPriority="64" w:unhideWhenUsed="0"/>
+    <w:lsdException w:name="Medium List 1 Accent 2" w:semiHidden="0" w:uiPriority="65" w:unhideWhenUsed="0"/>
+    <w:lsdException w:name="Medium List 2 Accent 2" w:semiHidden="0" w:uiPriority="66" w:unhideWhenUsed="0"/>
+    <w:lsdException w:name="Medium Grid 1 Accent 2" w:semiHidden="0" w:uiPriority="67" w:unhideWhenUsed="0"/>
+    <w:lsdException w:name="Medium Grid 2 Accent 2" w:semiHidden="0" w:uiPriority="68" w:unhideWhenUsed="0"/>
+    <w:lsdException w:name="Medium Grid 3 Accent 2" w:semiHidden="0" w:uiPriority="69" w:unhideWhenUsed="0"/>
+    <w:lsdException w:name="Dark List Accent 2" w:semiHidden="0" w:uiPriority="70" w:unhideWhenUsed="0"/>
+    <w:lsdException w:name="Colorful Shading Accent 2" w:semiHidden="0" w:uiPriority="71" w:unhideWhenUsed="0"/>
+    <w:lsdException w:name="Colorful List Accent 2" w:semiHidden="0" w:uiPriority="72" w:unhideWhenUsed="0"/>
+    <w:lsdException w:name="Colorful Grid Accent 2" w:semiHidden="0" w:uiPriority="73" w:unhideWhenUsed="0"/>
+    <w:lsdException w:name="Light Shading Accent 3" w:semiHidden="0" w:uiPriority="60" w:unhideWhenUsed="0"/>
+    <w:lsdException w:name="Light List Accent 3" w:semiHidden="0" w:uiPriority="61" w:unhideWhenUsed="0"/>
+    <w:lsdException w:name="Light Grid Accent 3" w:semiHidden="0" w:uiPriority="62" w:unhideWhenUsed="0"/>
+    <w:lsdException w:name="Medium Shading 1 Accent 3" w:semiHidden="0" w:uiPriority="63" w:unhideWhenUsed="0"/>
+    <w:lsdException w:name="Medium Shading 2 Accent 3" w:semiHidden="0" w:uiPriority="64" w:unhideWhenUsed="0"/>
+    <w:lsdException w:name="Medium List 1 Accent 3" w:semiHidden="0" w:uiPriority="65" w:unhideWhenUsed="0"/>
+    <w:lsdException w:name="Medium List 2 Accent 3" w:semiHidden="0" w:uiPriority="66" w:unhideWhenUsed="0"/>
+    <w:lsdException w:name="Medium Grid 1 Accent 3" w:semiHidden="0" w:uiPriority="67" w:unhideWhenUsed="0"/>
+    <w:lsdException w:name="Medium Grid 2 Accent 3" w:semiHidden="0" w:uiPriority="68" w:unhideWhenUsed="0"/>
+    <w:lsdException w:name="Medium Grid 3 Accent 3" w:semiHidden="0" w:uiPriority="69" w:unhideWhenUsed="0"/>
+    <w:lsdException w:name="Dark List Accent 3" w:semiHidden="0" w:uiPriority="70" w:unhideWhenUsed="0"/>
+    <w:lsdException w:name="Colorful Shading Accent 3" w:semiHidden="0" w:uiPriority="71" w:unhideWhenUsed="0"/>
+    <w:lsdException w:name="Colorful List Accent 3" w:semiHidden="0" w:uiPriority="72" w:unhideWhenUsed="0"/>
+    <w:lsdException w:name="Colorful Grid Accent 3" w:semiHidden="0" w:uiPriority="73" w:unhideWhenUsed="0"/>
+    <w:lsdException w:name="Light Shading Accent 4" w:semiHidden="0" w:uiPriority="60" w:unhideWhenUsed="0"/>
+    <w:lsdException w:name="Light List Accent 4" w:semiHidden="0" w:uiPriority="61" w:unhideWhenUsed="0"/>
+    <w:lsdException w:name="Light Grid Accent 4" w:semiHidden="0" w:uiPriority="62" w:unhideWhenUsed="0"/>
+    <w:lsdException w:name="Medium Shading 1 Accent 4" w:semiHidden="0" w:uiPriority="63" w:unhideWhenUsed="0"/>
+    <w:lsdException w:name="Medium Shading 2 Accent 4" w:semiHidden="0" w:uiPriority="64" w:unhideWhenUsed="0"/>
+    <w:lsdException w:name="Medium List 1 Accent 4" w:semiHidden="0" w:uiPriority="65" w:unhideWhenUsed="0"/>
+    <w:lsdException w:name="Medium List 2 Accent 4" w:semiHidden="0" w:uiPriority="66" w:unhideWhenUsed="0"/>
+    <w:lsdException w:name="Medium Grid 1 Accent 4" w:semiHidden="0" w:uiPriority="67" w:unhideWhenUsed="0"/>
+    <w:lsdException w:name="Medium Grid 2 Accent 4" w:semiHidden="0" w:uiPriority="68" w:unhideWhenUsed="0"/>
+    <w:lsdException w:name="Medium Grid 3 Accent 4" w:semiHidden="0" w:uiPriority="69" w:unhideWhenUsed="0"/>
+    <w:lsdException w:name="Dark List Accent 4" w:semiHidden="0" w:uiPriority="70" w:unhideWhenUsed="0"/>
+    <w:lsdException w:name="Colorful Shading Accent 4" w:semiHidden="0" w:uiPriority="71" w:unhideWhenUsed="0"/>
+    <w:lsdException w:name="Colorful List Accent 4" w:semiHidden="0" w:uiPriority="72" w:unhideWhenUsed="0"/>
+    <w:lsdException w:name="Colorful Grid Accent 4" w:semiHidden="0" w:uiPriority="73" w:unhideWhenUsed="0"/>
+    <w:lsdException w:name="Light Shading Accent 5" w:semiHidden="0" w:uiPriority="60" w:unhideWhenUsed="0"/>
+    <w:lsdException w:name="Light List Accent 5" w:semiHidden="0" w:uiPriority="61" w:unhideWhenUsed="0"/>
+    <w:lsdException w:name="Light Grid Accent 5" w:semiHidden="0" w:uiPriority="62" w:unhideWhenUsed="0"/>
+    <w:lsdException w:name="Medium Shading 1 Accent 5" w:semiHidden="0" w:uiPriority="63" w:unhideWhenUsed="0"/>
+    <w:lsdException w:name="Medium Shading 2 Accent 5" w:semiHidden="0" w:uiPriority="64" w:unhideWhenUsed="0"/>
+    <w:lsdException w:name="Medium List 1 Accent 5" w:semiHidden="0" w:uiPriority="65" w:unhideWhenUsed="0"/>
+    <w:lsdException w:name="Medium List 2 Accent 5" w:semiHidden="0" w:uiPriority="66" w:unhideWhenUsed="0"/>
+    <w:lsdException w:name="Medium Grid 1 Accent 5" w:semiHidden="0" w:uiPriority="67" w:unhideWhenUsed="0"/>
+    <w:lsdException w:name="Medium Grid 2 Accent 5" w:semiHidden="0" w:uiPriority="68" w:unhideWhenUsed="0"/>
+    <w:lsdException w:name="Medium Grid 3 Accent 5" w:semiHidden="0" w:uiPriority="69" w:unhideWhenUsed="0"/>
+    <w:lsdException w:name="Dark List Accent 5" w:semiHidden="0" w:uiPriority="70" w:unhideWhenUsed="0"/>
+    <w:lsdException w:name="Colorful Shading Accent 5" w:semiHidden="0" w:uiPriority="71" w:unhideWhenUsed="0"/>
+    <w:lsdException w:name="Colorful List Accent 5" w:semiHidden="0" w:uiPriority="72" w:unhideWhenUsed="0"/>
+    <w:lsdException w:name="Colorful Grid Accent 5" w:semiHidden="0" w:uiPriority="73" w:unhideWhenUsed="0"/>
+    <w:lsdException w:name="Light Shading Accent 6" w:semiHidden="0" w:uiPriority="60" w:unhideWhenUsed="0"/>
+    <w:lsdException w:name="Light List Accent 6" w:semiHidden="0" w:uiPriority="61" w:unhideWhenUsed="0"/>
+    <w:lsdException w:name="Light Grid Accent 6" w:semiHidden="0" w:uiPriority="62" w:unhideWhenUsed="0"/>
+    <w:lsdException w:name="Medium Shading 1 Accent 6" w:semiHidden="0" w:uiPriority="63" w:unhideWhenUsed="0"/>
+    <w:lsdException w:name="Medium Shading 2 Accent 6" w:semiHidden="0" w:uiPriority="64" w:unhideWhenUsed="0"/>
+    <w:lsdException w:name="Medium List 1 Accent 6" w:semiHidden="0" w:uiPriority="65" w:unhideWhenUsed="0"/>
+    <w:lsdException w:name="Medium List 2 Accent 6" w:semiHidden="0" w:uiPriority="66" w:unhideWhenUsed="0"/>
+    <w:lsdException w:name="Medium Grid 1 Accent 6" w:semiHidden="0" w:uiPriority="67" w:unhideWhenUsed="0"/>
+    <w:lsdException w:name="Medium Grid 2 Accent 6" w:semiHidden="0" w:uiPriority="68" w:unhideWhenUsed="0"/>
+    <w:lsdException w:name="Medium Grid 3 Accent 6" w:semiHidden="0" w:uiPriority="69" w:unhideWhenUsed="0"/>
+    <w:lsdException w:name="Dark List Accent 6" w:semiHidden="0" w:uiPriority="70" w:unhideWhenUsed="0"/>
+    <w:lsdException w:name="Colorful Shading Accent 6" w:semiHidden="0" w:uiPriority="71" w:unhideWhenUsed="0"/>
+    <w:lsdException w:name="Colorful List Accent 6" w:semiHidden="0" w:uiPriority="72" w:unhideWhenUsed="0"/>
+    <w:lsdException w:name="Colorful Grid Accent 6" w:semiHidden="0" w:uiPriority="73" w:unhideWhenUsed="0"/>
+    <w:lsdException w:name="Subtle Emphasis" w:semiHidden="0" w:uiPriority="19" w:unhideWhenUsed="0" w:qFormat="1"/>
+    <w:lsdException w:name="Intense Emphasis" w:semiHidden="0" w:uiPriority="21" w:unhideWhenUsed="0" w:qFormat="1"/>
+    <w:lsdException w:name="Subtle Reference" w:semiHidden="0" w:uiPriority="31" w:unhideWhenUsed="0" w:qFormat="1"/>
+    <w:lsdException w:name="Intense Reference" w:semiHidden="0" w:uiPriority="32" w:unhideWhenUsed="0" w:qFormat="1"/>
+    <w:lsdException w:name="Book Title" w:semiHidden="0" w:uiPriority="33" w:unhideWhenUsed="0" w:qFormat="1"/>
+    <w:lsdException w:name="Bibliography" w:uiPriority="37"/>
+    <w:lsdException w:name="TOC Heading" w:uiPriority="39" w:qFormat="1"/>
+  </w:latentStyles>
+  <w:style w:type="paragraph" w:default="1" w:styleId="Normal">
+    <w:name w:val="Normal"/>
+    <w:qFormat/>
+  </w:style>
+  <w:style w:type="character" w:default="1" w:styleId="Fuentedeprrafopredeter">
+    <w:name w:val="Default Paragraph Font"/>
+    <w:uiPriority w:val="1"/>
+    <w:semiHidden/>
+    <w:unhideWhenUsed/>
+  </w:style>
+  <w:style w:type="table" w:default="1" w:styleId="Tablanormal">
+    <w:name w:val="Normal Table"/>
+    <w:uiPriority w:val="99"/>
+    <w:semiHidden/>
+    <w:unhideWhenUsed/>
+    <w:qFormat/>
+    <w:tblPr>
+      <w:tblInd w:w="0" w:type="dxa"/>
+      <w:tblCellMar>
+        <w:top w:w="0" w:type="dxa"/>
+        <w:left w:w="108" w:type="dxa"/>
+        <w:bottom w:w="0" w:type="dxa"/>
+        <w:right w:w="108" w:type="dxa"/>
+      </w:tblCellMar>
+    </w:tblPr>
+  </w:style>
+  <w:style w:type="numbering" w:default="1" w:styleId="Sinlista">
+    <w:name w:val="No List"/>
+    <w:uiPriority w:val="99"/>
+    <w:semiHidden/>
+    <w:unhideWhenUsed/>
+  </w:style>
+  <w:style w:type="character" w:styleId="Textodelmarcadordeposicin">
+    <w:name w:val="Placeholder Text"/>
+    <w:basedOn w:val="Fuentedeprrafopredeter"/>
+    <w:uiPriority w:val="99"/>
+    <w:semiHidden/>
+    <w:rsid w:val="00757354"/>
+    <w:rPr>
+      <w:color w:val="808080"/>
+    </w:rPr>
+  </w:style>
+</w:styles>
+</file>
+
+<file path=word/glossary/webSettings.xml><?xml version="1.0" encoding="utf-8"?>
+<w:webSettings xmlns:r="http://schemas.openxmlformats.org/officeDocument/2006/relationships" xmlns:w="http://schemas.openxmlformats.org/wordprocessingml/2006/main">
+  <w:optimizeForBrowser/>
+</w:webSettings>
 </file>
 
 <file path=word/theme/theme1.xml><?xml version="1.0" encoding="utf-8"?>
